--- a/CÔNG TY FELIZ THỌ LẬP/FELIZ THỌ LẬP_ThayDoiCSH_DDPL/HoSo2_QUYẾT ĐỊNH THAY ĐỔI.docx
+++ b/CÔNG TY FELIZ THỌ LẬP/FELIZ THỌ LẬP_ThayDoiCSH_DDPL/HoSo2_QUYẾT ĐỊNH THAY ĐỔI.docx
@@ -1,6 +1,6 @@
 
 <file path=word/document.xml><?xml version="1.0" encoding="utf-8"?>
-<w:document xmlns:wpc="http://schemas.microsoft.com/office/word/2010/wordprocessingCanvas" xmlns:cx="http://schemas.microsoft.com/office/drawing/2014/chartex" xmlns:mc="http://schemas.openxmlformats.org/markup-compatibility/2006" xmlns:o="urn:schemas-microsoft-com:office:office" xmlns:r="http://schemas.openxmlformats.org/officeDocument/2006/relationships" xmlns:m="http://schemas.openxmlformats.org/officeDocument/2006/math" xmlns:v="urn:schemas-microsoft-com:vml" xmlns:wp14="http://schemas.microsoft.com/office/word/2010/wordprocessingDrawing" xmlns:wp="http://schemas.openxmlformats.org/drawingml/2006/wordprocessingDrawing" xmlns:w10="urn:schemas-microsoft-com:office:word" xmlns:w="http://schemas.openxmlformats.org/wordprocessingml/2006/main" xmlns:w14="http://schemas.microsoft.com/office/word/2010/wordml" xmlns:w15="http://schemas.microsoft.com/office/word/2012/wordml" xmlns:w16se="http://schemas.microsoft.com/office/word/2015/wordml/symex" xmlns:wpg="http://schemas.microsoft.com/office/word/2010/wordprocessingGroup" xmlns:wpi="http://schemas.microsoft.com/office/word/2010/wordprocessingInk" xmlns:wne="http://schemas.microsoft.com/office/word/2006/wordml" xmlns:wps="http://schemas.microsoft.com/office/word/2010/wordprocessingShape" mc:Ignorable="w14 w15 w16se wp14">
+<w:document xmlns:wpc="http://schemas.microsoft.com/office/word/2010/wordprocessingCanvas" xmlns:cx="http://schemas.microsoft.com/office/drawing/2014/chartex" xmlns:cx1="http://schemas.microsoft.com/office/drawing/2015/9/8/chartex" xmlns:mc="http://schemas.openxmlformats.org/markup-compatibility/2006" xmlns:o="urn:schemas-microsoft-com:office:office" xmlns:r="http://schemas.openxmlformats.org/officeDocument/2006/relationships" xmlns:m="http://schemas.openxmlformats.org/officeDocument/2006/math" xmlns:v="urn:schemas-microsoft-com:vml" xmlns:wp14="http://schemas.microsoft.com/office/word/2010/wordprocessingDrawing" xmlns:wp="http://schemas.openxmlformats.org/drawingml/2006/wordprocessingDrawing" xmlns:w10="urn:schemas-microsoft-com:office:word" xmlns:w="http://schemas.openxmlformats.org/wordprocessingml/2006/main" xmlns:w14="http://schemas.microsoft.com/office/word/2010/wordml" xmlns:w15="http://schemas.microsoft.com/office/word/2012/wordml" xmlns:w16se="http://schemas.microsoft.com/office/word/2015/wordml/symex" xmlns:wpg="http://schemas.microsoft.com/office/word/2010/wordprocessingGroup" xmlns:wpi="http://schemas.microsoft.com/office/word/2010/wordprocessingInk" xmlns:wne="http://schemas.microsoft.com/office/word/2006/wordml" xmlns:wps="http://schemas.microsoft.com/office/word/2010/wordprocessingShape" mc:Ignorable="w14 w15 w16se wp14">
   <w:body>
     <w:p>
       <w:pPr>
@@ -83,7 +83,7 @@
                 <w:sz w:val="28"/>
                 <w:szCs w:val="28"/>
               </w:rPr>
-              <w:t>CÔNG TY TNHH BAO BÌ CONDAN</w:t>
+              <w:t>CÔNG TY TNHH FELIZ THỌ LẬP HOTEL</w:t>
             </w:r>
           </w:p>
           <w:p>
@@ -236,7 +236,7 @@
                 <w:sz w:val="28"/>
                 <w:szCs w:val="28"/>
               </w:rPr>
-              <w:t> -------------------------------------</w:t>
+              <w:t> ---------------------------</w:t>
             </w:r>
             <w:r>
               <w:rPr>
@@ -246,8 +246,28 @@
                 <w:sz w:val="28"/>
                 <w:szCs w:val="28"/>
               </w:rPr>
+              <w:t>----------</w:t>
+            </w:r>
+            <w:r>
+              <w:rPr>
+                <w:rFonts w:ascii="Times New Roman" w:eastAsia="Times New Roman" w:hAnsi="Times New Roman" w:cs="Times New Roman"/>
+                <w:b/>
+                <w:bCs/>
+                <w:sz w:val="28"/>
+                <w:szCs w:val="28"/>
+              </w:rPr>
               <w:br/>
-              <w:t>                      </w:t>
+              <w:t>                    </w:t>
+            </w:r>
+            <w:r>
+              <w:rPr>
+                <w:rFonts w:ascii="Times New Roman" w:eastAsia="Times New Roman" w:hAnsi="Times New Roman" w:cs="Times New Roman"/>
+                <w:b/>
+                <w:bCs/>
+                <w:sz w:val="28"/>
+                <w:szCs w:val="28"/>
+              </w:rPr>
+              <w:t> </w:t>
             </w:r>
             <w:r>
               <w:rPr>
@@ -267,7 +287,7 @@
                 <w:sz w:val="28"/>
                 <w:szCs w:val="28"/>
               </w:rPr>
-              <w:t>30</w:t>
+              <w:t>3</w:t>
             </w:r>
             <w:r>
               <w:rPr>
@@ -287,7 +307,7 @@
                 <w:sz w:val="28"/>
                 <w:szCs w:val="28"/>
               </w:rPr>
-              <w:t>12</w:t>
+              <w:t>2</w:t>
             </w:r>
             <w:r>
               <w:rPr>
@@ -307,7 +327,17 @@
                 <w:sz w:val="28"/>
                 <w:szCs w:val="28"/>
               </w:rPr>
-              <w:t>2025</w:t>
+              <w:t>202</w:t>
+            </w:r>
+            <w:r>
+              <w:rPr>
+                <w:rFonts w:ascii="Times New Roman" w:eastAsia="Times New Roman" w:hAnsi="Times New Roman" w:cs="Times New Roman"/>
+                <w:i/>
+                <w:iCs/>
+                <w:sz w:val="28"/>
+                <w:szCs w:val="28"/>
+              </w:rPr>
+              <w:t>6</w:t>
             </w:r>
           </w:p>
         </w:tc>
@@ -407,16 +437,6 @@
           <w:szCs w:val="28"/>
         </w:rPr>
         <w:t>Người đại diện pháp luật</w:t>
-      </w:r>
-      <w:r>
-        <w:rPr>
-          <w:rFonts w:ascii="Times New Roman" w:eastAsia="Times New Roman" w:hAnsi="Times New Roman" w:cs="Times New Roman"/>
-          <w:b/>
-          <w:bCs/>
-          <w:sz w:val="28"/>
-          <w:szCs w:val="28"/>
-        </w:rPr>
-        <w:t>, ngành nghề kinh doanh</w:t>
       </w:r>
     </w:p>
     <w:p>
@@ -503,7 +523,7 @@
               </wp:anchor>
             </w:drawing>
           </mc:Choice>
-          <mc:Fallback xmlns:cx1="http://schemas.microsoft.com/office/drawing/2015/9/8/chartex">
+          <mc:Fallback>
             <w:pict>
               <v:shapetype w14:anchorId="6F2ACA0D" id="_x0000_t32" coordsize="21600,21600" o:spt="32" o:oned="t" path="m,l21600,21600e" filled="f">
                 <v:path arrowok="t" fillok="f" o:connecttype="none"/>
@@ -628,7 +648,7 @@
           <w:sz w:val="28"/>
           <w:szCs w:val="28"/>
         </w:rPr>
-        <w:t>CÔNG TY TNHH BAO BÌ CONDAN</w:t>
+        <w:t>CÔNG TY TNHH FELIZ THỌ LẬP HOTEL</w:t>
       </w:r>
     </w:p>
     <w:p>
@@ -790,7 +810,7 @@
           <w:sz w:val="28"/>
           <w:szCs w:val="28"/>
         </w:rPr>
-        <w:t>CHEN, ZONGHAN</w:t>
+        <w:t xml:space="preserve">NGUYỄN THU HUYỂN </w:t>
       </w:r>
       <w:r>
         <w:rPr>
@@ -894,7 +914,7 @@
           <w:sz w:val="28"/>
           <w:szCs w:val="28"/>
         </w:rPr>
-        <w:t>YANG, YUKUAI</w:t>
+        <w:t>PHẠM THANH SƠN</w:t>
       </w:r>
       <w:r>
         <w:rPr>
@@ -996,7 +1016,7 @@
           <w:sz w:val="28"/>
           <w:szCs w:val="28"/>
         </w:rPr>
-        <w:t>YANG, YUKUAI</w:t>
+        <w:t>PHẠM THANH SƠN</w:t>
       </w:r>
       <w:r>
         <w:rPr>
@@ -1101,7 +1121,7 @@
           <w:sz w:val="28"/>
           <w:szCs w:val="28"/>
         </w:rPr>
-        <w:t>26/11/1977</w:t>
+        <w:t>23/01/2000</w:t>
       </w:r>
       <w:r>
         <w:rPr>
@@ -1125,7 +1145,7 @@
           <w:sz w:val="28"/>
           <w:szCs w:val="28"/>
         </w:rPr>
-        <w:t>Dân tộc:</w:t>
+        <w:t xml:space="preserve"> </w:t>
       </w:r>
       <w:r>
         <w:rPr>
@@ -1169,7 +1189,7 @@
           <w:sz w:val="28"/>
           <w:szCs w:val="28"/>
         </w:rPr>
-        <w:t>Trung Quốc</w:t>
+        <w:t>Việt Nam</w:t>
       </w:r>
     </w:p>
     <w:p>
@@ -1205,7 +1225,7 @@
           <w:sz w:val="28"/>
           <w:szCs w:val="28"/>
         </w:rPr>
-        <w:t>Hộ chiếu nước ngoài</w:t>
+        <w:t>Căn cước</w:t>
       </w:r>
     </w:p>
     <w:p>
@@ -1232,7 +1252,7 @@
           <w:sz w:val="28"/>
           <w:szCs w:val="28"/>
         </w:rPr>
-        <w:t>EN0165928</w:t>
+        <w:t>074200006764</w:t>
       </w:r>
       <w:r>
         <w:rPr>
@@ -1274,7 +1294,7 @@
           <w:sz w:val="28"/>
           <w:szCs w:val="28"/>
         </w:rPr>
-        <w:t>17/07/2024</w:t>
+        <w:t>25/11/2024</w:t>
       </w:r>
       <w:r>
         <w:rPr>
@@ -1307,7 +1327,7 @@
           <w:sz w:val="28"/>
           <w:szCs w:val="28"/>
         </w:rPr>
-        <w:t>Cục Quản lý Xuất nhập cảnh Trung Quốc</w:t>
+        <w:t>BỘ CÔNG AN</w:t>
       </w:r>
     </w:p>
     <w:p>
@@ -1327,15 +1347,7 @@
           <w:sz w:val="28"/>
           <w:szCs w:val="28"/>
         </w:rPr>
-        <w:t xml:space="preserve">Địa chỉ thường trú: </w:t>
-      </w:r>
-      <w:r>
-        <w:rPr>
-          <w:rFonts w:ascii="Times New Roman" w:hAnsi="Times New Roman"/>
-          <w:sz w:val="28"/>
-          <w:szCs w:val="28"/>
-        </w:rPr>
-        <w:t>Phòng 1018, tòa nhà số 1, Quảng trường Bất động sản Xinghui, thị trấn Changping, thành phố Dongguan, tỉnh Quảng Đông, Trung Quốc</w:t>
+        <w:t>Địa chỉ thường trú: Số Nhà 8/8, Bình Quới B, Phường Thuận Giao, Thành phố Hồ Chí Minh, Việt Nam</w:t>
       </w:r>
     </w:p>
     <w:p>
@@ -1355,15 +1367,7 @@
           <w:sz w:val="28"/>
           <w:szCs w:val="28"/>
         </w:rPr>
-        <w:t xml:space="preserve">Địa chỉ liên lạc: </w:t>
-      </w:r>
-      <w:r>
-        <w:rPr>
-          <w:rFonts w:ascii="Times New Roman" w:hAnsi="Times New Roman"/>
-          <w:sz w:val="28"/>
-          <w:szCs w:val="28"/>
-        </w:rPr>
-        <w:t>Số 54, Đường DX 063, Khu Phố 08, Phường Chánh Hiệp, Thành Phố Hồ Chí Minh, Việt Nam</w:t>
+        <w:t>Địa chỉ liên lạc:Số Nhà 8/8, Bình Quới B, Phường Thuận Giao, Thành phố Hồ Chí Minh, Việt Nam</w:t>
       </w:r>
     </w:p>
     <w:p>
@@ -1390,21 +1394,45 @@
       <w:pPr>
         <w:spacing w:after="120" w:line="240" w:lineRule="auto"/>
         <w:ind w:left="0" w:right="0" w:firstLine="360"/>
+        <w:rPr>
+          <w:rFonts w:ascii="Times New Roman" w:hAnsi="Times New Roman"/>
+          <w:sz w:val="24"/>
+          <w:szCs w:val="24"/>
+        </w:rPr>
+      </w:pPr>
+      <w:r>
+        <w:rPr>
+          <w:rFonts w:ascii="Times New Roman" w:hAnsi="Times New Roman" w:cs="Times New Roman"/>
+          <w:sz w:val="28"/>
+          <w:szCs w:val="28"/>
+        </w:rPr>
+        <w:lastRenderedPageBreak/>
+        <w:t xml:space="preserve"> </w:t>
+      </w:r>
+    </w:p>
+    <w:p>
+      <w:pPr>
+        <w:spacing w:after="120" w:line="240" w:lineRule="auto"/>
+        <w:ind w:left="0" w:right="0" w:firstLine="360"/>
         <w:jc w:val="both"/>
         <w:rPr>
-          <w:rFonts w:ascii="Times New Roman" w:eastAsia="Times New Roman" w:hAnsi="Times New Roman" w:cs="Times New Roman"/>
-          <w:sz w:val="26"/>
-        </w:rPr>
-      </w:pPr>
-      <w:r>
-        <w:rPr>
           <w:rFonts w:ascii="Times New Roman" w:hAnsi="Times New Roman" w:cs="Times New Roman"/>
           <w:sz w:val="28"/>
           <w:szCs w:val="28"/>
         </w:rPr>
-        <w:lastRenderedPageBreak/>
-        <w:t> </w:t>
-      </w:r>
+      </w:pPr>
+    </w:p>
+    <w:p>
+      <w:pPr>
+        <w:spacing w:after="120" w:line="240" w:lineRule="auto"/>
+        <w:ind w:left="0" w:right="0" w:firstLine="360"/>
+        <w:jc w:val="both"/>
+        <w:rPr>
+          <w:rFonts w:ascii="Times New Roman" w:hAnsi="Times New Roman" w:cs="Times New Roman"/>
+          <w:sz w:val="28"/>
+          <w:szCs w:val="28"/>
+        </w:rPr>
+      </w:pPr>
       <w:r>
         <w:rPr>
           <w:rFonts w:ascii="Times New Roman" w:hAnsi="Times New Roman" w:cs="Times New Roman"/>
@@ -1430,11 +1458,26 @@
       <w:r>
         <w:rPr>
           <w:rFonts w:ascii="Times New Roman" w:hAnsi="Times New Roman" w:cs="Times New Roman"/>
-          <w:b/>
-          <w:sz w:val="24"/>
-          <w:szCs w:val="24"/>
-        </w:rPr>
-        <w:t>:</w:t>
+          <w:sz w:val="28"/>
+          <w:szCs w:val="28"/>
+        </w:rPr>
+        <w:t xml:space="preserve">: Giao cho Ông/ Bà </w:t>
+      </w:r>
+      <w:r>
+        <w:rPr>
+          <w:rFonts w:ascii="Times New Roman" w:hAnsi="Times New Roman"/>
+          <w:sz w:val="28"/>
+          <w:szCs w:val="28"/>
+        </w:rPr>
+        <w:t>PHẠM THANH SƠN</w:t>
+      </w:r>
+      <w:r>
+        <w:rPr>
+          <w:rFonts w:ascii="Times New Roman" w:hAnsi="Times New Roman"/>
+          <w:sz w:val="28"/>
+          <w:szCs w:val="28"/>
+        </w:rPr>
+        <w:t xml:space="preserve"> </w:t>
       </w:r>
       <w:r>
         <w:rPr>
@@ -1442,600 +1485,8 @@
           <w:sz w:val="28"/>
           <w:szCs w:val="28"/>
         </w:rPr>
-        <w:t xml:space="preserve"> </w:t>
-      </w:r>
-      <w:r>
-        <w:rPr>
-          <w:rFonts w:ascii="Times New Roman" w:eastAsia="Times New Roman" w:hAnsi="Times New Roman" w:cs="Times New Roman"/>
-          <w:sz w:val="26"/>
-        </w:rPr>
-        <w:t xml:space="preserve">Thông qua việc thay đổi ngành nghề kinh doanh: </w:t>
-      </w:r>
-    </w:p>
-    <w:p>
-      <w:pPr>
-        <w:numPr>
-          <w:ilvl w:val="0"/>
-          <w:numId w:val="3"/>
-        </w:numPr>
-        <w:spacing w:after="120" w:line="240" w:lineRule="auto"/>
-        <w:ind w:right="0"/>
-        <w:contextualSpacing/>
-        <w:jc w:val="both"/>
-        <w:rPr>
-          <w:rFonts w:ascii="Times New Roman" w:eastAsia="Times New Roman" w:hAnsi="Times New Roman" w:cs="Times New Roman"/>
-          <w:sz w:val="26"/>
-        </w:rPr>
-      </w:pPr>
-      <w:r>
-        <w:rPr>
-          <w:rFonts w:ascii="Times New Roman" w:eastAsia="Times New Roman" w:hAnsi="Times New Roman" w:cs="Times New Roman"/>
-          <w:sz w:val="26"/>
-        </w:rPr>
-        <w:t>Bổ sung ngành, nghề kinh doanh sau:</w:t>
-      </w:r>
-    </w:p>
-    <w:p>
-      <w:pPr>
-        <w:spacing w:after="120" w:line="240" w:lineRule="auto"/>
-        <w:ind w:left="720" w:right="0"/>
-        <w:contextualSpacing/>
-        <w:jc w:val="both"/>
-        <w:rPr>
-          <w:rFonts w:ascii="Times New Roman" w:eastAsia="Times New Roman" w:hAnsi="Times New Roman" w:cs="Times New Roman"/>
-          <w:sz w:val="26"/>
-        </w:rPr>
-      </w:pPr>
-    </w:p>
-    <w:tbl>
-      <w:tblPr>
-        <w:tblW w:w="9214" w:type="dxa"/>
-        <w:tblInd w:w="108" w:type="dxa"/>
-        <w:tblBorders>
-          <w:top w:val="single" w:sz="4" w:space="0" w:color="000000"/>
-          <w:left w:val="single" w:sz="4" w:space="0" w:color="000000"/>
-          <w:bottom w:val="single" w:sz="4" w:space="0" w:color="000000"/>
-          <w:right w:val="single" w:sz="4" w:space="0" w:color="000000"/>
-          <w:insideH w:val="single" w:sz="4" w:space="0" w:color="000000"/>
-          <w:insideV w:val="single" w:sz="4" w:space="0" w:color="000000"/>
-        </w:tblBorders>
-        <w:tblLook w:val="04A0" w:firstRow="1" w:lastRow="0" w:firstColumn="1" w:lastColumn="0" w:noHBand="0" w:noVBand="1"/>
-      </w:tblPr>
-      <w:tblGrid>
-        <w:gridCol w:w="787"/>
-        <w:gridCol w:w="4671"/>
-        <w:gridCol w:w="1704"/>
-        <w:gridCol w:w="2052"/>
-      </w:tblGrid>
-      <w:tr>
-        <w:tc>
-          <w:tcPr>
-            <w:tcW w:w="787" w:type="dxa"/>
-          </w:tcPr>
-          <w:p>
-            <w:pPr>
-              <w:spacing w:before="120" w:after="0" w:line="340" w:lineRule="exact"/>
-              <w:ind w:left="0" w:right="0"/>
-              <w:jc w:val="center"/>
-              <w:rPr>
-                <w:rFonts w:ascii="Times New Roman" w:hAnsi="Times New Roman" w:cs="Times New Roman"/>
-                <w:sz w:val="24"/>
-                <w:szCs w:val="24"/>
-              </w:rPr>
-            </w:pPr>
-            <w:r>
-              <w:rPr>
-                <w:rFonts w:ascii="Times New Roman" w:hAnsi="Times New Roman" w:cs="Times New Roman"/>
-                <w:sz w:val="24"/>
-                <w:szCs w:val="24"/>
-              </w:rPr>
-              <w:t>STT</w:t>
-            </w:r>
-          </w:p>
-        </w:tc>
-        <w:tc>
-          <w:tcPr>
-            <w:tcW w:w="4671" w:type="dxa"/>
-          </w:tcPr>
-          <w:p>
-            <w:pPr>
-              <w:spacing w:before="120" w:after="0" w:line="340" w:lineRule="exact"/>
-              <w:ind w:left="0" w:right="0"/>
-              <w:jc w:val="center"/>
-              <w:rPr>
-                <w:rFonts w:ascii="Times New Roman" w:hAnsi="Times New Roman" w:cs="Times New Roman"/>
-                <w:sz w:val="24"/>
-                <w:szCs w:val="24"/>
-              </w:rPr>
-            </w:pPr>
-            <w:r>
-              <w:rPr>
-                <w:rFonts w:ascii="Times New Roman" w:hAnsi="Times New Roman" w:cs="Times New Roman"/>
-                <w:sz w:val="24"/>
-                <w:szCs w:val="24"/>
-              </w:rPr>
-              <w:t xml:space="preserve">Tên ngành, nghề kinh doanh </w:t>
-            </w:r>
-          </w:p>
-          <w:p>
-            <w:pPr>
-              <w:spacing w:after="0" w:line="340" w:lineRule="exact"/>
-              <w:ind w:left="0" w:right="0"/>
-              <w:jc w:val="center"/>
-              <w:rPr>
-                <w:rFonts w:ascii="Times New Roman" w:hAnsi="Times New Roman" w:cs="Times New Roman"/>
-                <w:sz w:val="24"/>
-                <w:szCs w:val="24"/>
-              </w:rPr>
-            </w:pPr>
-            <w:r>
-              <w:rPr>
-                <w:rFonts w:ascii="Times New Roman" w:hAnsi="Times New Roman" w:cs="Times New Roman"/>
-                <w:sz w:val="24"/>
-                <w:szCs w:val="24"/>
-              </w:rPr>
-              <w:t>được bổ sung</w:t>
-            </w:r>
-          </w:p>
-        </w:tc>
-        <w:tc>
-          <w:tcPr>
-            <w:tcW w:w="1704" w:type="dxa"/>
-          </w:tcPr>
-          <w:p>
-            <w:pPr>
-              <w:spacing w:before="120" w:after="0" w:line="340" w:lineRule="exact"/>
-              <w:ind w:left="0" w:right="0"/>
-              <w:jc w:val="center"/>
-              <w:rPr>
-                <w:rFonts w:ascii="Times New Roman" w:hAnsi="Times New Roman" w:cs="Times New Roman"/>
-                <w:sz w:val="24"/>
-                <w:szCs w:val="24"/>
-              </w:rPr>
-            </w:pPr>
-            <w:r>
-              <w:rPr>
-                <w:rFonts w:ascii="Times New Roman" w:hAnsi="Times New Roman" w:cs="Times New Roman"/>
-                <w:sz w:val="24"/>
-                <w:szCs w:val="24"/>
-              </w:rPr>
-              <w:t>Mã ngành</w:t>
-            </w:r>
-          </w:p>
-        </w:tc>
-        <w:tc>
-          <w:tcPr>
-            <w:tcW w:w="2052" w:type="dxa"/>
-          </w:tcPr>
-          <w:p>
-            <w:pPr>
-              <w:spacing w:before="120" w:after="0" w:line="340" w:lineRule="exact"/>
-              <w:ind w:left="0" w:right="0"/>
-              <w:jc w:val="center"/>
-              <w:rPr>
-                <w:rFonts w:ascii="Times New Roman" w:hAnsi="Times New Roman" w:cs="Times New Roman"/>
-                <w:sz w:val="24"/>
-                <w:szCs w:val="24"/>
-              </w:rPr>
-            </w:pPr>
-            <w:r>
-              <w:rPr>
-                <w:rFonts w:ascii="Times New Roman" w:eastAsia="Times New Roman" w:hAnsi="Times New Roman" w:cs="Times New Roman"/>
-                <w:sz w:val="24"/>
-                <w:szCs w:val="24"/>
-                <w:lang w:eastAsia="zh-CN"/>
-              </w:rPr>
-              <w:t>Ngành, nghề kinh doanh chính</w:t>
-            </w:r>
-          </w:p>
-        </w:tc>
-      </w:tr>
-      <w:tr>
-        <w:tc>
-          <w:tcPr>
-            <w:tcW w:w="787" w:type="dxa"/>
-          </w:tcPr>
-          <w:p>
-            <w:pPr>
-              <w:spacing w:before="120" w:after="0" w:line="340" w:lineRule="exact"/>
-              <w:ind w:left="0" w:right="0"/>
-              <w:jc w:val="both"/>
-              <w:rPr>
-                <w:rFonts w:ascii="Times New Roman" w:hAnsi="Times New Roman" w:cs="Times New Roman"/>
-                <w:sz w:val="24"/>
-                <w:szCs w:val="24"/>
-              </w:rPr>
-            </w:pPr>
-            <w:r>
-              <w:rPr>
-                <w:rFonts w:ascii="Times New Roman" w:hAnsi="Times New Roman" w:cs="Times New Roman"/>
-                <w:sz w:val="24"/>
-                <w:szCs w:val="24"/>
-              </w:rPr>
-              <w:t>1</w:t>
-            </w:r>
-          </w:p>
-        </w:tc>
-        <w:tc>
-          <w:tcPr>
-            <w:tcW w:w="4671" w:type="dxa"/>
-          </w:tcPr>
-          <w:p>
-            <w:pPr>
-              <w:spacing w:before="120" w:after="0" w:line="340" w:lineRule="exact"/>
-              <w:ind w:left="0" w:right="0"/>
-              <w:rPr>
-                <w:rFonts w:ascii="Times New Roman" w:hAnsi="Times New Roman" w:cs="Times New Roman"/>
-                <w:sz w:val="24"/>
-                <w:szCs w:val="24"/>
-              </w:rPr>
-            </w:pPr>
-            <w:r>
-              <w:rPr>
-                <w:rFonts w:ascii="Times New Roman" w:eastAsia="Times New Roman" w:hAnsi="Times New Roman" w:cs="Times New Roman"/>
-                <w:iCs/>
-                <w:color w:val="212529"/>
-                <w:sz w:val="24"/>
-                <w:szCs w:val="24"/>
-              </w:rPr>
-              <w:t>Bán buôn chuyên doanh khác chưa được phân vào đâu</w:t>
-            </w:r>
-          </w:p>
-        </w:tc>
-        <w:tc>
-          <w:tcPr>
-            <w:tcW w:w="1704" w:type="dxa"/>
-          </w:tcPr>
-          <w:p>
-            <w:pPr>
-              <w:spacing w:before="120" w:after="0" w:line="340" w:lineRule="exact"/>
-              <w:ind w:left="0" w:right="0"/>
-              <w:jc w:val="both"/>
-              <w:rPr>
-                <w:rFonts w:ascii="Times New Roman" w:hAnsi="Times New Roman" w:cs="Times New Roman"/>
-                <w:sz w:val="24"/>
-                <w:szCs w:val="24"/>
-              </w:rPr>
-            </w:pPr>
-            <w:r>
-              <w:rPr>
-                <w:rFonts w:ascii="Times New Roman" w:hAnsi="Times New Roman" w:cs="Times New Roman"/>
-                <w:sz w:val="24"/>
-                <w:szCs w:val="24"/>
-              </w:rPr>
-              <w:t>4679</w:t>
-            </w:r>
-          </w:p>
-        </w:tc>
-        <w:tc>
-          <w:tcPr>
-            <w:tcW w:w="2052" w:type="dxa"/>
-          </w:tcPr>
-          <w:p>
-            <w:pPr>
-              <w:spacing w:before="120" w:after="0" w:line="340" w:lineRule="exact"/>
-              <w:ind w:left="0" w:right="0"/>
-              <w:jc w:val="both"/>
-              <w:rPr>
-                <w:rFonts w:ascii="Times New Roman" w:hAnsi="Times New Roman" w:cs="Times New Roman"/>
-                <w:sz w:val="24"/>
-                <w:szCs w:val="24"/>
-              </w:rPr>
-            </w:pPr>
-            <w:r>
-              <w:rPr>
-                <w:rFonts w:ascii="Times New Roman" w:hAnsi="Times New Roman" w:cs="Times New Roman"/>
-                <w:sz w:val="24"/>
-                <w:szCs w:val="24"/>
-              </w:rPr>
-              <w:t>X</w:t>
-            </w:r>
-          </w:p>
-        </w:tc>
-      </w:tr>
-    </w:tbl>
-    <w:p>
-      <w:pPr>
-        <w:spacing w:after="120" w:line="240" w:lineRule="auto"/>
-        <w:ind w:left="720" w:right="0"/>
-        <w:contextualSpacing/>
-        <w:jc w:val="both"/>
-        <w:rPr>
-          <w:rFonts w:ascii="Times New Roman" w:eastAsia="Times New Roman" w:hAnsi="Times New Roman" w:cs="Times New Roman"/>
-          <w:sz w:val="26"/>
-        </w:rPr>
-      </w:pPr>
-    </w:p>
-    <w:p>
-      <w:pPr>
-        <w:numPr>
-          <w:ilvl w:val="0"/>
-          <w:numId w:val="3"/>
-        </w:numPr>
-        <w:ind w:right="0"/>
-        <w:contextualSpacing/>
-        <w:rPr>
-          <w:rFonts w:ascii="Times New Roman" w:eastAsia="Times New Roman" w:hAnsi="Times New Roman" w:cs="Times New Roman"/>
-          <w:sz w:val="26"/>
-        </w:rPr>
-      </w:pPr>
-      <w:r>
-        <w:rPr>
-          <w:rFonts w:ascii="Times New Roman" w:eastAsia="Times New Roman" w:hAnsi="Times New Roman" w:cs="Times New Roman"/>
-          <w:sz w:val="26"/>
-        </w:rPr>
-        <w:t>Bỏ các ngành nghề kinh doanh sau:</w:t>
-      </w:r>
-    </w:p>
-    <w:tbl>
-      <w:tblPr>
-        <w:tblW w:w="9214" w:type="dxa"/>
-        <w:tblInd w:w="108" w:type="dxa"/>
-        <w:tblBorders>
-          <w:top w:val="single" w:sz="4" w:space="0" w:color="000000"/>
-          <w:left w:val="single" w:sz="4" w:space="0" w:color="000000"/>
-          <w:bottom w:val="single" w:sz="4" w:space="0" w:color="000000"/>
-          <w:right w:val="single" w:sz="4" w:space="0" w:color="000000"/>
-          <w:insideH w:val="single" w:sz="4" w:space="0" w:color="000000"/>
-          <w:insideV w:val="single" w:sz="4" w:space="0" w:color="000000"/>
-        </w:tblBorders>
-        <w:tblLook w:val="04A0" w:firstRow="1" w:lastRow="0" w:firstColumn="1" w:lastColumn="0" w:noHBand="0" w:noVBand="1"/>
-      </w:tblPr>
-      <w:tblGrid>
-        <w:gridCol w:w="810"/>
-        <w:gridCol w:w="4657"/>
-        <w:gridCol w:w="2046"/>
-        <w:gridCol w:w="1701"/>
-      </w:tblGrid>
-      <w:tr>
-        <w:tc>
-          <w:tcPr>
-            <w:tcW w:w="810" w:type="dxa"/>
-          </w:tcPr>
-          <w:p>
-            <w:pPr>
-              <w:spacing w:before="120" w:after="0" w:line="340" w:lineRule="exact"/>
-              <w:ind w:left="0" w:right="0"/>
-              <w:jc w:val="center"/>
-              <w:rPr>
-                <w:rFonts w:ascii="Times New Roman" w:hAnsi="Times New Roman" w:cs="Times New Roman"/>
-                <w:sz w:val="28"/>
-                <w:szCs w:val="28"/>
-              </w:rPr>
-            </w:pPr>
-            <w:r>
-              <w:rPr>
-                <w:rFonts w:ascii="Times New Roman" w:hAnsi="Times New Roman" w:cs="Times New Roman"/>
-                <w:sz w:val="28"/>
-                <w:szCs w:val="28"/>
-              </w:rPr>
-              <w:t>STT</w:t>
-            </w:r>
-          </w:p>
-        </w:tc>
-        <w:tc>
-          <w:tcPr>
-            <w:tcW w:w="4657" w:type="dxa"/>
-          </w:tcPr>
-          <w:p>
-            <w:pPr>
-              <w:spacing w:before="120" w:after="0" w:line="340" w:lineRule="exact"/>
-              <w:ind w:left="0" w:right="0"/>
-              <w:jc w:val="center"/>
-              <w:rPr>
-                <w:rFonts w:ascii="Times New Roman" w:hAnsi="Times New Roman" w:cs="Times New Roman"/>
-                <w:sz w:val="28"/>
-                <w:szCs w:val="28"/>
-              </w:rPr>
-            </w:pPr>
-            <w:r>
-              <w:rPr>
-                <w:rFonts w:ascii="Times New Roman" w:hAnsi="Times New Roman" w:cs="Times New Roman"/>
-                <w:sz w:val="28"/>
-                <w:szCs w:val="28"/>
-              </w:rPr>
-              <w:t xml:space="preserve">Tên ngành, nghề kinh doanh </w:t>
-            </w:r>
-          </w:p>
-          <w:p>
-            <w:pPr>
-              <w:spacing w:after="0" w:line="340" w:lineRule="exact"/>
-              <w:ind w:left="0" w:right="0"/>
-              <w:jc w:val="center"/>
-              <w:rPr>
-                <w:rFonts w:ascii="Times New Roman" w:hAnsi="Times New Roman" w:cs="Times New Roman"/>
-                <w:sz w:val="28"/>
-                <w:szCs w:val="28"/>
-              </w:rPr>
-            </w:pPr>
-            <w:r>
-              <w:rPr>
-                <w:rFonts w:ascii="Times New Roman" w:hAnsi="Times New Roman" w:cs="Times New Roman"/>
-                <w:sz w:val="28"/>
-                <w:szCs w:val="28"/>
-              </w:rPr>
-              <w:t>được bỏ khỏi danh sách đã đăng ký</w:t>
-            </w:r>
-          </w:p>
-        </w:tc>
-        <w:tc>
-          <w:tcPr>
-            <w:tcW w:w="2046" w:type="dxa"/>
-          </w:tcPr>
-          <w:p>
-            <w:pPr>
-              <w:spacing w:before="120" w:after="0" w:line="340" w:lineRule="exact"/>
-              <w:ind w:left="0" w:right="0"/>
-              <w:jc w:val="center"/>
-              <w:rPr>
-                <w:rFonts w:ascii="Times New Roman" w:hAnsi="Times New Roman" w:cs="Times New Roman"/>
-                <w:sz w:val="28"/>
-                <w:szCs w:val="28"/>
-              </w:rPr>
-            </w:pPr>
-            <w:r>
-              <w:rPr>
-                <w:rFonts w:ascii="Times New Roman" w:hAnsi="Times New Roman" w:cs="Times New Roman"/>
-                <w:sz w:val="28"/>
-                <w:szCs w:val="28"/>
-              </w:rPr>
-              <w:t>Mã ngành</w:t>
-            </w:r>
-          </w:p>
-        </w:tc>
-        <w:tc>
-          <w:tcPr>
-            <w:tcW w:w="1701" w:type="dxa"/>
-          </w:tcPr>
-          <w:p>
-            <w:pPr>
-              <w:spacing w:before="120" w:after="0" w:line="340" w:lineRule="exact"/>
-              <w:ind w:left="0" w:right="0"/>
-              <w:jc w:val="center"/>
-              <w:rPr>
-                <w:rFonts w:ascii="Times New Roman" w:hAnsi="Times New Roman" w:cs="Times New Roman"/>
-                <w:sz w:val="28"/>
-                <w:szCs w:val="28"/>
-              </w:rPr>
-            </w:pPr>
-            <w:r>
-              <w:rPr>
-                <w:rFonts w:ascii="Times New Roman" w:eastAsia="Times New Roman" w:hAnsi="Times New Roman" w:cs="Times New Roman"/>
-                <w:sz w:val="28"/>
-                <w:szCs w:val="28"/>
-                <w:lang w:eastAsia="zh-CN"/>
-              </w:rPr>
-              <w:t>Ghi chú</w:t>
-            </w:r>
-          </w:p>
-        </w:tc>
-      </w:tr>
-      <w:tr>
-        <w:tc>
-          <w:tcPr>
-            <w:tcW w:w="810" w:type="dxa"/>
-          </w:tcPr>
-          <w:p>
-            <w:pPr>
-              <w:spacing w:before="120" w:after="0" w:line="340" w:lineRule="exact"/>
-              <w:ind w:left="0" w:right="0"/>
-              <w:jc w:val="both"/>
-              <w:rPr>
-                <w:rFonts w:ascii="Times New Roman" w:hAnsi="Times New Roman" w:cs="Times New Roman"/>
-                <w:sz w:val="28"/>
-                <w:szCs w:val="28"/>
-              </w:rPr>
-            </w:pPr>
-            <w:r>
-              <w:rPr>
-                <w:rFonts w:ascii="Times New Roman" w:hAnsi="Times New Roman" w:cs="Times New Roman"/>
-                <w:sz w:val="28"/>
-                <w:szCs w:val="28"/>
-              </w:rPr>
-              <w:t>1</w:t>
-            </w:r>
-          </w:p>
-        </w:tc>
-        <w:tc>
-          <w:tcPr>
-            <w:tcW w:w="4657" w:type="dxa"/>
-          </w:tcPr>
-          <w:p>
-            <w:pPr>
-              <w:spacing w:after="0" w:line="240" w:lineRule="auto"/>
-              <w:ind w:left="0" w:right="0"/>
-              <w:rPr>
-                <w:rFonts w:ascii="Times New Roman" w:hAnsi="Times New Roman" w:cs="Times New Roman"/>
-                <w:sz w:val="24"/>
-                <w:szCs w:val="24"/>
-              </w:rPr>
-            </w:pPr>
-            <w:r>
-              <w:rPr>
-                <w:rFonts w:ascii="Times New Roman" w:eastAsia="Times New Roman" w:hAnsi="Times New Roman" w:cs="Times New Roman"/>
-                <w:iCs/>
-                <w:color w:val="212529"/>
-                <w:sz w:val="24"/>
-                <w:szCs w:val="24"/>
-              </w:rPr>
-              <w:t>Bán buôn chuyên doanh khác chưa được phân vào đâu</w:t>
-            </w:r>
-          </w:p>
-        </w:tc>
-        <w:tc>
-          <w:tcPr>
-            <w:tcW w:w="2046" w:type="dxa"/>
-          </w:tcPr>
-          <w:p>
-            <w:pPr>
-              <w:spacing w:before="120" w:after="0" w:line="340" w:lineRule="exact"/>
-              <w:ind w:left="0" w:right="0"/>
-              <w:jc w:val="both"/>
-              <w:rPr>
-                <w:rFonts w:ascii="Times New Roman" w:hAnsi="Times New Roman" w:cs="Times New Roman"/>
-                <w:sz w:val="24"/>
-                <w:szCs w:val="24"/>
-              </w:rPr>
-            </w:pPr>
-            <w:r>
-              <w:rPr>
-                <w:rFonts w:ascii="Times New Roman" w:hAnsi="Times New Roman" w:cs="Times New Roman"/>
-                <w:sz w:val="24"/>
-                <w:szCs w:val="24"/>
-              </w:rPr>
-              <w:t>4669</w:t>
-            </w:r>
-          </w:p>
-        </w:tc>
-        <w:tc>
-          <w:tcPr>
-            <w:tcW w:w="1701" w:type="dxa"/>
-          </w:tcPr>
-          <w:p>
-            <w:pPr>
-              <w:spacing w:before="120" w:after="0" w:line="340" w:lineRule="exact"/>
-              <w:ind w:left="0" w:right="0"/>
-              <w:jc w:val="both"/>
-              <w:rPr>
-                <w:rFonts w:ascii="Times New Roman" w:hAnsi="Times New Roman" w:cs="Times New Roman"/>
-                <w:sz w:val="28"/>
-                <w:szCs w:val="28"/>
-              </w:rPr>
-            </w:pPr>
-          </w:p>
-        </w:tc>
-      </w:tr>
-    </w:tbl>
-    <w:p>
-      <w:pPr>
-        <w:spacing w:after="120" w:line="240" w:lineRule="auto"/>
-        <w:ind w:left="0" w:right="0" w:firstLine="360"/>
-        <w:rPr>
-          <w:rFonts w:ascii="Times New Roman" w:hAnsi="Times New Roman"/>
-          <w:sz w:val="24"/>
-          <w:szCs w:val="24"/>
-        </w:rPr>
-      </w:pPr>
-      <w:r>
-        <w:rPr>
-          <w:rFonts w:ascii="Times New Roman" w:hAnsi="Times New Roman"/>
-          <w:sz w:val="24"/>
-          <w:szCs w:val="24"/>
-        </w:rPr>
-        <w:br/>
-      </w:r>
-    </w:p>
-    <w:p>
-      <w:pPr>
-        <w:spacing w:after="120" w:line="240" w:lineRule="auto"/>
-        <w:ind w:left="0" w:right="0" w:firstLine="360"/>
-        <w:jc w:val="both"/>
-        <w:rPr>
-          <w:rFonts w:ascii="Times New Roman" w:hAnsi="Times New Roman" w:cs="Times New Roman"/>
-          <w:sz w:val="28"/>
-          <w:szCs w:val="28"/>
-        </w:rPr>
-      </w:pPr>
+        <w:t>tiến hành các thủ tục cần thiết theo quy định của pháp luật.</w:t>
+      </w:r>
     </w:p>
     <w:p>
       <w:pPr>
@@ -2055,10 +1506,21 @@
           <w:bCs/>
           <w:sz w:val="28"/>
           <w:szCs w:val="28"/>
-          <w:u w:val="single"/>
-        </w:rPr>
-        <w:t xml:space="preserve">Điều </w:t>
-      </w:r>
+        </w:rPr>
+        <w:t> </w:t>
+      </w:r>
+    </w:p>
+    <w:p>
+      <w:pPr>
+        <w:spacing w:after="120" w:line="240" w:lineRule="auto"/>
+        <w:ind w:left="0" w:right="0" w:firstLine="360"/>
+        <w:jc w:val="both"/>
+        <w:rPr>
+          <w:rFonts w:ascii="Times New Roman" w:hAnsi="Times New Roman" w:cs="Times New Roman"/>
+          <w:sz w:val="28"/>
+          <w:szCs w:val="28"/>
+        </w:rPr>
+      </w:pPr>
       <w:r>
         <w:rPr>
           <w:rFonts w:ascii="Times New Roman" w:hAnsi="Times New Roman" w:cs="Times New Roman"/>
@@ -2068,52 +1530,8 @@
           <w:szCs w:val="28"/>
           <w:u w:val="single"/>
         </w:rPr>
-        <w:t>3</w:t>
-      </w:r>
-      <w:r>
-        <w:rPr>
-          <w:rFonts w:ascii="Times New Roman" w:hAnsi="Times New Roman" w:cs="Times New Roman"/>
-          <w:sz w:val="28"/>
-          <w:szCs w:val="28"/>
-        </w:rPr>
-        <w:t xml:space="preserve">: Giao cho Ông/ Bà </w:t>
-      </w:r>
-      <w:r>
-        <w:rPr>
-          <w:rFonts w:ascii="Times New Roman" w:hAnsi="Times New Roman"/>
-          <w:sz w:val="28"/>
-          <w:szCs w:val="28"/>
-        </w:rPr>
-        <w:t>YANG, YUKUAI</w:t>
-      </w:r>
-      <w:r>
-        <w:rPr>
-          <w:rFonts w:ascii="Times New Roman" w:hAnsi="Times New Roman"/>
-          <w:sz w:val="28"/>
-          <w:szCs w:val="28"/>
-        </w:rPr>
-        <w:t xml:space="preserve"> </w:t>
-      </w:r>
-      <w:r>
-        <w:rPr>
-          <w:rFonts w:ascii="Times New Roman" w:hAnsi="Times New Roman" w:cs="Times New Roman"/>
-          <w:sz w:val="28"/>
-          <w:szCs w:val="28"/>
-        </w:rPr>
-        <w:t>tiến hành các thủ tục cần thiết theo quy định của pháp luật.</w:t>
-      </w:r>
-    </w:p>
-    <w:p>
-      <w:pPr>
-        <w:spacing w:after="120" w:line="240" w:lineRule="auto"/>
-        <w:ind w:left="0" w:right="0" w:firstLine="360"/>
-        <w:jc w:val="both"/>
-        <w:rPr>
-          <w:rFonts w:ascii="Times New Roman" w:hAnsi="Times New Roman" w:cs="Times New Roman"/>
-          <w:sz w:val="28"/>
-          <w:szCs w:val="28"/>
-        </w:rPr>
-      </w:pPr>
+        <w:t xml:space="preserve">Điều </w:t>
+      </w:r>
       <w:r>
         <w:rPr>
           <w:rFonts w:ascii="Times New Roman" w:hAnsi="Times New Roman" w:cs="Times New Roman"/>
@@ -2121,8 +1539,17 @@
           <w:bCs/>
           <w:sz w:val="28"/>
           <w:szCs w:val="28"/>
-        </w:rPr>
-        <w:t> </w:t>
+          <w:u w:val="single"/>
+        </w:rPr>
+        <w:t>3</w:t>
+      </w:r>
+      <w:r>
+        <w:rPr>
+          <w:rFonts w:ascii="Times New Roman" w:hAnsi="Times New Roman" w:cs="Times New Roman"/>
+          <w:sz w:val="28"/>
+          <w:szCs w:val="28"/>
+        </w:rPr>
+        <w:t>: Người đại diện theo pháp luật của công ty có trách nhiệm thi hành Quyết định này.</w:t>
       </w:r>
     </w:p>
     <w:p>
@@ -2143,10 +1570,21 @@
           <w:bCs/>
           <w:sz w:val="28"/>
           <w:szCs w:val="28"/>
-          <w:u w:val="single"/>
-        </w:rPr>
-        <w:t xml:space="preserve">Điều </w:t>
-      </w:r>
+        </w:rPr>
+        <w:t> </w:t>
+      </w:r>
+    </w:p>
+    <w:p>
+      <w:pPr>
+        <w:spacing w:after="120" w:line="240" w:lineRule="auto"/>
+        <w:ind w:left="0" w:right="0" w:firstLine="360"/>
+        <w:jc w:val="both"/>
+        <w:rPr>
+          <w:rFonts w:ascii="Times New Roman" w:hAnsi="Times New Roman" w:cs="Times New Roman"/>
+          <w:sz w:val="28"/>
+          <w:szCs w:val="28"/>
+        </w:rPr>
+      </w:pPr>
       <w:r>
         <w:rPr>
           <w:rFonts w:ascii="Times New Roman" w:hAnsi="Times New Roman" w:cs="Times New Roman"/>
@@ -2156,28 +1594,8 @@
           <w:szCs w:val="28"/>
           <w:u w:val="single"/>
         </w:rPr>
-        <w:t>4</w:t>
-      </w:r>
-      <w:r>
-        <w:rPr>
-          <w:rFonts w:ascii="Times New Roman" w:hAnsi="Times New Roman" w:cs="Times New Roman"/>
-          <w:sz w:val="28"/>
-          <w:szCs w:val="28"/>
-        </w:rPr>
-        <w:t>: Người đại diện theo pháp luật của công ty có trách nhiệm thi hành Quyết định này.</w:t>
-      </w:r>
-    </w:p>
-    <w:p>
-      <w:pPr>
-        <w:spacing w:after="120" w:line="240" w:lineRule="auto"/>
-        <w:ind w:left="0" w:right="0" w:firstLine="360"/>
-        <w:jc w:val="both"/>
-        <w:rPr>
-          <w:rFonts w:ascii="Times New Roman" w:hAnsi="Times New Roman" w:cs="Times New Roman"/>
-          <w:sz w:val="28"/>
-          <w:szCs w:val="28"/>
-        </w:rPr>
-      </w:pPr>
+        <w:t xml:space="preserve">Điều </w:t>
+      </w:r>
       <w:r>
         <w:rPr>
           <w:rFonts w:ascii="Times New Roman" w:hAnsi="Times New Roman" w:cs="Times New Roman"/>
@@ -2185,42 +1603,9 @@
           <w:bCs/>
           <w:sz w:val="28"/>
           <w:szCs w:val="28"/>
-        </w:rPr>
-        <w:t> </w:t>
-      </w:r>
-    </w:p>
-    <w:p>
-      <w:pPr>
-        <w:spacing w:after="120" w:line="240" w:lineRule="auto"/>
-        <w:ind w:left="0" w:right="0" w:firstLine="360"/>
-        <w:jc w:val="both"/>
-        <w:rPr>
-          <w:rFonts w:ascii="Times New Roman" w:hAnsi="Times New Roman" w:cs="Times New Roman"/>
-          <w:sz w:val="28"/>
-          <w:szCs w:val="28"/>
-        </w:rPr>
-      </w:pPr>
-      <w:r>
-        <w:rPr>
-          <w:rFonts w:ascii="Times New Roman" w:hAnsi="Times New Roman" w:cs="Times New Roman"/>
-          <w:b/>
-          <w:bCs/>
-          <w:sz w:val="28"/>
-          <w:szCs w:val="28"/>
           <w:u w:val="single"/>
         </w:rPr>
-        <w:t xml:space="preserve">Điều </w:t>
-      </w:r>
-      <w:r>
-        <w:rPr>
-          <w:rFonts w:ascii="Times New Roman" w:hAnsi="Times New Roman" w:cs="Times New Roman"/>
-          <w:b/>
-          <w:bCs/>
-          <w:sz w:val="28"/>
-          <w:szCs w:val="28"/>
-          <w:u w:val="single"/>
-        </w:rPr>
-        <w:t>5</w:t>
+        <w:t>4</w:t>
       </w:r>
       <w:r>
         <w:rPr>
@@ -2294,8 +1679,8 @@
         <w:tblLook w:val="04A0" w:firstRow="1" w:lastRow="0" w:firstColumn="1" w:lastColumn="0" w:noHBand="0" w:noVBand="1"/>
       </w:tblPr>
       <w:tblGrid>
+        <w:gridCol w:w="4644"/>
         <w:gridCol w:w="4652"/>
-        <w:gridCol w:w="4644"/>
       </w:tblGrid>
       <w:tr>
         <w:tc>
@@ -2350,8 +1735,10 @@
                 <w:sz w:val="28"/>
                 <w:szCs w:val="28"/>
               </w:rPr>
-              <w:t>4</w:t>
-            </w:r>
+              <w:t>3</w:t>
+            </w:r>
+            <w:bookmarkStart w:id="0" w:name="_GoBack"/>
+            <w:bookmarkEnd w:id="0"/>
             <w:r>
               <w:rPr>
                 <w:rFonts w:ascii="Times New Roman" w:hAnsi="Times New Roman" w:cs="Times New Roman"/>
@@ -2548,7 +1935,7 @@
                 <w:sz w:val="28"/>
                 <w:szCs w:val="28"/>
               </w:rPr>
-              <w:t>TÔN NỮ ÁI LY</w:t>
+              <w:t>PHẠM THANH SƠN</w:t>
             </w:r>
           </w:p>
         </w:tc>
@@ -2597,8 +1984,6 @@
           <w:szCs w:val="28"/>
         </w:rPr>
       </w:pPr>
-      <w:bookmarkStart w:id="0" w:name="_GoBack"/>
-      <w:bookmarkEnd w:id="0"/>
     </w:p>
     <w:sectPr>
       <w:pgSz w:w="11906" w:h="16838" w:code="9"/>
@@ -2611,7 +1996,7 @@
 </file>
 
 <file path=word/numbering.xml><?xml version="1.0" encoding="utf-8"?>
-<w:numbering xmlns:wpc="http://schemas.microsoft.com/office/word/2010/wordprocessingCanvas" xmlns:cx="http://schemas.microsoft.com/office/drawing/2014/chartex" xmlns:mc="http://schemas.openxmlformats.org/markup-compatibility/2006" xmlns:o="urn:schemas-microsoft-com:office:office" xmlns:r="http://schemas.openxmlformats.org/officeDocument/2006/relationships" xmlns:m="http://schemas.openxmlformats.org/officeDocument/2006/math" xmlns:v="urn:schemas-microsoft-com:vml" xmlns:wp14="http://schemas.microsoft.com/office/word/2010/wordprocessingDrawing" xmlns:wp="http://schemas.openxmlformats.org/drawingml/2006/wordprocessingDrawing" xmlns:w10="urn:schemas-microsoft-com:office:word" xmlns:w="http://schemas.openxmlformats.org/wordprocessingml/2006/main" xmlns:w14="http://schemas.microsoft.com/office/word/2010/wordml" xmlns:w15="http://schemas.microsoft.com/office/word/2012/wordml" xmlns:w16se="http://schemas.microsoft.com/office/word/2015/wordml/symex" xmlns:wpg="http://schemas.microsoft.com/office/word/2010/wordprocessingGroup" xmlns:wpi="http://schemas.microsoft.com/office/word/2010/wordprocessingInk" xmlns:wne="http://schemas.microsoft.com/office/word/2006/wordml" xmlns:wps="http://schemas.microsoft.com/office/word/2010/wordprocessingShape" mc:Ignorable="w14 w15 w16se wp14">
+<w:numbering xmlns:wpc="http://schemas.microsoft.com/office/word/2010/wordprocessingCanvas" xmlns:cx="http://schemas.microsoft.com/office/drawing/2014/chartex" xmlns:cx1="http://schemas.microsoft.com/office/drawing/2015/9/8/chartex" xmlns:mc="http://schemas.openxmlformats.org/markup-compatibility/2006" xmlns:o="urn:schemas-microsoft-com:office:office" xmlns:r="http://schemas.openxmlformats.org/officeDocument/2006/relationships" xmlns:m="http://schemas.openxmlformats.org/officeDocument/2006/math" xmlns:v="urn:schemas-microsoft-com:vml" xmlns:wp14="http://schemas.microsoft.com/office/word/2010/wordprocessingDrawing" xmlns:wp="http://schemas.openxmlformats.org/drawingml/2006/wordprocessingDrawing" xmlns:w10="urn:schemas-microsoft-com:office:word" xmlns:w="http://schemas.openxmlformats.org/wordprocessingml/2006/main" xmlns:w14="http://schemas.microsoft.com/office/word/2010/wordml" xmlns:w15="http://schemas.microsoft.com/office/word/2012/wordml" xmlns:w16se="http://schemas.microsoft.com/office/word/2015/wordml/symex" xmlns:wpg="http://schemas.microsoft.com/office/word/2010/wordprocessingGroup" xmlns:wpi="http://schemas.microsoft.com/office/word/2010/wordprocessingInk" xmlns:wne="http://schemas.microsoft.com/office/word/2006/wordml" xmlns:wps="http://schemas.microsoft.com/office/word/2010/wordprocessingShape" mc:Ignorable="w14 w15 w16se wp14">
   <w:abstractNum w:abstractNumId="0" w15:restartNumberingAfterBreak="0">
     <w:nsid w:val="2DD33241"/>
     <w:multiLevelType w:val="hybridMultilevel"/>
@@ -3806,12 +3191,18 @@
 </file>
 
 <file path=customXml/item1.xml><?xml version="1.0" encoding="utf-8"?>
-<?mso-contentType ?>
-<FormTemplates xmlns="http://schemas.microsoft.com/sharepoint/v3/contenttype/forms">
-  <Display>DocumentLibraryForm</Display>
-  <Edit>DocumentLibraryForm</Edit>
-  <New>DocumentLibraryForm</New>
-</FormTemplates>
+<p:properties xmlns:p="http://schemas.microsoft.com/office/2006/metadata/properties" xmlns:xsi="http://www.w3.org/2001/XMLSchema-instance" xmlns:pc="http://schemas.microsoft.com/office/infopath/2007/PartnerControls">
+  <documentManagement>
+    <AlternateThumbnailUrl xmlns="http://schemas.microsoft.com/sharepoint/v3">
+      <Url xsi:nil="true"/>
+      <Description xsi:nil="true"/>
+    </AlternateThumbnailUrl>
+    <VideoThumbnail xmlns="4ae7861e-4bff-47fb-9754-a3da037d4eb5" xsi:nil="true"/>
+    <ImageCreateDate xmlns="http://schemas.microsoft.com/sharepoint/v3" xsi:nil="true"/>
+    <GetImgForVideo xmlns="4ae7861e-4bff-47fb-9754-a3da037d4eb5" xsi:nil="true"/>
+    <Description xmlns="http://schemas.microsoft.com/sharepoint/v3" xsi:nil="true"/>
+  </documentManagement>
+</p:properties>
 </file>
 
 <file path=customXml/item2.xml><?xml version="1.0" encoding="utf-8"?>
@@ -4003,24 +3394,21 @@
 </file>
 
 <file path=customXml/item3.xml><?xml version="1.0" encoding="utf-8"?>
-<p:properties xmlns:p="http://schemas.microsoft.com/office/2006/metadata/properties" xmlns:xsi="http://www.w3.org/2001/XMLSchema-instance" xmlns:pc="http://schemas.microsoft.com/office/infopath/2007/PartnerControls">
-  <documentManagement>
-    <AlternateThumbnailUrl xmlns="http://schemas.microsoft.com/sharepoint/v3">
-      <Url xsi:nil="true"/>
-      <Description xsi:nil="true"/>
-    </AlternateThumbnailUrl>
-    <VideoThumbnail xmlns="4ae7861e-4bff-47fb-9754-a3da037d4eb5" xsi:nil="true"/>
-    <ImageCreateDate xmlns="http://schemas.microsoft.com/sharepoint/v3" xsi:nil="true"/>
-    <GetImgForVideo xmlns="4ae7861e-4bff-47fb-9754-a3da037d4eb5" xsi:nil="true"/>
-    <Description xmlns="http://schemas.microsoft.com/sharepoint/v3" xsi:nil="true"/>
-  </documentManagement>
-</p:properties>
+<?mso-contentType ?>
+<FormTemplates xmlns="http://schemas.microsoft.com/sharepoint/v3/contenttype/forms">
+  <Display>DocumentLibraryForm</Display>
+  <Edit>DocumentLibraryForm</Edit>
+  <New>DocumentLibraryForm</New>
+</FormTemplates>
 </file>
 
 <file path=customXml/itemProps1.xml><?xml version="1.0" encoding="utf-8"?>
-<ds:datastoreItem xmlns:ds="http://schemas.openxmlformats.org/officeDocument/2006/customXml" ds:itemID="{AFD07A8A-035B-44B3-8740-60045F8E4C9F}">
+<ds:datastoreItem xmlns:ds="http://schemas.openxmlformats.org/officeDocument/2006/customXml" ds:itemID="{DFBF5159-804B-4563-9B15-6A0468B25410}">
   <ds:schemaRefs>
-    <ds:schemaRef ds:uri="http://schemas.microsoft.com/sharepoint/v3/contenttype/forms"/>
+    <ds:schemaRef ds:uri="http://schemas.microsoft.com/office/2006/metadata/properties"/>
+    <ds:schemaRef ds:uri="http://schemas.microsoft.com/office/infopath/2007/PartnerControls"/>
+    <ds:schemaRef ds:uri="http://schemas.microsoft.com/sharepoint/v3"/>
+    <ds:schemaRef ds:uri="4ae7861e-4bff-47fb-9754-a3da037d4eb5"/>
   </ds:schemaRefs>
 </ds:datastoreItem>
 </file>
@@ -4045,12 +3433,9 @@
 </file>
 
 <file path=customXml/itemProps3.xml><?xml version="1.0" encoding="utf-8"?>
-<ds:datastoreItem xmlns:ds="http://schemas.openxmlformats.org/officeDocument/2006/customXml" ds:itemID="{DFBF5159-804B-4563-9B15-6A0468B25410}">
+<ds:datastoreItem xmlns:ds="http://schemas.openxmlformats.org/officeDocument/2006/customXml" ds:itemID="{AFD07A8A-035B-44B3-8740-60045F8E4C9F}">
   <ds:schemaRefs>
-    <ds:schemaRef ds:uri="http://schemas.microsoft.com/office/2006/metadata/properties"/>
-    <ds:schemaRef ds:uri="http://schemas.microsoft.com/office/infopath/2007/PartnerControls"/>
-    <ds:schemaRef ds:uri="http://schemas.microsoft.com/sharepoint/v3"/>
-    <ds:schemaRef ds:uri="4ae7861e-4bff-47fb-9754-a3da037d4eb5"/>
+    <ds:schemaRef ds:uri="http://schemas.microsoft.com/sharepoint/v3/contenttype/forms"/>
   </ds:schemaRefs>
 </ds:datastoreItem>
 </file>
--- a/CÔNG TY FELIZ THỌ LẬP/FELIZ THỌ LẬP_ThayDoiCSH_DDPL/HoSo2_QUYẾT ĐỊNH THAY ĐỔI.docx
+++ b/CÔNG TY FELIZ THỌ LẬP/FELIZ THỌ LẬP_ThayDoiCSH_DDPL/HoSo2_QUYẾT ĐỊNH THAY ĐỔI.docx
@@ -287,7 +287,7 @@
                 <w:sz w:val="28"/>
                 <w:szCs w:val="28"/>
               </w:rPr>
-              <w:t>3</w:t>
+              <w:t>2</w:t>
             </w:r>
             <w:r>
               <w:rPr>
@@ -307,7 +307,7 @@
                 <w:sz w:val="28"/>
                 <w:szCs w:val="28"/>
               </w:rPr>
-              <w:t>2</w:t>
+              <w:t>3</w:t>
             </w:r>
             <w:r>
               <w:rPr>
@@ -810,7 +810,17 @@
           <w:sz w:val="28"/>
           <w:szCs w:val="28"/>
         </w:rPr>
-        <w:t xml:space="preserve">NGUYỄN THU HUYỂN </w:t>
+        <w:t>NGUYỄN THU HUYỀN</w:t>
+      </w:r>
+      <w:bookmarkStart w:id="0" w:name="_GoBack"/>
+      <w:bookmarkEnd w:id="0"/>
+      <w:r>
+        <w:rPr>
+          <w:rFonts w:ascii="Times New Roman" w:hAnsi="Times New Roman"/>
+          <w:sz w:val="28"/>
+          <w:szCs w:val="28"/>
+        </w:rPr>
+        <w:t xml:space="preserve"> </w:t>
       </w:r>
       <w:r>
         <w:rPr>
@@ -1737,8 +1747,6 @@
               </w:rPr>
               <w:t>3</w:t>
             </w:r>
-            <w:bookmarkStart w:id="0" w:name="_GoBack"/>
-            <w:bookmarkEnd w:id="0"/>
             <w:r>
               <w:rPr>
                 <w:rFonts w:ascii="Times New Roman" w:hAnsi="Times New Roman" w:cs="Times New Roman"/>

--- a/CÔNG TY FELIZ THỌ LẬP/FELIZ THỌ LẬP_ThayDoiCSH_DDPL/HoSo2_QUYẾT ĐỊNH THAY ĐỔI.docx
+++ b/CÔNG TY FELIZ THỌ LẬP/FELIZ THỌ LẬP_ThayDoiCSH_DDPL/HoSo2_QUYẾT ĐỊNH THAY ĐỔI.docx
@@ -1,6 +1,6 @@
 
 <file path=word/document.xml><?xml version="1.0" encoding="utf-8"?>
-<w:document xmlns:wpc="http://schemas.microsoft.com/office/word/2010/wordprocessingCanvas" xmlns:cx="http://schemas.microsoft.com/office/drawing/2014/chartex" xmlns:cx1="http://schemas.microsoft.com/office/drawing/2015/9/8/chartex" xmlns:mc="http://schemas.openxmlformats.org/markup-compatibility/2006" xmlns:o="urn:schemas-microsoft-com:office:office" xmlns:r="http://schemas.openxmlformats.org/officeDocument/2006/relationships" xmlns:m="http://schemas.openxmlformats.org/officeDocument/2006/math" xmlns:v="urn:schemas-microsoft-com:vml" xmlns:wp14="http://schemas.microsoft.com/office/word/2010/wordprocessingDrawing" xmlns:wp="http://schemas.openxmlformats.org/drawingml/2006/wordprocessingDrawing" xmlns:w10="urn:schemas-microsoft-com:office:word" xmlns:w="http://schemas.openxmlformats.org/wordprocessingml/2006/main" xmlns:w14="http://schemas.microsoft.com/office/word/2010/wordml" xmlns:w15="http://schemas.microsoft.com/office/word/2012/wordml" xmlns:w16se="http://schemas.microsoft.com/office/word/2015/wordml/symex" xmlns:wpg="http://schemas.microsoft.com/office/word/2010/wordprocessingGroup" xmlns:wpi="http://schemas.microsoft.com/office/word/2010/wordprocessingInk" xmlns:wne="http://schemas.microsoft.com/office/word/2006/wordml" xmlns:wps="http://schemas.microsoft.com/office/word/2010/wordprocessingShape" mc:Ignorable="w14 w15 w16se wp14">
+<w:document xmlns:wpc="http://schemas.microsoft.com/office/word/2010/wordprocessingCanvas" xmlns:cx="http://schemas.microsoft.com/office/drawing/2014/chartex" xmlns:mc="http://schemas.openxmlformats.org/markup-compatibility/2006" xmlns:o="urn:schemas-microsoft-com:office:office" xmlns:r="http://schemas.openxmlformats.org/officeDocument/2006/relationships" xmlns:m="http://schemas.openxmlformats.org/officeDocument/2006/math" xmlns:v="urn:schemas-microsoft-com:vml" xmlns:wp14="http://schemas.microsoft.com/office/word/2010/wordprocessingDrawing" xmlns:wp="http://schemas.openxmlformats.org/drawingml/2006/wordprocessingDrawing" xmlns:w10="urn:schemas-microsoft-com:office:word" xmlns:w="http://schemas.openxmlformats.org/wordprocessingml/2006/main" xmlns:w14="http://schemas.microsoft.com/office/word/2010/wordml" xmlns:w15="http://schemas.microsoft.com/office/word/2012/wordml" xmlns:w16se="http://schemas.microsoft.com/office/word/2015/wordml/symex" xmlns:wpg="http://schemas.microsoft.com/office/word/2010/wordprocessingGroup" xmlns:wpi="http://schemas.microsoft.com/office/word/2010/wordprocessingInk" xmlns:wne="http://schemas.microsoft.com/office/word/2006/wordml" xmlns:wps="http://schemas.microsoft.com/office/word/2010/wordprocessingShape" mc:Ignorable="w14 w15 w16se wp14">
   <w:body>
     <w:p>
       <w:pPr>
@@ -523,7 +523,7 @@
               </wp:anchor>
             </w:drawing>
           </mc:Choice>
-          <mc:Fallback>
+          <mc:Fallback xmlns:cx1="http://schemas.microsoft.com/office/drawing/2015/9/8/chartex">
             <w:pict>
               <v:shapetype w14:anchorId="6F2ACA0D" id="_x0000_t32" coordsize="21600,21600" o:spt="32" o:oned="t" path="m,l21600,21600e" filled="f">
                 <v:path arrowok="t" fillok="f" o:connecttype="none"/>
@@ -673,6 +673,18 @@
     </w:p>
     <w:p>
       <w:pPr>
+        <w:spacing w:after="120" w:line="240" w:lineRule="auto"/>
+        <w:ind w:left="0" w:right="0"/>
+        <w:jc w:val="both"/>
+        <w:rPr>
+          <w:rFonts w:ascii="Times New Roman" w:eastAsia="Times New Roman" w:hAnsi="Times New Roman" w:cs="Times New Roman"/>
+          <w:sz w:val="28"/>
+          <w:szCs w:val="28"/>
+        </w:rPr>
+      </w:pPr>
+    </w:p>
+    <w:p>
+      <w:pPr>
         <w:pStyle w:val="ListParagraph"/>
         <w:numPr>
           <w:ilvl w:val="0"/>
@@ -715,6 +727,8 @@
           <w:szCs w:val="28"/>
         </w:rPr>
       </w:pPr>
+      <w:bookmarkStart w:id="0" w:name="_GoBack"/>
+      <w:bookmarkEnd w:id="0"/>
       <w:r>
         <w:rPr>
           <w:rFonts w:ascii="Times New Roman" w:hAnsi="Times New Roman"/>
@@ -812,8 +826,6 @@
         </w:rPr>
         <w:t>NGUYỄN THU HUYỀN</w:t>
       </w:r>
-      <w:bookmarkStart w:id="0" w:name="_GoBack"/>
-      <w:bookmarkEnd w:id="0"/>
       <w:r>
         <w:rPr>
           <w:rFonts w:ascii="Times New Roman" w:hAnsi="Times New Roman"/>
@@ -1377,7 +1389,25 @@
           <w:sz w:val="28"/>
           <w:szCs w:val="28"/>
         </w:rPr>
-        <w:t>Địa chỉ liên lạc:Số Nhà 8/8, Bình Quới B, Phường Thuận Giao, Thành phố Hồ Chí Minh, Việt Nam</w:t>
+        <w:t xml:space="preserve">Địa chỉ liên </w:t>
+      </w:r>
+      <w:proofErr w:type="gramStart"/>
+      <w:r>
+        <w:rPr>
+          <w:rFonts w:ascii="Times New Roman" w:hAnsi="Times New Roman"/>
+          <w:sz w:val="28"/>
+          <w:szCs w:val="28"/>
+        </w:rPr>
+        <w:t>lạc:Số</w:t>
+      </w:r>
+      <w:proofErr w:type="gramEnd"/>
+      <w:r>
+        <w:rPr>
+          <w:rFonts w:ascii="Times New Roman" w:hAnsi="Times New Roman"/>
+          <w:sz w:val="28"/>
+          <w:szCs w:val="28"/>
+        </w:rPr>
+        <w:t xml:space="preserve"> Nhà 8/8, Bình Quới B, Phường Thuận Giao, Thành phố Hồ Chí Minh, Việt Nam</w:t>
       </w:r>
     </w:p>
     <w:p>
@@ -1397,6 +1427,7 @@
           <w:sz w:val="28"/>
           <w:szCs w:val="28"/>
         </w:rPr>
+        <w:lastRenderedPageBreak/>
         <w:t xml:space="preserve"> </w:t>
       </w:r>
     </w:p>
@@ -1416,7 +1447,6 @@
           <w:sz w:val="28"/>
           <w:szCs w:val="28"/>
         </w:rPr>
-        <w:lastRenderedPageBreak/>
         <w:t xml:space="preserve"> </w:t>
       </w:r>
     </w:p>
@@ -1471,23 +1501,7 @@
           <w:sz w:val="28"/>
           <w:szCs w:val="28"/>
         </w:rPr>
-        <w:t xml:space="preserve">: Giao cho Ông/ Bà </w:t>
-      </w:r>
-      <w:r>
-        <w:rPr>
-          <w:rFonts w:ascii="Times New Roman" w:hAnsi="Times New Roman"/>
-          <w:sz w:val="28"/>
-          <w:szCs w:val="28"/>
-        </w:rPr>
-        <w:t>PHẠM THANH SƠN</w:t>
-      </w:r>
-      <w:r>
-        <w:rPr>
-          <w:rFonts w:ascii="Times New Roman" w:hAnsi="Times New Roman"/>
-          <w:sz w:val="28"/>
-          <w:szCs w:val="28"/>
-        </w:rPr>
-        <w:t xml:space="preserve"> </w:t>
+        <w:t xml:space="preserve">: </w:t>
       </w:r>
       <w:r>
         <w:rPr>
@@ -1495,8 +1509,2224 @@
           <w:sz w:val="28"/>
           <w:szCs w:val="28"/>
         </w:rPr>
-        <w:t>tiến hành các thủ tục cần thiết theo quy định của pháp luật.</w:t>
-      </w:r>
+        <w:t>Cập nhật danh sách ngành nghề như sau:</w:t>
+      </w:r>
+    </w:p>
+    <w:p>
+      <w:pPr>
+        <w:pStyle w:val="ListParagraph"/>
+        <w:numPr>
+          <w:ilvl w:val="0"/>
+          <w:numId w:val="4"/>
+        </w:numPr>
+        <w:spacing w:after="120" w:line="240" w:lineRule="auto"/>
+        <w:ind w:right="0"/>
+        <w:rPr>
+          <w:rFonts w:ascii="Times New Roman" w:hAnsi="Times New Roman"/>
+          <w:sz w:val="28"/>
+          <w:szCs w:val="28"/>
+        </w:rPr>
+      </w:pPr>
+      <w:r>
+        <w:rPr>
+          <w:rFonts w:ascii="Times New Roman" w:hAnsi="Times New Roman"/>
+          <w:sz w:val="28"/>
+          <w:szCs w:val="28"/>
+        </w:rPr>
+        <w:t>Ngành nghề được c</w:t>
+      </w:r>
+      <w:r>
+        <w:rPr>
+          <w:rFonts w:ascii="Times New Roman" w:hAnsi="Times New Roman"/>
+          <w:sz w:val="28"/>
+          <w:szCs w:val="28"/>
+        </w:rPr>
+        <w:t>ập nhật</w:t>
+      </w:r>
+      <w:r>
+        <w:rPr>
+          <w:rFonts w:ascii="Times New Roman" w:hAnsi="Times New Roman"/>
+          <w:sz w:val="28"/>
+          <w:szCs w:val="28"/>
+        </w:rPr>
+        <w:br/>
+      </w:r>
+    </w:p>
+    <w:tbl>
+      <w:tblPr>
+        <w:tblStyle w:val="TableGrid1"/>
+        <w:tblW w:w="0" w:type="auto"/>
+        <w:tblLook w:val="04A0" w:firstRow="1" w:lastRow="0" w:firstColumn="1" w:lastColumn="0" w:noHBand="0" w:noVBand="1"/>
+      </w:tblPr>
+      <w:tblGrid>
+        <w:gridCol w:w="679"/>
+        <w:gridCol w:w="1349"/>
+        <w:gridCol w:w="6004"/>
+        <w:gridCol w:w="1254"/>
+      </w:tblGrid>
+      <w:tr>
+        <w:trPr>
+          <w:cantSplit/>
+          <w:tblHeader/>
+        </w:trPr>
+        <w:tc>
+          <w:tcPr>
+            <w:tcW w:w="680" w:type="dxa"/>
+            <w:shd w:val="clear" w:color="auto" w:fill="D9E1F2"/>
+          </w:tcPr>
+          <w:p>
+            <w:pPr>
+              <w:spacing w:after="0" w:line="240" w:lineRule="auto"/>
+              <w:ind w:left="0" w:right="0"/>
+              <w:jc w:val="center"/>
+              <w:rPr>
+                <w:rFonts w:ascii="Times New Roman" w:eastAsia="Times New Roman" w:hAnsi="Times New Roman" w:cs="Times New Roman"/>
+                <w:sz w:val="24"/>
+              </w:rPr>
+            </w:pPr>
+            <w:r>
+              <w:rPr>
+                <w:rFonts w:ascii="Times New Roman" w:eastAsia="Times New Roman" w:hAnsi="Times New Roman" w:cs="Times New Roman"/>
+                <w:b/>
+                <w:sz w:val="24"/>
+              </w:rPr>
+              <w:t>STT</w:t>
+            </w:r>
+          </w:p>
+        </w:tc>
+        <w:tc>
+          <w:tcPr>
+            <w:tcW w:w="1417" w:type="dxa"/>
+            <w:shd w:val="clear" w:color="auto" w:fill="D9E1F2"/>
+          </w:tcPr>
+          <w:p>
+            <w:pPr>
+              <w:spacing w:after="0" w:line="240" w:lineRule="auto"/>
+              <w:ind w:left="0" w:right="0"/>
+              <w:jc w:val="center"/>
+              <w:rPr>
+                <w:rFonts w:ascii="Times New Roman" w:eastAsia="Times New Roman" w:hAnsi="Times New Roman" w:cs="Times New Roman"/>
+                <w:sz w:val="24"/>
+              </w:rPr>
+            </w:pPr>
+            <w:r>
+              <w:rPr>
+                <w:rFonts w:ascii="Times New Roman" w:eastAsia="Times New Roman" w:hAnsi="Times New Roman" w:cs="Times New Roman"/>
+                <w:b/>
+                <w:sz w:val="24"/>
+              </w:rPr>
+              <w:t>Mã ngành</w:t>
+            </w:r>
+          </w:p>
+        </w:tc>
+        <w:tc>
+          <w:tcPr>
+            <w:tcW w:w="6690" w:type="dxa"/>
+            <w:shd w:val="clear" w:color="auto" w:fill="D9E1F2"/>
+          </w:tcPr>
+          <w:p>
+            <w:pPr>
+              <w:spacing w:after="0" w:line="240" w:lineRule="auto"/>
+              <w:ind w:left="0" w:right="0"/>
+              <w:jc w:val="center"/>
+              <w:rPr>
+                <w:rFonts w:ascii="Times New Roman" w:eastAsia="Times New Roman" w:hAnsi="Times New Roman" w:cs="Times New Roman"/>
+                <w:sz w:val="24"/>
+              </w:rPr>
+            </w:pPr>
+            <w:r>
+              <w:rPr>
+                <w:rFonts w:ascii="Times New Roman" w:eastAsia="Times New Roman" w:hAnsi="Times New Roman" w:cs="Times New Roman"/>
+                <w:b/>
+                <w:sz w:val="24"/>
+              </w:rPr>
+              <w:t>Tên ngành</w:t>
+            </w:r>
+            <w:r>
+              <w:rPr>
+                <w:rFonts w:ascii="Times New Roman" w:eastAsia="Times New Roman" w:hAnsi="Times New Roman" w:cs="Times New Roman"/>
+                <w:b/>
+                <w:sz w:val="24"/>
+              </w:rPr>
+              <w:t xml:space="preserve"> được cập nhật</w:t>
+            </w:r>
+          </w:p>
+        </w:tc>
+        <w:tc>
+          <w:tcPr>
+            <w:tcW w:w="1304" w:type="dxa"/>
+            <w:shd w:val="clear" w:color="auto" w:fill="D9E1F2"/>
+          </w:tcPr>
+          <w:p>
+            <w:pPr>
+              <w:spacing w:after="0" w:line="240" w:lineRule="auto"/>
+              <w:ind w:left="0" w:right="0"/>
+              <w:jc w:val="center"/>
+              <w:rPr>
+                <w:rFonts w:ascii="Times New Roman" w:eastAsia="Times New Roman" w:hAnsi="Times New Roman" w:cs="Times New Roman"/>
+                <w:sz w:val="24"/>
+              </w:rPr>
+            </w:pPr>
+            <w:r>
+              <w:rPr>
+                <w:rFonts w:ascii="Times New Roman" w:eastAsia="Times New Roman" w:hAnsi="Times New Roman" w:cs="Times New Roman"/>
+                <w:b/>
+                <w:sz w:val="24"/>
+              </w:rPr>
+              <w:t>Ngành chính</w:t>
+            </w:r>
+          </w:p>
+        </w:tc>
+      </w:tr>
+      <w:tr>
+        <w:trPr>
+          <w:cantSplit/>
+        </w:trPr>
+        <w:tc>
+          <w:tcPr>
+            <w:tcW w:w="680" w:type="dxa"/>
+          </w:tcPr>
+          <w:p>
+            <w:pPr>
+              <w:spacing w:after="0" w:line="240" w:lineRule="auto"/>
+              <w:ind w:left="0" w:right="0"/>
+              <w:jc w:val="center"/>
+              <w:rPr>
+                <w:rFonts w:ascii="Times New Roman" w:eastAsia="Times New Roman" w:hAnsi="Times New Roman" w:cs="Times New Roman"/>
+                <w:sz w:val="24"/>
+              </w:rPr>
+            </w:pPr>
+            <w:r>
+              <w:rPr>
+                <w:rFonts w:ascii="Times New Roman" w:eastAsia="Times New Roman" w:hAnsi="Times New Roman" w:cs="Times New Roman"/>
+                <w:sz w:val="24"/>
+              </w:rPr>
+              <w:t>1</w:t>
+            </w:r>
+          </w:p>
+        </w:tc>
+        <w:tc>
+          <w:tcPr>
+            <w:tcW w:w="1417" w:type="dxa"/>
+          </w:tcPr>
+          <w:p>
+            <w:pPr>
+              <w:spacing w:after="0" w:line="240" w:lineRule="auto"/>
+              <w:ind w:left="0" w:right="0"/>
+              <w:jc w:val="center"/>
+              <w:rPr>
+                <w:rFonts w:ascii="Times New Roman" w:eastAsia="Times New Roman" w:hAnsi="Times New Roman" w:cs="Times New Roman"/>
+                <w:sz w:val="24"/>
+              </w:rPr>
+            </w:pPr>
+            <w:r>
+              <w:rPr>
+                <w:rFonts w:ascii="Times New Roman" w:eastAsia="Times New Roman" w:hAnsi="Times New Roman" w:cs="Times New Roman"/>
+                <w:sz w:val="24"/>
+              </w:rPr>
+              <w:t>5510</w:t>
+            </w:r>
+          </w:p>
+        </w:tc>
+        <w:tc>
+          <w:tcPr>
+            <w:tcW w:w="6690" w:type="dxa"/>
+          </w:tcPr>
+          <w:p>
+            <w:pPr>
+              <w:spacing w:after="0" w:line="240" w:lineRule="auto"/>
+              <w:ind w:left="0" w:right="0"/>
+              <w:rPr>
+                <w:rFonts w:ascii="Times New Roman" w:eastAsia="Times New Roman" w:hAnsi="Times New Roman" w:cs="Times New Roman"/>
+                <w:sz w:val="24"/>
+              </w:rPr>
+            </w:pPr>
+            <w:r>
+              <w:rPr>
+                <w:rFonts w:ascii="Times New Roman" w:eastAsia="Times New Roman" w:hAnsi="Times New Roman" w:cs="Times New Roman"/>
+                <w:sz w:val="24"/>
+              </w:rPr>
+              <w:t>Khách sạn và dịch vụ lưu trú tương tự</w:t>
+            </w:r>
+          </w:p>
+          <w:p>
+            <w:pPr>
+              <w:spacing w:after="0" w:line="240" w:lineRule="auto"/>
+              <w:ind w:left="0" w:right="0"/>
+              <w:rPr>
+                <w:rFonts w:ascii="Times New Roman" w:eastAsia="Times New Roman" w:hAnsi="Times New Roman" w:cs="Times New Roman"/>
+                <w:sz w:val="24"/>
+              </w:rPr>
+            </w:pPr>
+            <w:r>
+              <w:rPr>
+                <w:rFonts w:ascii="Times New Roman" w:eastAsia="Times New Roman" w:hAnsi="Times New Roman" w:cs="Times New Roman"/>
+                <w:sz w:val="24"/>
+              </w:rPr>
+              <w:t>Chi tiết: Khách sạn, dịch vụ cho thuê phòng trọ, dịch vụ lưu trú du lịch</w:t>
+            </w:r>
+          </w:p>
+        </w:tc>
+        <w:tc>
+          <w:tcPr>
+            <w:tcW w:w="1304" w:type="dxa"/>
+          </w:tcPr>
+          <w:p>
+            <w:pPr>
+              <w:spacing w:after="0" w:line="240" w:lineRule="auto"/>
+              <w:ind w:left="0" w:right="0"/>
+              <w:jc w:val="center"/>
+              <w:rPr>
+                <w:rFonts w:ascii="Times New Roman" w:eastAsia="Times New Roman" w:hAnsi="Times New Roman" w:cs="Times New Roman"/>
+                <w:sz w:val="24"/>
+              </w:rPr>
+            </w:pPr>
+            <w:r>
+              <w:rPr>
+                <w:rFonts w:ascii="Times New Roman" w:eastAsia="Times New Roman" w:hAnsi="Times New Roman" w:cs="Times New Roman"/>
+                <w:sz w:val="24"/>
+              </w:rPr>
+              <w:t>X</w:t>
+            </w:r>
+          </w:p>
+        </w:tc>
+      </w:tr>
+      <w:tr>
+        <w:trPr>
+          <w:cantSplit/>
+        </w:trPr>
+        <w:tc>
+          <w:tcPr>
+            <w:tcW w:w="680" w:type="dxa"/>
+          </w:tcPr>
+          <w:p>
+            <w:pPr>
+              <w:spacing w:after="0" w:line="240" w:lineRule="auto"/>
+              <w:ind w:left="0" w:right="0"/>
+              <w:jc w:val="center"/>
+              <w:rPr>
+                <w:rFonts w:ascii="Times New Roman" w:eastAsia="Times New Roman" w:hAnsi="Times New Roman" w:cs="Times New Roman"/>
+                <w:sz w:val="24"/>
+              </w:rPr>
+            </w:pPr>
+            <w:r>
+              <w:rPr>
+                <w:rFonts w:ascii="Times New Roman" w:eastAsia="Times New Roman" w:hAnsi="Times New Roman" w:cs="Times New Roman"/>
+                <w:sz w:val="24"/>
+              </w:rPr>
+              <w:t>2</w:t>
+            </w:r>
+          </w:p>
+        </w:tc>
+        <w:tc>
+          <w:tcPr>
+            <w:tcW w:w="1417" w:type="dxa"/>
+          </w:tcPr>
+          <w:p>
+            <w:pPr>
+              <w:spacing w:after="0" w:line="240" w:lineRule="auto"/>
+              <w:ind w:left="0" w:right="0"/>
+              <w:jc w:val="center"/>
+              <w:rPr>
+                <w:rFonts w:ascii="Times New Roman" w:eastAsia="Times New Roman" w:hAnsi="Times New Roman" w:cs="Times New Roman"/>
+                <w:sz w:val="24"/>
+              </w:rPr>
+            </w:pPr>
+            <w:r>
+              <w:rPr>
+                <w:rFonts w:ascii="Times New Roman" w:eastAsia="Times New Roman" w:hAnsi="Times New Roman" w:cs="Times New Roman"/>
+                <w:sz w:val="24"/>
+              </w:rPr>
+              <w:t>4759</w:t>
+            </w:r>
+          </w:p>
+        </w:tc>
+        <w:tc>
+          <w:tcPr>
+            <w:tcW w:w="6690" w:type="dxa"/>
+          </w:tcPr>
+          <w:p>
+            <w:pPr>
+              <w:spacing w:after="0" w:line="240" w:lineRule="auto"/>
+              <w:ind w:left="0" w:right="0"/>
+              <w:rPr>
+                <w:rFonts w:ascii="Times New Roman" w:eastAsia="Times New Roman" w:hAnsi="Times New Roman" w:cs="Times New Roman"/>
+                <w:sz w:val="24"/>
+              </w:rPr>
+            </w:pPr>
+            <w:r>
+              <w:rPr>
+                <w:rFonts w:ascii="Times New Roman" w:eastAsia="Times New Roman" w:hAnsi="Times New Roman" w:cs="Times New Roman"/>
+                <w:sz w:val="24"/>
+              </w:rPr>
+              <w:t>Bán lẻ đồ điện gia dụng, giường, tủ, bàn, ghế và đồ nội thất tương tự, đèn và bộ đèn điện, đồ dùng gia đình khác chưa được phân vào đâu</w:t>
+            </w:r>
+          </w:p>
+          <w:p>
+            <w:pPr>
+              <w:spacing w:after="0" w:line="240" w:lineRule="auto"/>
+              <w:ind w:left="0" w:right="0"/>
+              <w:rPr>
+                <w:rFonts w:ascii="Times New Roman" w:eastAsia="Times New Roman" w:hAnsi="Times New Roman" w:cs="Times New Roman"/>
+                <w:sz w:val="24"/>
+              </w:rPr>
+            </w:pPr>
+            <w:r>
+              <w:rPr>
+                <w:rFonts w:ascii="Times New Roman" w:eastAsia="Times New Roman" w:hAnsi="Times New Roman" w:cs="Times New Roman"/>
+                <w:sz w:val="24"/>
+              </w:rPr>
+              <w:t>Chi tiết: Mua bán đồ trang trí nội, ngoại thất</w:t>
+            </w:r>
+          </w:p>
+        </w:tc>
+        <w:tc>
+          <w:tcPr>
+            <w:tcW w:w="1304" w:type="dxa"/>
+          </w:tcPr>
+          <w:p>
+            <w:pPr>
+              <w:spacing w:after="0" w:line="240" w:lineRule="auto"/>
+              <w:ind w:left="0" w:right="0"/>
+              <w:jc w:val="center"/>
+              <w:rPr>
+                <w:rFonts w:ascii="Times New Roman" w:eastAsia="Times New Roman" w:hAnsi="Times New Roman" w:cs="Times New Roman"/>
+                <w:sz w:val="24"/>
+              </w:rPr>
+            </w:pPr>
+          </w:p>
+        </w:tc>
+      </w:tr>
+      <w:tr>
+        <w:trPr>
+          <w:cantSplit/>
+        </w:trPr>
+        <w:tc>
+          <w:tcPr>
+            <w:tcW w:w="680" w:type="dxa"/>
+          </w:tcPr>
+          <w:p>
+            <w:pPr>
+              <w:spacing w:after="0" w:line="240" w:lineRule="auto"/>
+              <w:ind w:left="0" w:right="0"/>
+              <w:jc w:val="center"/>
+              <w:rPr>
+                <w:rFonts w:ascii="Times New Roman" w:eastAsia="Times New Roman" w:hAnsi="Times New Roman" w:cs="Times New Roman"/>
+                <w:sz w:val="24"/>
+              </w:rPr>
+            </w:pPr>
+            <w:r>
+              <w:rPr>
+                <w:rFonts w:ascii="Times New Roman" w:eastAsia="Times New Roman" w:hAnsi="Times New Roman" w:cs="Times New Roman"/>
+                <w:sz w:val="24"/>
+              </w:rPr>
+              <w:t>3</w:t>
+            </w:r>
+          </w:p>
+        </w:tc>
+        <w:tc>
+          <w:tcPr>
+            <w:tcW w:w="1417" w:type="dxa"/>
+          </w:tcPr>
+          <w:p>
+            <w:pPr>
+              <w:spacing w:after="0" w:line="240" w:lineRule="auto"/>
+              <w:ind w:left="0" w:right="0"/>
+              <w:jc w:val="center"/>
+              <w:rPr>
+                <w:rFonts w:ascii="Times New Roman" w:eastAsia="Times New Roman" w:hAnsi="Times New Roman" w:cs="Times New Roman"/>
+                <w:sz w:val="24"/>
+              </w:rPr>
+            </w:pPr>
+            <w:r>
+              <w:rPr>
+                <w:rFonts w:ascii="Times New Roman" w:eastAsia="Times New Roman" w:hAnsi="Times New Roman" w:cs="Times New Roman"/>
+                <w:sz w:val="24"/>
+              </w:rPr>
+              <w:t>9329</w:t>
+            </w:r>
+          </w:p>
+        </w:tc>
+        <w:tc>
+          <w:tcPr>
+            <w:tcW w:w="6690" w:type="dxa"/>
+          </w:tcPr>
+          <w:p>
+            <w:pPr>
+              <w:spacing w:after="0" w:line="240" w:lineRule="auto"/>
+              <w:ind w:left="0" w:right="0"/>
+              <w:rPr>
+                <w:rFonts w:ascii="Times New Roman" w:eastAsia="Times New Roman" w:hAnsi="Times New Roman" w:cs="Times New Roman"/>
+                <w:sz w:val="24"/>
+              </w:rPr>
+            </w:pPr>
+            <w:r>
+              <w:rPr>
+                <w:rFonts w:ascii="Times New Roman" w:eastAsia="Times New Roman" w:hAnsi="Times New Roman" w:cs="Times New Roman"/>
+                <w:sz w:val="24"/>
+              </w:rPr>
+              <w:t>Hoạt động vui chơi giải trí khác</w:t>
+            </w:r>
+          </w:p>
+          <w:p>
+            <w:pPr>
+              <w:spacing w:after="0" w:line="240" w:lineRule="auto"/>
+              <w:ind w:left="0" w:right="0"/>
+              <w:rPr>
+                <w:rFonts w:ascii="Times New Roman" w:eastAsia="Times New Roman" w:hAnsi="Times New Roman" w:cs="Times New Roman"/>
+                <w:sz w:val="24"/>
+              </w:rPr>
+            </w:pPr>
+            <w:r>
+              <w:rPr>
+                <w:rFonts w:ascii="Times New Roman" w:eastAsia="Times New Roman" w:hAnsi="Times New Roman" w:cs="Times New Roman"/>
+                <w:sz w:val="24"/>
+              </w:rPr>
+              <w:t>Chi tiết: Dịch vụ karaoke (Doanh nghiệp chỉ được hoạt động sau khi được cơ quan có thẩm quyền cấp giấy phép kinh doanh karaoke)</w:t>
+            </w:r>
+          </w:p>
+        </w:tc>
+        <w:tc>
+          <w:tcPr>
+            <w:tcW w:w="1304" w:type="dxa"/>
+          </w:tcPr>
+          <w:p>
+            <w:pPr>
+              <w:spacing w:after="0" w:line="240" w:lineRule="auto"/>
+              <w:ind w:left="0" w:right="0"/>
+              <w:jc w:val="center"/>
+              <w:rPr>
+                <w:rFonts w:ascii="Times New Roman" w:eastAsia="Times New Roman" w:hAnsi="Times New Roman" w:cs="Times New Roman"/>
+                <w:sz w:val="24"/>
+              </w:rPr>
+            </w:pPr>
+          </w:p>
+        </w:tc>
+      </w:tr>
+      <w:tr>
+        <w:trPr>
+          <w:cantSplit/>
+        </w:trPr>
+        <w:tc>
+          <w:tcPr>
+            <w:tcW w:w="680" w:type="dxa"/>
+          </w:tcPr>
+          <w:p>
+            <w:pPr>
+              <w:spacing w:after="0" w:line="240" w:lineRule="auto"/>
+              <w:ind w:left="0" w:right="0"/>
+              <w:jc w:val="center"/>
+              <w:rPr>
+                <w:rFonts w:ascii="Times New Roman" w:eastAsia="Times New Roman" w:hAnsi="Times New Roman" w:cs="Times New Roman"/>
+                <w:sz w:val="24"/>
+              </w:rPr>
+            </w:pPr>
+            <w:r>
+              <w:rPr>
+                <w:rFonts w:ascii="Times New Roman" w:eastAsia="Times New Roman" w:hAnsi="Times New Roman" w:cs="Times New Roman"/>
+                <w:sz w:val="24"/>
+              </w:rPr>
+              <w:t>4</w:t>
+            </w:r>
+          </w:p>
+        </w:tc>
+        <w:tc>
+          <w:tcPr>
+            <w:tcW w:w="1417" w:type="dxa"/>
+          </w:tcPr>
+          <w:p>
+            <w:pPr>
+              <w:spacing w:after="0" w:line="240" w:lineRule="auto"/>
+              <w:ind w:left="0" w:right="0"/>
+              <w:jc w:val="center"/>
+              <w:rPr>
+                <w:rFonts w:ascii="Times New Roman" w:eastAsia="Times New Roman" w:hAnsi="Times New Roman" w:cs="Times New Roman"/>
+                <w:sz w:val="24"/>
+              </w:rPr>
+            </w:pPr>
+            <w:r>
+              <w:rPr>
+                <w:rFonts w:ascii="Times New Roman" w:eastAsia="Times New Roman" w:hAnsi="Times New Roman" w:cs="Times New Roman"/>
+                <w:sz w:val="24"/>
+              </w:rPr>
+              <w:t>7911</w:t>
+            </w:r>
+          </w:p>
+        </w:tc>
+        <w:tc>
+          <w:tcPr>
+            <w:tcW w:w="6690" w:type="dxa"/>
+          </w:tcPr>
+          <w:p>
+            <w:pPr>
+              <w:spacing w:after="0" w:line="240" w:lineRule="auto"/>
+              <w:ind w:left="0" w:right="0"/>
+              <w:rPr>
+                <w:rFonts w:ascii="Times New Roman" w:eastAsia="Times New Roman" w:hAnsi="Times New Roman" w:cs="Times New Roman"/>
+                <w:sz w:val="24"/>
+              </w:rPr>
+            </w:pPr>
+            <w:r>
+              <w:rPr>
+                <w:rFonts w:ascii="Times New Roman" w:eastAsia="Times New Roman" w:hAnsi="Times New Roman" w:cs="Times New Roman"/>
+                <w:sz w:val="24"/>
+              </w:rPr>
+              <w:t>Đại lý lữ hành</w:t>
+            </w:r>
+          </w:p>
+          <w:p>
+            <w:pPr>
+              <w:spacing w:after="0" w:line="240" w:lineRule="auto"/>
+              <w:ind w:left="0" w:right="0"/>
+              <w:rPr>
+                <w:rFonts w:ascii="Times New Roman" w:eastAsia="Times New Roman" w:hAnsi="Times New Roman" w:cs="Times New Roman"/>
+                <w:sz w:val="24"/>
+              </w:rPr>
+            </w:pPr>
+            <w:r>
+              <w:rPr>
+                <w:rFonts w:ascii="Times New Roman" w:eastAsia="Times New Roman" w:hAnsi="Times New Roman" w:cs="Times New Roman"/>
+                <w:sz w:val="24"/>
+              </w:rPr>
+              <w:t>(Chỉ hoạt động lữ hành quốc tế sau khi có giấy phép của Tổng cục Du lịch)</w:t>
+            </w:r>
+          </w:p>
+        </w:tc>
+        <w:tc>
+          <w:tcPr>
+            <w:tcW w:w="1304" w:type="dxa"/>
+          </w:tcPr>
+          <w:p>
+            <w:pPr>
+              <w:spacing w:after="0" w:line="240" w:lineRule="auto"/>
+              <w:ind w:left="0" w:right="0"/>
+              <w:jc w:val="center"/>
+              <w:rPr>
+                <w:rFonts w:ascii="Times New Roman" w:eastAsia="Times New Roman" w:hAnsi="Times New Roman" w:cs="Times New Roman"/>
+                <w:sz w:val="24"/>
+              </w:rPr>
+            </w:pPr>
+          </w:p>
+        </w:tc>
+      </w:tr>
+      <w:tr>
+        <w:trPr>
+          <w:cantSplit/>
+        </w:trPr>
+        <w:tc>
+          <w:tcPr>
+            <w:tcW w:w="680" w:type="dxa"/>
+          </w:tcPr>
+          <w:p>
+            <w:pPr>
+              <w:spacing w:after="0" w:line="240" w:lineRule="auto"/>
+              <w:ind w:left="0" w:right="0"/>
+              <w:jc w:val="center"/>
+              <w:rPr>
+                <w:rFonts w:ascii="Times New Roman" w:eastAsia="Times New Roman" w:hAnsi="Times New Roman" w:cs="Times New Roman"/>
+                <w:sz w:val="24"/>
+              </w:rPr>
+            </w:pPr>
+            <w:r>
+              <w:rPr>
+                <w:rFonts w:ascii="Times New Roman" w:eastAsia="Times New Roman" w:hAnsi="Times New Roman" w:cs="Times New Roman"/>
+                <w:sz w:val="24"/>
+              </w:rPr>
+              <w:t>5</w:t>
+            </w:r>
+          </w:p>
+        </w:tc>
+        <w:tc>
+          <w:tcPr>
+            <w:tcW w:w="1417" w:type="dxa"/>
+          </w:tcPr>
+          <w:p>
+            <w:pPr>
+              <w:spacing w:after="0" w:line="240" w:lineRule="auto"/>
+              <w:ind w:left="0" w:right="0"/>
+              <w:jc w:val="center"/>
+              <w:rPr>
+                <w:rFonts w:ascii="Times New Roman" w:eastAsia="Times New Roman" w:hAnsi="Times New Roman" w:cs="Times New Roman"/>
+                <w:sz w:val="24"/>
+              </w:rPr>
+            </w:pPr>
+            <w:r>
+              <w:rPr>
+                <w:rFonts w:ascii="Times New Roman" w:eastAsia="Times New Roman" w:hAnsi="Times New Roman" w:cs="Times New Roman"/>
+                <w:sz w:val="24"/>
+              </w:rPr>
+              <w:t>7990</w:t>
+            </w:r>
+          </w:p>
+        </w:tc>
+        <w:tc>
+          <w:tcPr>
+            <w:tcW w:w="6690" w:type="dxa"/>
+          </w:tcPr>
+          <w:p>
+            <w:pPr>
+              <w:spacing w:after="0" w:line="240" w:lineRule="auto"/>
+              <w:ind w:left="0" w:right="0"/>
+              <w:rPr>
+                <w:rFonts w:ascii="Times New Roman" w:eastAsia="Times New Roman" w:hAnsi="Times New Roman" w:cs="Times New Roman"/>
+                <w:sz w:val="24"/>
+              </w:rPr>
+            </w:pPr>
+            <w:r>
+              <w:rPr>
+                <w:rFonts w:ascii="Times New Roman" w:eastAsia="Times New Roman" w:hAnsi="Times New Roman" w:cs="Times New Roman"/>
+                <w:sz w:val="24"/>
+              </w:rPr>
+              <w:t>Hoạt động liên quan đến du lịch khác</w:t>
+            </w:r>
+          </w:p>
+        </w:tc>
+        <w:tc>
+          <w:tcPr>
+            <w:tcW w:w="1304" w:type="dxa"/>
+          </w:tcPr>
+          <w:p>
+            <w:pPr>
+              <w:spacing w:after="0" w:line="240" w:lineRule="auto"/>
+              <w:ind w:left="0" w:right="0"/>
+              <w:jc w:val="center"/>
+              <w:rPr>
+                <w:rFonts w:ascii="Times New Roman" w:eastAsia="Times New Roman" w:hAnsi="Times New Roman" w:cs="Times New Roman"/>
+                <w:sz w:val="24"/>
+              </w:rPr>
+            </w:pPr>
+          </w:p>
+        </w:tc>
+      </w:tr>
+    </w:tbl>
+    <w:p>
+      <w:pPr>
+        <w:pStyle w:val="ListParagraph"/>
+        <w:spacing w:after="120" w:line="240" w:lineRule="auto"/>
+        <w:ind w:left="1800" w:right="0"/>
+        <w:rPr>
+          <w:rFonts w:ascii="Times New Roman" w:hAnsi="Times New Roman"/>
+          <w:sz w:val="28"/>
+          <w:szCs w:val="28"/>
+        </w:rPr>
+      </w:pPr>
+    </w:p>
+    <w:p>
+      <w:pPr>
+        <w:pStyle w:val="ListParagraph"/>
+        <w:spacing w:after="120" w:line="240" w:lineRule="auto"/>
+        <w:ind w:left="1800" w:right="0"/>
+        <w:rPr>
+          <w:rFonts w:ascii="Times New Roman" w:hAnsi="Times New Roman"/>
+          <w:sz w:val="28"/>
+          <w:szCs w:val="28"/>
+        </w:rPr>
+      </w:pPr>
+    </w:p>
+    <w:p>
+      <w:pPr>
+        <w:pStyle w:val="ListParagraph"/>
+        <w:spacing w:after="120" w:line="240" w:lineRule="auto"/>
+        <w:ind w:left="1800" w:right="0"/>
+        <w:rPr>
+          <w:rFonts w:ascii="Times New Roman" w:hAnsi="Times New Roman"/>
+          <w:sz w:val="28"/>
+          <w:szCs w:val="28"/>
+        </w:rPr>
+      </w:pPr>
+    </w:p>
+    <w:p>
+      <w:pPr>
+        <w:pStyle w:val="ListParagraph"/>
+        <w:spacing w:after="120" w:line="240" w:lineRule="auto"/>
+        <w:ind w:left="1800" w:right="0"/>
+        <w:rPr>
+          <w:rFonts w:ascii="Times New Roman" w:hAnsi="Times New Roman"/>
+          <w:sz w:val="28"/>
+          <w:szCs w:val="28"/>
+        </w:rPr>
+      </w:pPr>
+    </w:p>
+    <w:p>
+      <w:pPr>
+        <w:pStyle w:val="ListParagraph"/>
+        <w:numPr>
+          <w:ilvl w:val="0"/>
+          <w:numId w:val="4"/>
+        </w:numPr>
+        <w:spacing w:after="120" w:line="240" w:lineRule="auto"/>
+        <w:ind w:right="0"/>
+        <w:jc w:val="both"/>
+        <w:rPr>
+          <w:rFonts w:ascii="Times New Roman" w:hAnsi="Times New Roman"/>
+          <w:sz w:val="28"/>
+          <w:szCs w:val="28"/>
+        </w:rPr>
+      </w:pPr>
+      <w:r>
+        <w:rPr>
+          <w:rFonts w:ascii="Times New Roman" w:hAnsi="Times New Roman"/>
+          <w:sz w:val="28"/>
+          <w:szCs w:val="28"/>
+        </w:rPr>
+        <w:t xml:space="preserve">Ngành nghề </w:t>
+      </w:r>
+      <w:r>
+        <w:rPr>
+          <w:rFonts w:ascii="Times New Roman" w:hAnsi="Times New Roman"/>
+          <w:sz w:val="28"/>
+          <w:szCs w:val="28"/>
+        </w:rPr>
+        <w:t>bổ sung</w:t>
+      </w:r>
+      <w:r>
+        <w:rPr>
+          <w:rFonts w:ascii="Times New Roman" w:hAnsi="Times New Roman"/>
+          <w:sz w:val="28"/>
+          <w:szCs w:val="28"/>
+        </w:rPr>
+        <w:t>:</w:t>
+      </w:r>
+    </w:p>
+    <w:tbl>
+      <w:tblPr>
+        <w:tblStyle w:val="TableGrid2"/>
+        <w:tblW w:w="0" w:type="auto"/>
+        <w:tblLook w:val="04A0" w:firstRow="1" w:lastRow="0" w:firstColumn="1" w:lastColumn="0" w:noHBand="0" w:noVBand="1"/>
+      </w:tblPr>
+      <w:tblGrid>
+        <w:gridCol w:w="678"/>
+        <w:gridCol w:w="1349"/>
+        <w:gridCol w:w="6004"/>
+        <w:gridCol w:w="1255"/>
+      </w:tblGrid>
+      <w:tr>
+        <w:trPr>
+          <w:cantSplit/>
+          <w:tblHeader/>
+        </w:trPr>
+        <w:tc>
+          <w:tcPr>
+            <w:tcW w:w="680" w:type="dxa"/>
+            <w:shd w:val="clear" w:color="auto" w:fill="D9E1F2"/>
+          </w:tcPr>
+          <w:p>
+            <w:pPr>
+              <w:spacing w:after="0" w:line="240" w:lineRule="auto"/>
+              <w:ind w:left="0" w:right="0"/>
+              <w:jc w:val="center"/>
+              <w:rPr>
+                <w:rFonts w:ascii="Times New Roman" w:eastAsia="Times New Roman" w:hAnsi="Times New Roman" w:cs="Times New Roman"/>
+                <w:sz w:val="24"/>
+              </w:rPr>
+            </w:pPr>
+            <w:r>
+              <w:rPr>
+                <w:rFonts w:ascii="Times New Roman" w:eastAsia="Times New Roman" w:hAnsi="Times New Roman" w:cs="Times New Roman"/>
+                <w:b/>
+                <w:sz w:val="24"/>
+              </w:rPr>
+              <w:t>STT</w:t>
+            </w:r>
+          </w:p>
+        </w:tc>
+        <w:tc>
+          <w:tcPr>
+            <w:tcW w:w="1417" w:type="dxa"/>
+            <w:shd w:val="clear" w:color="auto" w:fill="D9E1F2"/>
+          </w:tcPr>
+          <w:p>
+            <w:pPr>
+              <w:spacing w:after="0" w:line="240" w:lineRule="auto"/>
+              <w:ind w:left="0" w:right="0"/>
+              <w:jc w:val="center"/>
+              <w:rPr>
+                <w:rFonts w:ascii="Times New Roman" w:eastAsia="Times New Roman" w:hAnsi="Times New Roman" w:cs="Times New Roman"/>
+                <w:sz w:val="24"/>
+              </w:rPr>
+            </w:pPr>
+            <w:r>
+              <w:rPr>
+                <w:rFonts w:ascii="Times New Roman" w:eastAsia="Times New Roman" w:hAnsi="Times New Roman" w:cs="Times New Roman"/>
+                <w:b/>
+                <w:sz w:val="24"/>
+              </w:rPr>
+              <w:t>Mã ngành</w:t>
+            </w:r>
+          </w:p>
+        </w:tc>
+        <w:tc>
+          <w:tcPr>
+            <w:tcW w:w="6690" w:type="dxa"/>
+            <w:shd w:val="clear" w:color="auto" w:fill="D9E1F2"/>
+          </w:tcPr>
+          <w:p>
+            <w:pPr>
+              <w:spacing w:after="0" w:line="240" w:lineRule="auto"/>
+              <w:ind w:left="0" w:right="0"/>
+              <w:jc w:val="center"/>
+              <w:rPr>
+                <w:rFonts w:ascii="Times New Roman" w:eastAsia="Times New Roman" w:hAnsi="Times New Roman" w:cs="Times New Roman"/>
+                <w:sz w:val="24"/>
+              </w:rPr>
+            </w:pPr>
+            <w:r>
+              <w:rPr>
+                <w:rFonts w:ascii="Times New Roman" w:eastAsia="Times New Roman" w:hAnsi="Times New Roman" w:cs="Times New Roman"/>
+                <w:b/>
+                <w:sz w:val="24"/>
+              </w:rPr>
+              <w:t>Tên ngành</w:t>
+            </w:r>
+            <w:r>
+              <w:rPr>
+                <w:rFonts w:ascii="Times New Roman" w:eastAsia="Times New Roman" w:hAnsi="Times New Roman" w:cs="Times New Roman"/>
+                <w:b/>
+                <w:sz w:val="24"/>
+              </w:rPr>
+              <w:t xml:space="preserve"> nghề được bổ sung</w:t>
+            </w:r>
+          </w:p>
+        </w:tc>
+        <w:tc>
+          <w:tcPr>
+            <w:tcW w:w="1304" w:type="dxa"/>
+            <w:shd w:val="clear" w:color="auto" w:fill="D9E1F2"/>
+          </w:tcPr>
+          <w:p>
+            <w:pPr>
+              <w:spacing w:after="0" w:line="240" w:lineRule="auto"/>
+              <w:ind w:left="0" w:right="0"/>
+              <w:jc w:val="center"/>
+              <w:rPr>
+                <w:rFonts w:ascii="Times New Roman" w:eastAsia="Times New Roman" w:hAnsi="Times New Roman" w:cs="Times New Roman"/>
+                <w:sz w:val="24"/>
+              </w:rPr>
+            </w:pPr>
+            <w:r>
+              <w:rPr>
+                <w:rFonts w:ascii="Times New Roman" w:eastAsia="Times New Roman" w:hAnsi="Times New Roman" w:cs="Times New Roman"/>
+                <w:b/>
+                <w:sz w:val="24"/>
+              </w:rPr>
+              <w:t>Ngành chính</w:t>
+            </w:r>
+          </w:p>
+        </w:tc>
+      </w:tr>
+      <w:tr>
+        <w:trPr>
+          <w:cantSplit/>
+        </w:trPr>
+        <w:tc>
+          <w:tcPr>
+            <w:tcW w:w="680" w:type="dxa"/>
+          </w:tcPr>
+          <w:p>
+            <w:pPr>
+              <w:spacing w:after="0" w:line="240" w:lineRule="auto"/>
+              <w:ind w:left="0" w:right="0"/>
+              <w:jc w:val="center"/>
+              <w:rPr>
+                <w:rFonts w:ascii="Times New Roman" w:eastAsia="Times New Roman" w:hAnsi="Times New Roman" w:cs="Times New Roman"/>
+                <w:sz w:val="24"/>
+              </w:rPr>
+            </w:pPr>
+            <w:r>
+              <w:rPr>
+                <w:rFonts w:ascii="Times New Roman" w:eastAsia="Times New Roman" w:hAnsi="Times New Roman" w:cs="Times New Roman"/>
+                <w:sz w:val="24"/>
+              </w:rPr>
+              <w:t>1</w:t>
+            </w:r>
+          </w:p>
+        </w:tc>
+        <w:tc>
+          <w:tcPr>
+            <w:tcW w:w="1417" w:type="dxa"/>
+          </w:tcPr>
+          <w:p>
+            <w:pPr>
+              <w:spacing w:after="0" w:line="240" w:lineRule="auto"/>
+              <w:ind w:left="0" w:right="0"/>
+              <w:jc w:val="center"/>
+              <w:rPr>
+                <w:rFonts w:ascii="Times New Roman" w:eastAsia="Times New Roman" w:hAnsi="Times New Roman" w:cs="Times New Roman"/>
+                <w:sz w:val="24"/>
+              </w:rPr>
+            </w:pPr>
+            <w:r>
+              <w:rPr>
+                <w:rFonts w:ascii="Times New Roman" w:eastAsia="Times New Roman" w:hAnsi="Times New Roman" w:cs="Times New Roman"/>
+                <w:sz w:val="24"/>
+              </w:rPr>
+              <w:t>9623</w:t>
+            </w:r>
+          </w:p>
+        </w:tc>
+        <w:tc>
+          <w:tcPr>
+            <w:tcW w:w="6690" w:type="dxa"/>
+          </w:tcPr>
+          <w:p>
+            <w:pPr>
+              <w:spacing w:after="0" w:line="240" w:lineRule="auto"/>
+              <w:ind w:left="0" w:right="0"/>
+              <w:rPr>
+                <w:rFonts w:ascii="Times New Roman" w:eastAsia="Times New Roman" w:hAnsi="Times New Roman" w:cs="Times New Roman"/>
+                <w:sz w:val="24"/>
+              </w:rPr>
+            </w:pPr>
+            <w:r>
+              <w:rPr>
+                <w:rFonts w:ascii="Times New Roman" w:eastAsia="Times New Roman" w:hAnsi="Times New Roman" w:cs="Times New Roman"/>
+                <w:sz w:val="24"/>
+              </w:rPr>
+              <w:t>Dịch vụ spa và xông hơi</w:t>
+            </w:r>
+          </w:p>
+          <w:p>
+            <w:pPr>
+              <w:spacing w:after="0" w:line="240" w:lineRule="auto"/>
+              <w:ind w:left="0" w:right="0"/>
+              <w:rPr>
+                <w:rFonts w:ascii="Times New Roman" w:eastAsia="Times New Roman" w:hAnsi="Times New Roman" w:cs="Times New Roman"/>
+                <w:sz w:val="24"/>
+              </w:rPr>
+            </w:pPr>
+            <w:r>
+              <w:rPr>
+                <w:rFonts w:ascii="Times New Roman" w:eastAsia="Times New Roman" w:hAnsi="Times New Roman" w:cs="Times New Roman"/>
+                <w:sz w:val="24"/>
+              </w:rPr>
+              <w:t>Chi tiết: Dịch vụ tắm hơi, massage và các dịch vụ tăng cường sức khoẻ tương tự (trừ hoạt động thể thao)</w:t>
+            </w:r>
+          </w:p>
+        </w:tc>
+        <w:tc>
+          <w:tcPr>
+            <w:tcW w:w="1304" w:type="dxa"/>
+          </w:tcPr>
+          <w:p>
+            <w:pPr>
+              <w:spacing w:after="0" w:line="240" w:lineRule="auto"/>
+              <w:ind w:left="0" w:right="0"/>
+              <w:jc w:val="center"/>
+              <w:rPr>
+                <w:rFonts w:ascii="Times New Roman" w:eastAsia="Times New Roman" w:hAnsi="Times New Roman" w:cs="Times New Roman"/>
+                <w:sz w:val="24"/>
+              </w:rPr>
+            </w:pPr>
+          </w:p>
+        </w:tc>
+      </w:tr>
+      <w:tr>
+        <w:trPr>
+          <w:cantSplit/>
+        </w:trPr>
+        <w:tc>
+          <w:tcPr>
+            <w:tcW w:w="680" w:type="dxa"/>
+          </w:tcPr>
+          <w:p>
+            <w:pPr>
+              <w:spacing w:after="0" w:line="240" w:lineRule="auto"/>
+              <w:ind w:left="0" w:right="0"/>
+              <w:jc w:val="center"/>
+              <w:rPr>
+                <w:rFonts w:ascii="Times New Roman" w:eastAsia="Times New Roman" w:hAnsi="Times New Roman" w:cs="Times New Roman"/>
+                <w:sz w:val="24"/>
+              </w:rPr>
+            </w:pPr>
+            <w:r>
+              <w:rPr>
+                <w:rFonts w:ascii="Times New Roman" w:eastAsia="Times New Roman" w:hAnsi="Times New Roman" w:cs="Times New Roman"/>
+                <w:sz w:val="24"/>
+              </w:rPr>
+              <w:t>2</w:t>
+            </w:r>
+          </w:p>
+        </w:tc>
+        <w:tc>
+          <w:tcPr>
+            <w:tcW w:w="1417" w:type="dxa"/>
+          </w:tcPr>
+          <w:p>
+            <w:pPr>
+              <w:spacing w:after="0" w:line="240" w:lineRule="auto"/>
+              <w:ind w:left="0" w:right="0"/>
+              <w:jc w:val="center"/>
+              <w:rPr>
+                <w:rFonts w:ascii="Times New Roman" w:eastAsia="Times New Roman" w:hAnsi="Times New Roman" w:cs="Times New Roman"/>
+                <w:sz w:val="24"/>
+              </w:rPr>
+            </w:pPr>
+            <w:r>
+              <w:rPr>
+                <w:rFonts w:ascii="Times New Roman" w:eastAsia="Times New Roman" w:hAnsi="Times New Roman" w:cs="Times New Roman"/>
+                <w:sz w:val="24"/>
+              </w:rPr>
+              <w:t>4673</w:t>
+            </w:r>
+          </w:p>
+        </w:tc>
+        <w:tc>
+          <w:tcPr>
+            <w:tcW w:w="6690" w:type="dxa"/>
+          </w:tcPr>
+          <w:p>
+            <w:pPr>
+              <w:spacing w:after="0" w:line="240" w:lineRule="auto"/>
+              <w:ind w:left="0" w:right="0"/>
+              <w:rPr>
+                <w:rFonts w:ascii="Times New Roman" w:eastAsia="Times New Roman" w:hAnsi="Times New Roman" w:cs="Times New Roman"/>
+                <w:sz w:val="24"/>
+              </w:rPr>
+            </w:pPr>
+            <w:r>
+              <w:rPr>
+                <w:rFonts w:ascii="Times New Roman" w:eastAsia="Times New Roman" w:hAnsi="Times New Roman" w:cs="Times New Roman"/>
+                <w:sz w:val="24"/>
+              </w:rPr>
+              <w:t>Bán buôn vật liệu, thiết bị lắp đặt khác trong xây dựng</w:t>
+            </w:r>
+          </w:p>
+        </w:tc>
+        <w:tc>
+          <w:tcPr>
+            <w:tcW w:w="1304" w:type="dxa"/>
+          </w:tcPr>
+          <w:p>
+            <w:pPr>
+              <w:spacing w:after="0" w:line="240" w:lineRule="auto"/>
+              <w:ind w:left="0" w:right="0"/>
+              <w:jc w:val="center"/>
+              <w:rPr>
+                <w:rFonts w:ascii="Times New Roman" w:eastAsia="Times New Roman" w:hAnsi="Times New Roman" w:cs="Times New Roman"/>
+                <w:sz w:val="24"/>
+              </w:rPr>
+            </w:pPr>
+          </w:p>
+        </w:tc>
+      </w:tr>
+      <w:tr>
+        <w:trPr>
+          <w:cantSplit/>
+        </w:trPr>
+        <w:tc>
+          <w:tcPr>
+            <w:tcW w:w="680" w:type="dxa"/>
+          </w:tcPr>
+          <w:p>
+            <w:pPr>
+              <w:spacing w:after="0" w:line="240" w:lineRule="auto"/>
+              <w:ind w:left="0" w:right="0"/>
+              <w:jc w:val="center"/>
+              <w:rPr>
+                <w:rFonts w:ascii="Times New Roman" w:eastAsia="Times New Roman" w:hAnsi="Times New Roman" w:cs="Times New Roman"/>
+                <w:sz w:val="24"/>
+              </w:rPr>
+            </w:pPr>
+            <w:r>
+              <w:rPr>
+                <w:rFonts w:ascii="Times New Roman" w:eastAsia="Times New Roman" w:hAnsi="Times New Roman" w:cs="Times New Roman"/>
+                <w:sz w:val="24"/>
+              </w:rPr>
+              <w:t>3</w:t>
+            </w:r>
+          </w:p>
+        </w:tc>
+        <w:tc>
+          <w:tcPr>
+            <w:tcW w:w="1417" w:type="dxa"/>
+          </w:tcPr>
+          <w:p>
+            <w:pPr>
+              <w:spacing w:after="0" w:line="240" w:lineRule="auto"/>
+              <w:ind w:left="0" w:right="0"/>
+              <w:jc w:val="center"/>
+              <w:rPr>
+                <w:rFonts w:ascii="Times New Roman" w:eastAsia="Times New Roman" w:hAnsi="Times New Roman" w:cs="Times New Roman"/>
+                <w:sz w:val="24"/>
+              </w:rPr>
+            </w:pPr>
+            <w:r>
+              <w:rPr>
+                <w:rFonts w:ascii="Times New Roman" w:eastAsia="Times New Roman" w:hAnsi="Times New Roman" w:cs="Times New Roman"/>
+                <w:sz w:val="24"/>
+              </w:rPr>
+              <w:t>4679</w:t>
+            </w:r>
+          </w:p>
+        </w:tc>
+        <w:tc>
+          <w:tcPr>
+            <w:tcW w:w="6690" w:type="dxa"/>
+          </w:tcPr>
+          <w:p>
+            <w:pPr>
+              <w:spacing w:after="0" w:line="240" w:lineRule="auto"/>
+              <w:ind w:left="0" w:right="0"/>
+              <w:rPr>
+                <w:rFonts w:ascii="Times New Roman" w:eastAsia="Times New Roman" w:hAnsi="Times New Roman" w:cs="Times New Roman"/>
+                <w:sz w:val="24"/>
+              </w:rPr>
+            </w:pPr>
+            <w:r>
+              <w:rPr>
+                <w:rFonts w:ascii="Times New Roman" w:eastAsia="Times New Roman" w:hAnsi="Times New Roman" w:cs="Times New Roman"/>
+                <w:sz w:val="24"/>
+              </w:rPr>
+              <w:t>Bán buôn chuyên doanh khác chưa được phân vào đâu</w:t>
+            </w:r>
+          </w:p>
+          <w:p>
+            <w:pPr>
+              <w:spacing w:after="0" w:line="240" w:lineRule="auto"/>
+              <w:ind w:left="0" w:right="0"/>
+              <w:rPr>
+                <w:rFonts w:ascii="Times New Roman" w:eastAsia="Times New Roman" w:hAnsi="Times New Roman" w:cs="Times New Roman"/>
+                <w:sz w:val="24"/>
+              </w:rPr>
+            </w:pPr>
+            <w:r>
+              <w:rPr>
+                <w:rFonts w:ascii="Times New Roman" w:eastAsia="Times New Roman" w:hAnsi="Times New Roman" w:cs="Times New Roman"/>
+                <w:sz w:val="24"/>
+              </w:rPr>
+              <w:t>Chi tiết:</w:t>
+            </w:r>
+          </w:p>
+          <w:p>
+            <w:pPr>
+              <w:spacing w:after="0" w:line="240" w:lineRule="auto"/>
+              <w:ind w:left="0" w:right="0"/>
+              <w:rPr>
+                <w:rFonts w:ascii="Times New Roman" w:eastAsia="Times New Roman" w:hAnsi="Times New Roman" w:cs="Times New Roman"/>
+                <w:sz w:val="24"/>
+              </w:rPr>
+            </w:pPr>
+            <w:r>
+              <w:rPr>
+                <w:rFonts w:ascii="Times New Roman" w:eastAsia="Times New Roman" w:hAnsi="Times New Roman" w:cs="Times New Roman"/>
+                <w:sz w:val="24"/>
+              </w:rPr>
+              <w:t>- Bán buôn hàng thủ công mỹ nghệ;</w:t>
+            </w:r>
+          </w:p>
+          <w:p>
+            <w:pPr>
+              <w:spacing w:after="0" w:line="240" w:lineRule="auto"/>
+              <w:ind w:left="0" w:right="0"/>
+              <w:rPr>
+                <w:rFonts w:ascii="Times New Roman" w:eastAsia="Times New Roman" w:hAnsi="Times New Roman" w:cs="Times New Roman"/>
+                <w:sz w:val="24"/>
+              </w:rPr>
+            </w:pPr>
+            <w:r>
+              <w:rPr>
+                <w:rFonts w:ascii="Times New Roman" w:eastAsia="Times New Roman" w:hAnsi="Times New Roman" w:cs="Times New Roman"/>
+                <w:sz w:val="24"/>
+              </w:rPr>
+              <w:t>- Bán buôn phân bón các loại.</w:t>
+            </w:r>
+          </w:p>
+        </w:tc>
+        <w:tc>
+          <w:tcPr>
+            <w:tcW w:w="1304" w:type="dxa"/>
+          </w:tcPr>
+          <w:p>
+            <w:pPr>
+              <w:spacing w:after="0" w:line="240" w:lineRule="auto"/>
+              <w:ind w:left="0" w:right="0"/>
+              <w:jc w:val="center"/>
+              <w:rPr>
+                <w:rFonts w:ascii="Times New Roman" w:eastAsia="Times New Roman" w:hAnsi="Times New Roman" w:cs="Times New Roman"/>
+                <w:sz w:val="24"/>
+              </w:rPr>
+            </w:pPr>
+          </w:p>
+        </w:tc>
+      </w:tr>
+      <w:tr>
+        <w:trPr>
+          <w:cantSplit/>
+        </w:trPr>
+        <w:tc>
+          <w:tcPr>
+            <w:tcW w:w="680" w:type="dxa"/>
+          </w:tcPr>
+          <w:p>
+            <w:pPr>
+              <w:spacing w:after="0" w:line="240" w:lineRule="auto"/>
+              <w:ind w:left="0" w:right="0"/>
+              <w:jc w:val="center"/>
+              <w:rPr>
+                <w:rFonts w:ascii="Times New Roman" w:eastAsia="Times New Roman" w:hAnsi="Times New Roman" w:cs="Times New Roman"/>
+                <w:sz w:val="24"/>
+              </w:rPr>
+            </w:pPr>
+            <w:r>
+              <w:rPr>
+                <w:rFonts w:ascii="Times New Roman" w:eastAsia="Times New Roman" w:hAnsi="Times New Roman" w:cs="Times New Roman"/>
+                <w:sz w:val="24"/>
+              </w:rPr>
+              <w:t>4</w:t>
+            </w:r>
+          </w:p>
+        </w:tc>
+        <w:tc>
+          <w:tcPr>
+            <w:tcW w:w="1417" w:type="dxa"/>
+          </w:tcPr>
+          <w:p>
+            <w:pPr>
+              <w:spacing w:after="0" w:line="240" w:lineRule="auto"/>
+              <w:ind w:left="0" w:right="0"/>
+              <w:jc w:val="center"/>
+              <w:rPr>
+                <w:rFonts w:ascii="Times New Roman" w:eastAsia="Times New Roman" w:hAnsi="Times New Roman" w:cs="Times New Roman"/>
+                <w:sz w:val="24"/>
+              </w:rPr>
+            </w:pPr>
+            <w:r>
+              <w:rPr>
+                <w:rFonts w:ascii="Times New Roman" w:eastAsia="Times New Roman" w:hAnsi="Times New Roman" w:cs="Times New Roman"/>
+                <w:sz w:val="24"/>
+              </w:rPr>
+              <w:t>4719</w:t>
+            </w:r>
+          </w:p>
+        </w:tc>
+        <w:tc>
+          <w:tcPr>
+            <w:tcW w:w="6690" w:type="dxa"/>
+          </w:tcPr>
+          <w:p>
+            <w:pPr>
+              <w:spacing w:after="0" w:line="240" w:lineRule="auto"/>
+              <w:ind w:left="0" w:right="0"/>
+              <w:rPr>
+                <w:rFonts w:ascii="Times New Roman" w:eastAsia="Times New Roman" w:hAnsi="Times New Roman" w:cs="Times New Roman"/>
+                <w:sz w:val="24"/>
+              </w:rPr>
+            </w:pPr>
+            <w:r>
+              <w:rPr>
+                <w:rFonts w:ascii="Times New Roman" w:eastAsia="Times New Roman" w:hAnsi="Times New Roman" w:cs="Times New Roman"/>
+                <w:sz w:val="24"/>
+              </w:rPr>
+              <w:t>Bán lẻ tổng hợp khác</w:t>
+            </w:r>
+          </w:p>
+          <w:p>
+            <w:pPr>
+              <w:spacing w:after="0" w:line="240" w:lineRule="auto"/>
+              <w:ind w:left="0" w:right="0"/>
+              <w:rPr>
+                <w:rFonts w:ascii="Times New Roman" w:eastAsia="Times New Roman" w:hAnsi="Times New Roman" w:cs="Times New Roman"/>
+                <w:sz w:val="24"/>
+              </w:rPr>
+            </w:pPr>
+            <w:r>
+              <w:rPr>
+                <w:rFonts w:ascii="Times New Roman" w:eastAsia="Times New Roman" w:hAnsi="Times New Roman" w:cs="Times New Roman"/>
+                <w:sz w:val="24"/>
+              </w:rPr>
+              <w:t>Chi tiết: Mua bán hàng hóa qua internet</w:t>
+            </w:r>
+          </w:p>
+        </w:tc>
+        <w:tc>
+          <w:tcPr>
+            <w:tcW w:w="1304" w:type="dxa"/>
+          </w:tcPr>
+          <w:p>
+            <w:pPr>
+              <w:spacing w:after="0" w:line="240" w:lineRule="auto"/>
+              <w:ind w:left="0" w:right="0"/>
+              <w:jc w:val="center"/>
+              <w:rPr>
+                <w:rFonts w:ascii="Times New Roman" w:eastAsia="Times New Roman" w:hAnsi="Times New Roman" w:cs="Times New Roman"/>
+                <w:sz w:val="24"/>
+              </w:rPr>
+            </w:pPr>
+          </w:p>
+        </w:tc>
+      </w:tr>
+    </w:tbl>
+    <w:p>
+      <w:pPr>
+        <w:pStyle w:val="ListParagraph"/>
+        <w:spacing w:after="120" w:line="240" w:lineRule="auto"/>
+        <w:ind w:left="1800" w:right="0"/>
+        <w:jc w:val="both"/>
+        <w:rPr>
+          <w:rFonts w:ascii="Times New Roman" w:hAnsi="Times New Roman"/>
+          <w:sz w:val="28"/>
+          <w:szCs w:val="28"/>
+        </w:rPr>
+      </w:pPr>
+    </w:p>
+    <w:p>
+      <w:pPr>
+        <w:pStyle w:val="ListParagraph"/>
+        <w:spacing w:after="120" w:line="240" w:lineRule="auto"/>
+        <w:ind w:left="1800" w:right="0"/>
+        <w:jc w:val="both"/>
+        <w:rPr>
+          <w:rFonts w:ascii="Times New Roman" w:hAnsi="Times New Roman"/>
+          <w:sz w:val="28"/>
+          <w:szCs w:val="28"/>
+        </w:rPr>
+      </w:pPr>
+    </w:p>
+    <w:p>
+      <w:pPr>
+        <w:pStyle w:val="ListParagraph"/>
+        <w:spacing w:after="120" w:line="240" w:lineRule="auto"/>
+        <w:ind w:left="1800" w:right="0"/>
+        <w:jc w:val="both"/>
+        <w:rPr>
+          <w:rFonts w:ascii="Times New Roman" w:hAnsi="Times New Roman"/>
+          <w:sz w:val="28"/>
+          <w:szCs w:val="28"/>
+        </w:rPr>
+      </w:pPr>
+    </w:p>
+    <w:p>
+      <w:pPr>
+        <w:pStyle w:val="ListParagraph"/>
+        <w:spacing w:after="120" w:line="240" w:lineRule="auto"/>
+        <w:ind w:left="1800" w:right="0"/>
+        <w:jc w:val="both"/>
+        <w:rPr>
+          <w:rFonts w:ascii="Times New Roman" w:hAnsi="Times New Roman"/>
+          <w:sz w:val="28"/>
+          <w:szCs w:val="28"/>
+        </w:rPr>
+      </w:pPr>
+    </w:p>
+    <w:p>
+      <w:pPr>
+        <w:pStyle w:val="ListParagraph"/>
+        <w:spacing w:after="120" w:line="240" w:lineRule="auto"/>
+        <w:ind w:left="1800" w:right="0"/>
+        <w:jc w:val="both"/>
+        <w:rPr>
+          <w:rFonts w:ascii="Times New Roman" w:hAnsi="Times New Roman"/>
+          <w:sz w:val="28"/>
+          <w:szCs w:val="28"/>
+        </w:rPr>
+      </w:pPr>
+    </w:p>
+    <w:p>
+      <w:pPr>
+        <w:pStyle w:val="ListParagraph"/>
+        <w:spacing w:after="120" w:line="240" w:lineRule="auto"/>
+        <w:ind w:left="1800" w:right="0"/>
+        <w:jc w:val="both"/>
+        <w:rPr>
+          <w:rFonts w:ascii="Times New Roman" w:hAnsi="Times New Roman"/>
+          <w:sz w:val="28"/>
+          <w:szCs w:val="28"/>
+        </w:rPr>
+      </w:pPr>
+    </w:p>
+    <w:p>
+      <w:pPr>
+        <w:pStyle w:val="ListParagraph"/>
+        <w:spacing w:after="120" w:line="240" w:lineRule="auto"/>
+        <w:ind w:left="1800" w:right="0"/>
+        <w:jc w:val="both"/>
+        <w:rPr>
+          <w:rFonts w:ascii="Times New Roman" w:hAnsi="Times New Roman"/>
+          <w:sz w:val="28"/>
+          <w:szCs w:val="28"/>
+        </w:rPr>
+      </w:pPr>
+    </w:p>
+    <w:p>
+      <w:pPr>
+        <w:pStyle w:val="ListParagraph"/>
+        <w:spacing w:after="120" w:line="240" w:lineRule="auto"/>
+        <w:ind w:left="1800" w:right="0"/>
+        <w:jc w:val="both"/>
+        <w:rPr>
+          <w:rFonts w:ascii="Times New Roman" w:hAnsi="Times New Roman"/>
+          <w:sz w:val="28"/>
+          <w:szCs w:val="28"/>
+        </w:rPr>
+      </w:pPr>
+    </w:p>
+    <w:p>
+      <w:pPr>
+        <w:pStyle w:val="ListParagraph"/>
+        <w:spacing w:after="120" w:line="240" w:lineRule="auto"/>
+        <w:ind w:left="1800" w:right="0"/>
+        <w:jc w:val="both"/>
+        <w:rPr>
+          <w:rFonts w:ascii="Times New Roman" w:hAnsi="Times New Roman"/>
+          <w:sz w:val="28"/>
+          <w:szCs w:val="28"/>
+        </w:rPr>
+      </w:pPr>
+    </w:p>
+    <w:p>
+      <w:pPr>
+        <w:pStyle w:val="ListParagraph"/>
+        <w:spacing w:after="120" w:line="240" w:lineRule="auto"/>
+        <w:ind w:left="1800" w:right="0"/>
+        <w:jc w:val="both"/>
+        <w:rPr>
+          <w:rFonts w:ascii="Times New Roman" w:hAnsi="Times New Roman"/>
+          <w:sz w:val="28"/>
+          <w:szCs w:val="28"/>
+        </w:rPr>
+      </w:pPr>
+    </w:p>
+    <w:p>
+      <w:pPr>
+        <w:pStyle w:val="ListParagraph"/>
+        <w:spacing w:after="120" w:line="240" w:lineRule="auto"/>
+        <w:ind w:left="1800" w:right="0"/>
+        <w:jc w:val="both"/>
+        <w:rPr>
+          <w:rFonts w:ascii="Times New Roman" w:hAnsi="Times New Roman"/>
+          <w:sz w:val="28"/>
+          <w:szCs w:val="28"/>
+        </w:rPr>
+      </w:pPr>
+    </w:p>
+    <w:p>
+      <w:pPr>
+        <w:pStyle w:val="ListParagraph"/>
+        <w:numPr>
+          <w:ilvl w:val="0"/>
+          <w:numId w:val="4"/>
+        </w:numPr>
+        <w:spacing w:after="120" w:line="240" w:lineRule="auto"/>
+        <w:ind w:right="0"/>
+        <w:jc w:val="both"/>
+        <w:rPr>
+          <w:rFonts w:ascii="Times New Roman" w:hAnsi="Times New Roman"/>
+          <w:sz w:val="28"/>
+          <w:szCs w:val="28"/>
+        </w:rPr>
+      </w:pPr>
+      <w:r>
+        <w:rPr>
+          <w:rFonts w:ascii="Times New Roman" w:hAnsi="Times New Roman"/>
+          <w:sz w:val="28"/>
+          <w:szCs w:val="28"/>
+        </w:rPr>
+        <w:t>Ngành nghề bị xóa:</w:t>
+      </w:r>
+    </w:p>
+    <w:tbl>
+      <w:tblPr>
+        <w:tblStyle w:val="TableGrid3"/>
+        <w:tblW w:w="0" w:type="auto"/>
+        <w:tblLook w:val="04A0" w:firstRow="1" w:lastRow="0" w:firstColumn="1" w:lastColumn="0" w:noHBand="0" w:noVBand="1"/>
+      </w:tblPr>
+      <w:tblGrid>
+        <w:gridCol w:w="678"/>
+        <w:gridCol w:w="1352"/>
+        <w:gridCol w:w="6033"/>
+        <w:gridCol w:w="1223"/>
+      </w:tblGrid>
+      <w:tr>
+        <w:trPr>
+          <w:cantSplit/>
+          <w:tblHeader/>
+        </w:trPr>
+        <w:tc>
+          <w:tcPr>
+            <w:tcW w:w="680" w:type="dxa"/>
+            <w:shd w:val="clear" w:color="auto" w:fill="D9E1F2"/>
+          </w:tcPr>
+          <w:p>
+            <w:pPr>
+              <w:spacing w:after="0" w:line="240" w:lineRule="auto"/>
+              <w:ind w:left="0" w:right="0"/>
+              <w:jc w:val="center"/>
+              <w:rPr>
+                <w:rFonts w:ascii="Times New Roman" w:eastAsia="Times New Roman" w:hAnsi="Times New Roman" w:cs="Times New Roman"/>
+                <w:sz w:val="24"/>
+              </w:rPr>
+            </w:pPr>
+            <w:r>
+              <w:rPr>
+                <w:rFonts w:ascii="Times New Roman" w:eastAsia="Times New Roman" w:hAnsi="Times New Roman" w:cs="Times New Roman"/>
+                <w:b/>
+                <w:sz w:val="24"/>
+              </w:rPr>
+              <w:t>STT</w:t>
+            </w:r>
+          </w:p>
+        </w:tc>
+        <w:tc>
+          <w:tcPr>
+            <w:tcW w:w="1417" w:type="dxa"/>
+            <w:shd w:val="clear" w:color="auto" w:fill="D9E1F2"/>
+          </w:tcPr>
+          <w:p>
+            <w:pPr>
+              <w:spacing w:after="0" w:line="240" w:lineRule="auto"/>
+              <w:ind w:left="0" w:right="0"/>
+              <w:jc w:val="center"/>
+              <w:rPr>
+                <w:rFonts w:ascii="Times New Roman" w:eastAsia="Times New Roman" w:hAnsi="Times New Roman" w:cs="Times New Roman"/>
+                <w:sz w:val="24"/>
+              </w:rPr>
+            </w:pPr>
+            <w:r>
+              <w:rPr>
+                <w:rFonts w:ascii="Times New Roman" w:eastAsia="Times New Roman" w:hAnsi="Times New Roman" w:cs="Times New Roman"/>
+                <w:b/>
+                <w:sz w:val="24"/>
+              </w:rPr>
+              <w:t>Mã ngành</w:t>
+            </w:r>
+          </w:p>
+        </w:tc>
+        <w:tc>
+          <w:tcPr>
+            <w:tcW w:w="6690" w:type="dxa"/>
+            <w:shd w:val="clear" w:color="auto" w:fill="D9E1F2"/>
+          </w:tcPr>
+          <w:p>
+            <w:pPr>
+              <w:spacing w:after="0" w:line="240" w:lineRule="auto"/>
+              <w:ind w:left="0" w:right="0"/>
+              <w:jc w:val="center"/>
+              <w:rPr>
+                <w:rFonts w:ascii="Times New Roman" w:eastAsia="Times New Roman" w:hAnsi="Times New Roman" w:cs="Times New Roman"/>
+                <w:sz w:val="24"/>
+              </w:rPr>
+            </w:pPr>
+            <w:r>
+              <w:rPr>
+                <w:rFonts w:ascii="Times New Roman" w:eastAsia="Times New Roman" w:hAnsi="Times New Roman" w:cs="Times New Roman"/>
+                <w:b/>
+                <w:sz w:val="24"/>
+              </w:rPr>
+              <w:t>Tên ngành</w:t>
+            </w:r>
+            <w:r>
+              <w:rPr>
+                <w:rFonts w:ascii="Times New Roman" w:eastAsia="Times New Roman" w:hAnsi="Times New Roman" w:cs="Times New Roman"/>
+                <w:b/>
+                <w:sz w:val="24"/>
+              </w:rPr>
+              <w:t xml:space="preserve"> nghề bị xóa</w:t>
+            </w:r>
+          </w:p>
+        </w:tc>
+        <w:tc>
+          <w:tcPr>
+            <w:tcW w:w="1304" w:type="dxa"/>
+            <w:shd w:val="clear" w:color="auto" w:fill="D9E1F2"/>
+          </w:tcPr>
+          <w:p>
+            <w:pPr>
+              <w:spacing w:after="0" w:line="240" w:lineRule="auto"/>
+              <w:ind w:left="0" w:right="0"/>
+              <w:jc w:val="center"/>
+              <w:rPr>
+                <w:rFonts w:ascii="Times New Roman" w:eastAsia="Times New Roman" w:hAnsi="Times New Roman" w:cs="Times New Roman"/>
+                <w:sz w:val="24"/>
+              </w:rPr>
+            </w:pPr>
+            <w:r>
+              <w:rPr>
+                <w:rFonts w:ascii="Times New Roman" w:eastAsia="Times New Roman" w:hAnsi="Times New Roman" w:cs="Times New Roman"/>
+                <w:b/>
+                <w:sz w:val="24"/>
+              </w:rPr>
+              <w:t>Ghi chú</w:t>
+            </w:r>
+          </w:p>
+        </w:tc>
+      </w:tr>
+      <w:tr>
+        <w:trPr>
+          <w:cantSplit/>
+        </w:trPr>
+        <w:tc>
+          <w:tcPr>
+            <w:tcW w:w="680" w:type="dxa"/>
+          </w:tcPr>
+          <w:p>
+            <w:pPr>
+              <w:spacing w:after="0" w:line="240" w:lineRule="auto"/>
+              <w:ind w:left="0" w:right="0"/>
+              <w:jc w:val="center"/>
+              <w:rPr>
+                <w:rFonts w:ascii="Times New Roman" w:eastAsia="Times New Roman" w:hAnsi="Times New Roman" w:cs="Times New Roman"/>
+                <w:sz w:val="24"/>
+              </w:rPr>
+            </w:pPr>
+            <w:r>
+              <w:rPr>
+                <w:rFonts w:ascii="Times New Roman" w:eastAsia="Times New Roman" w:hAnsi="Times New Roman" w:cs="Times New Roman"/>
+                <w:sz w:val="24"/>
+              </w:rPr>
+              <w:t>1</w:t>
+            </w:r>
+          </w:p>
+        </w:tc>
+        <w:tc>
+          <w:tcPr>
+            <w:tcW w:w="1417" w:type="dxa"/>
+          </w:tcPr>
+          <w:p>
+            <w:pPr>
+              <w:spacing w:after="0" w:line="240" w:lineRule="auto"/>
+              <w:ind w:left="0" w:right="0"/>
+              <w:jc w:val="center"/>
+              <w:rPr>
+                <w:rFonts w:ascii="Times New Roman" w:eastAsia="Times New Roman" w:hAnsi="Times New Roman" w:cs="Times New Roman"/>
+                <w:sz w:val="24"/>
+              </w:rPr>
+            </w:pPr>
+            <w:r>
+              <w:rPr>
+                <w:rFonts w:ascii="Times New Roman" w:eastAsia="Times New Roman" w:hAnsi="Times New Roman" w:cs="Times New Roman"/>
+                <w:sz w:val="24"/>
+              </w:rPr>
+              <w:t>9610</w:t>
+            </w:r>
+          </w:p>
+        </w:tc>
+        <w:tc>
+          <w:tcPr>
+            <w:tcW w:w="6690" w:type="dxa"/>
+          </w:tcPr>
+          <w:p>
+            <w:pPr>
+              <w:spacing w:after="0" w:line="240" w:lineRule="auto"/>
+              <w:ind w:left="0" w:right="0"/>
+              <w:rPr>
+                <w:rFonts w:ascii="Times New Roman" w:eastAsia="Times New Roman" w:hAnsi="Times New Roman" w:cs="Times New Roman"/>
+                <w:sz w:val="24"/>
+              </w:rPr>
+            </w:pPr>
+            <w:r>
+              <w:rPr>
+                <w:rFonts w:ascii="Times New Roman" w:eastAsia="Times New Roman" w:hAnsi="Times New Roman" w:cs="Times New Roman"/>
+                <w:sz w:val="24"/>
+              </w:rPr>
+              <w:t>Dịch vụ tắm hơi, massage và các dịch vụ tăng cường sức khoẻ tương tự (trừ hoạt động thể thao)</w:t>
+            </w:r>
+          </w:p>
+          <w:p>
+            <w:pPr>
+              <w:spacing w:after="0" w:line="240" w:lineRule="auto"/>
+              <w:ind w:left="0" w:right="0"/>
+              <w:rPr>
+                <w:rFonts w:ascii="Times New Roman" w:eastAsia="Times New Roman" w:hAnsi="Times New Roman" w:cs="Times New Roman"/>
+                <w:sz w:val="24"/>
+              </w:rPr>
+            </w:pPr>
+            <w:r>
+              <w:rPr>
+                <w:rFonts w:ascii="Times New Roman" w:eastAsia="Times New Roman" w:hAnsi="Times New Roman" w:cs="Times New Roman"/>
+                <w:sz w:val="24"/>
+              </w:rPr>
+              <w:t>Chi tiết: Dịch vụ của Spa</w:t>
+            </w:r>
+          </w:p>
+        </w:tc>
+        <w:tc>
+          <w:tcPr>
+            <w:tcW w:w="1304" w:type="dxa"/>
+          </w:tcPr>
+          <w:p>
+            <w:pPr>
+              <w:spacing w:after="0" w:line="240" w:lineRule="auto"/>
+              <w:ind w:left="0" w:right="0"/>
+              <w:jc w:val="center"/>
+              <w:rPr>
+                <w:rFonts w:ascii="Times New Roman" w:eastAsia="Times New Roman" w:hAnsi="Times New Roman" w:cs="Times New Roman"/>
+                <w:sz w:val="24"/>
+              </w:rPr>
+            </w:pPr>
+          </w:p>
+        </w:tc>
+      </w:tr>
+      <w:tr>
+        <w:trPr>
+          <w:cantSplit/>
+        </w:trPr>
+        <w:tc>
+          <w:tcPr>
+            <w:tcW w:w="680" w:type="dxa"/>
+          </w:tcPr>
+          <w:p>
+            <w:pPr>
+              <w:spacing w:after="0" w:line="240" w:lineRule="auto"/>
+              <w:ind w:left="0" w:right="0"/>
+              <w:jc w:val="center"/>
+              <w:rPr>
+                <w:rFonts w:ascii="Times New Roman" w:eastAsia="Times New Roman" w:hAnsi="Times New Roman" w:cs="Times New Roman"/>
+                <w:sz w:val="24"/>
+              </w:rPr>
+            </w:pPr>
+            <w:r>
+              <w:rPr>
+                <w:rFonts w:ascii="Times New Roman" w:eastAsia="Times New Roman" w:hAnsi="Times New Roman" w:cs="Times New Roman"/>
+                <w:sz w:val="24"/>
+              </w:rPr>
+              <w:t>2</w:t>
+            </w:r>
+          </w:p>
+        </w:tc>
+        <w:tc>
+          <w:tcPr>
+            <w:tcW w:w="1417" w:type="dxa"/>
+          </w:tcPr>
+          <w:p>
+            <w:pPr>
+              <w:spacing w:after="0" w:line="240" w:lineRule="auto"/>
+              <w:ind w:left="0" w:right="0"/>
+              <w:jc w:val="center"/>
+              <w:rPr>
+                <w:rFonts w:ascii="Times New Roman" w:eastAsia="Times New Roman" w:hAnsi="Times New Roman" w:cs="Times New Roman"/>
+                <w:sz w:val="24"/>
+              </w:rPr>
+            </w:pPr>
+            <w:r>
+              <w:rPr>
+                <w:rFonts w:ascii="Times New Roman" w:eastAsia="Times New Roman" w:hAnsi="Times New Roman" w:cs="Times New Roman"/>
+                <w:sz w:val="24"/>
+              </w:rPr>
+              <w:t>4663</w:t>
+            </w:r>
+          </w:p>
+        </w:tc>
+        <w:tc>
+          <w:tcPr>
+            <w:tcW w:w="6690" w:type="dxa"/>
+          </w:tcPr>
+          <w:p>
+            <w:pPr>
+              <w:spacing w:after="0" w:line="240" w:lineRule="auto"/>
+              <w:ind w:left="0" w:right="0"/>
+              <w:rPr>
+                <w:rFonts w:ascii="Times New Roman" w:eastAsia="Times New Roman" w:hAnsi="Times New Roman" w:cs="Times New Roman"/>
+                <w:sz w:val="24"/>
+              </w:rPr>
+            </w:pPr>
+            <w:r>
+              <w:rPr>
+                <w:rFonts w:ascii="Times New Roman" w:eastAsia="Times New Roman" w:hAnsi="Times New Roman" w:cs="Times New Roman"/>
+                <w:sz w:val="24"/>
+              </w:rPr>
+              <w:t>Bán buôn vật liệu, thiết bị lắp đặt khác trong xây dựng</w:t>
+            </w:r>
+          </w:p>
+          <w:p>
+            <w:pPr>
+              <w:spacing w:after="0" w:line="240" w:lineRule="auto"/>
+              <w:ind w:left="0" w:right="0"/>
+              <w:rPr>
+                <w:rFonts w:ascii="Times New Roman" w:eastAsia="Times New Roman" w:hAnsi="Times New Roman" w:cs="Times New Roman"/>
+                <w:sz w:val="24"/>
+              </w:rPr>
+            </w:pPr>
+            <w:r>
+              <w:rPr>
+                <w:rFonts w:ascii="Times New Roman" w:eastAsia="Times New Roman" w:hAnsi="Times New Roman" w:cs="Times New Roman"/>
+                <w:sz w:val="24"/>
+              </w:rPr>
+              <w:t>Chi tiết: Bán buôn các loại vật liệu xây dựng (trừ hoạt động bến thủy nội địa)</w:t>
+            </w:r>
+          </w:p>
+        </w:tc>
+        <w:tc>
+          <w:tcPr>
+            <w:tcW w:w="1304" w:type="dxa"/>
+          </w:tcPr>
+          <w:p>
+            <w:pPr>
+              <w:spacing w:after="0" w:line="240" w:lineRule="auto"/>
+              <w:ind w:left="0" w:right="0"/>
+              <w:jc w:val="center"/>
+              <w:rPr>
+                <w:rFonts w:ascii="Times New Roman" w:eastAsia="Times New Roman" w:hAnsi="Times New Roman" w:cs="Times New Roman"/>
+                <w:sz w:val="24"/>
+              </w:rPr>
+            </w:pPr>
+          </w:p>
+        </w:tc>
+      </w:tr>
+      <w:tr>
+        <w:trPr>
+          <w:cantSplit/>
+        </w:trPr>
+        <w:tc>
+          <w:tcPr>
+            <w:tcW w:w="680" w:type="dxa"/>
+          </w:tcPr>
+          <w:p>
+            <w:pPr>
+              <w:spacing w:after="0" w:line="240" w:lineRule="auto"/>
+              <w:ind w:left="0" w:right="0"/>
+              <w:jc w:val="center"/>
+              <w:rPr>
+                <w:rFonts w:ascii="Times New Roman" w:eastAsia="Times New Roman" w:hAnsi="Times New Roman" w:cs="Times New Roman"/>
+                <w:sz w:val="24"/>
+              </w:rPr>
+            </w:pPr>
+            <w:r>
+              <w:rPr>
+                <w:rFonts w:ascii="Times New Roman" w:eastAsia="Times New Roman" w:hAnsi="Times New Roman" w:cs="Times New Roman"/>
+                <w:sz w:val="24"/>
+              </w:rPr>
+              <w:t>3</w:t>
+            </w:r>
+          </w:p>
+        </w:tc>
+        <w:tc>
+          <w:tcPr>
+            <w:tcW w:w="1417" w:type="dxa"/>
+          </w:tcPr>
+          <w:p>
+            <w:pPr>
+              <w:spacing w:after="0" w:line="240" w:lineRule="auto"/>
+              <w:ind w:left="0" w:right="0"/>
+              <w:jc w:val="center"/>
+              <w:rPr>
+                <w:rFonts w:ascii="Times New Roman" w:eastAsia="Times New Roman" w:hAnsi="Times New Roman" w:cs="Times New Roman"/>
+                <w:sz w:val="24"/>
+              </w:rPr>
+            </w:pPr>
+            <w:r>
+              <w:rPr>
+                <w:rFonts w:ascii="Times New Roman" w:eastAsia="Times New Roman" w:hAnsi="Times New Roman" w:cs="Times New Roman"/>
+                <w:sz w:val="24"/>
+              </w:rPr>
+              <w:t>4669</w:t>
+            </w:r>
+          </w:p>
+        </w:tc>
+        <w:tc>
+          <w:tcPr>
+            <w:tcW w:w="6690" w:type="dxa"/>
+          </w:tcPr>
+          <w:p>
+            <w:pPr>
+              <w:spacing w:after="0" w:line="240" w:lineRule="auto"/>
+              <w:ind w:left="0" w:right="0"/>
+              <w:rPr>
+                <w:rFonts w:ascii="Times New Roman" w:eastAsia="Times New Roman" w:hAnsi="Times New Roman" w:cs="Times New Roman"/>
+                <w:sz w:val="24"/>
+              </w:rPr>
+            </w:pPr>
+            <w:r>
+              <w:rPr>
+                <w:rFonts w:ascii="Times New Roman" w:eastAsia="Times New Roman" w:hAnsi="Times New Roman" w:cs="Times New Roman"/>
+                <w:sz w:val="24"/>
+              </w:rPr>
+              <w:t>Bán buôn chuyên doanh khác chưa được phân vào đâu</w:t>
+            </w:r>
+          </w:p>
+          <w:p>
+            <w:pPr>
+              <w:spacing w:after="0" w:line="240" w:lineRule="auto"/>
+              <w:ind w:left="0" w:right="0"/>
+              <w:rPr>
+                <w:rFonts w:ascii="Times New Roman" w:eastAsia="Times New Roman" w:hAnsi="Times New Roman" w:cs="Times New Roman"/>
+                <w:sz w:val="24"/>
+              </w:rPr>
+            </w:pPr>
+            <w:r>
+              <w:rPr>
+                <w:rFonts w:ascii="Times New Roman" w:eastAsia="Times New Roman" w:hAnsi="Times New Roman" w:cs="Times New Roman"/>
+                <w:sz w:val="24"/>
+              </w:rPr>
+              <w:t>Chi tiết:</w:t>
+            </w:r>
+          </w:p>
+          <w:p>
+            <w:pPr>
+              <w:spacing w:after="0" w:line="240" w:lineRule="auto"/>
+              <w:ind w:left="0" w:right="0"/>
+              <w:rPr>
+                <w:rFonts w:ascii="Times New Roman" w:eastAsia="Times New Roman" w:hAnsi="Times New Roman" w:cs="Times New Roman"/>
+                <w:sz w:val="24"/>
+              </w:rPr>
+            </w:pPr>
+            <w:r>
+              <w:rPr>
+                <w:rFonts w:ascii="Times New Roman" w:eastAsia="Times New Roman" w:hAnsi="Times New Roman" w:cs="Times New Roman"/>
+                <w:sz w:val="24"/>
+              </w:rPr>
+              <w:t>- Bán buôn hàng thủ công mỹ nghệ;</w:t>
+            </w:r>
+          </w:p>
+          <w:p>
+            <w:pPr>
+              <w:spacing w:after="0" w:line="240" w:lineRule="auto"/>
+              <w:ind w:left="0" w:right="0"/>
+              <w:rPr>
+                <w:rFonts w:ascii="Times New Roman" w:eastAsia="Times New Roman" w:hAnsi="Times New Roman" w:cs="Times New Roman"/>
+                <w:sz w:val="24"/>
+              </w:rPr>
+            </w:pPr>
+            <w:r>
+              <w:rPr>
+                <w:rFonts w:ascii="Times New Roman" w:eastAsia="Times New Roman" w:hAnsi="Times New Roman" w:cs="Times New Roman"/>
+                <w:sz w:val="24"/>
+              </w:rPr>
+              <w:t>- Bán buôn phân bón các loại.</w:t>
+            </w:r>
+          </w:p>
+        </w:tc>
+        <w:tc>
+          <w:tcPr>
+            <w:tcW w:w="1304" w:type="dxa"/>
+          </w:tcPr>
+          <w:p>
+            <w:pPr>
+              <w:spacing w:after="0" w:line="240" w:lineRule="auto"/>
+              <w:ind w:left="0" w:right="0"/>
+              <w:jc w:val="center"/>
+              <w:rPr>
+                <w:rFonts w:ascii="Times New Roman" w:eastAsia="Times New Roman" w:hAnsi="Times New Roman" w:cs="Times New Roman"/>
+                <w:sz w:val="24"/>
+              </w:rPr>
+            </w:pPr>
+          </w:p>
+        </w:tc>
+      </w:tr>
+      <w:tr>
+        <w:trPr>
+          <w:cantSplit/>
+        </w:trPr>
+        <w:tc>
+          <w:tcPr>
+            <w:tcW w:w="680" w:type="dxa"/>
+          </w:tcPr>
+          <w:p>
+            <w:pPr>
+              <w:spacing w:after="0" w:line="240" w:lineRule="auto"/>
+              <w:ind w:left="0" w:right="0"/>
+              <w:jc w:val="center"/>
+              <w:rPr>
+                <w:rFonts w:ascii="Times New Roman" w:eastAsia="Times New Roman" w:hAnsi="Times New Roman" w:cs="Times New Roman"/>
+                <w:sz w:val="24"/>
+              </w:rPr>
+            </w:pPr>
+            <w:r>
+              <w:rPr>
+                <w:rFonts w:ascii="Times New Roman" w:eastAsia="Times New Roman" w:hAnsi="Times New Roman" w:cs="Times New Roman"/>
+                <w:sz w:val="24"/>
+              </w:rPr>
+              <w:t>4</w:t>
+            </w:r>
+          </w:p>
+        </w:tc>
+        <w:tc>
+          <w:tcPr>
+            <w:tcW w:w="1417" w:type="dxa"/>
+          </w:tcPr>
+          <w:p>
+            <w:pPr>
+              <w:spacing w:after="0" w:line="240" w:lineRule="auto"/>
+              <w:ind w:left="0" w:right="0"/>
+              <w:jc w:val="center"/>
+              <w:rPr>
+                <w:rFonts w:ascii="Times New Roman" w:eastAsia="Times New Roman" w:hAnsi="Times New Roman" w:cs="Times New Roman"/>
+                <w:sz w:val="24"/>
+              </w:rPr>
+            </w:pPr>
+            <w:r>
+              <w:rPr>
+                <w:rFonts w:ascii="Times New Roman" w:eastAsia="Times New Roman" w:hAnsi="Times New Roman" w:cs="Times New Roman"/>
+                <w:sz w:val="24"/>
+              </w:rPr>
+              <w:t>4791</w:t>
+            </w:r>
+          </w:p>
+        </w:tc>
+        <w:tc>
+          <w:tcPr>
+            <w:tcW w:w="6690" w:type="dxa"/>
+          </w:tcPr>
+          <w:p>
+            <w:pPr>
+              <w:spacing w:after="0" w:line="240" w:lineRule="auto"/>
+              <w:ind w:left="0" w:right="0"/>
+              <w:rPr>
+                <w:rFonts w:ascii="Times New Roman" w:eastAsia="Times New Roman" w:hAnsi="Times New Roman" w:cs="Times New Roman"/>
+                <w:sz w:val="24"/>
+              </w:rPr>
+            </w:pPr>
+            <w:r>
+              <w:rPr>
+                <w:rFonts w:ascii="Times New Roman" w:eastAsia="Times New Roman" w:hAnsi="Times New Roman" w:cs="Times New Roman"/>
+                <w:sz w:val="24"/>
+              </w:rPr>
+              <w:t>Bán lẻ theo yêu cầu đặt hàng qua bưu điện hoặc internet</w:t>
+            </w:r>
+          </w:p>
+          <w:p>
+            <w:pPr>
+              <w:spacing w:after="0" w:line="240" w:lineRule="auto"/>
+              <w:ind w:left="0" w:right="0"/>
+              <w:rPr>
+                <w:rFonts w:ascii="Times New Roman" w:eastAsia="Times New Roman" w:hAnsi="Times New Roman" w:cs="Times New Roman"/>
+                <w:sz w:val="24"/>
+              </w:rPr>
+            </w:pPr>
+            <w:r>
+              <w:rPr>
+                <w:rFonts w:ascii="Times New Roman" w:eastAsia="Times New Roman" w:hAnsi="Times New Roman" w:cs="Times New Roman"/>
+                <w:sz w:val="24"/>
+              </w:rPr>
+              <w:t>Chi tiết: Mua bán hàng hóa qua internet</w:t>
+            </w:r>
+          </w:p>
+        </w:tc>
+        <w:tc>
+          <w:tcPr>
+            <w:tcW w:w="1304" w:type="dxa"/>
+          </w:tcPr>
+          <w:p>
+            <w:pPr>
+              <w:spacing w:after="0" w:line="240" w:lineRule="auto"/>
+              <w:ind w:left="0" w:right="0"/>
+              <w:jc w:val="center"/>
+              <w:rPr>
+                <w:rFonts w:ascii="Times New Roman" w:eastAsia="Times New Roman" w:hAnsi="Times New Roman" w:cs="Times New Roman"/>
+                <w:sz w:val="24"/>
+              </w:rPr>
+            </w:pPr>
+          </w:p>
+        </w:tc>
+      </w:tr>
+      <w:tr>
+        <w:trPr>
+          <w:cantSplit/>
+        </w:trPr>
+        <w:tc>
+          <w:tcPr>
+            <w:tcW w:w="680" w:type="dxa"/>
+          </w:tcPr>
+          <w:p>
+            <w:pPr>
+              <w:spacing w:after="0" w:line="240" w:lineRule="auto"/>
+              <w:ind w:left="0" w:right="0"/>
+              <w:jc w:val="center"/>
+              <w:rPr>
+                <w:rFonts w:ascii="Times New Roman" w:eastAsia="Times New Roman" w:hAnsi="Times New Roman" w:cs="Times New Roman"/>
+                <w:sz w:val="24"/>
+              </w:rPr>
+            </w:pPr>
+            <w:r>
+              <w:rPr>
+                <w:rFonts w:ascii="Times New Roman" w:eastAsia="Times New Roman" w:hAnsi="Times New Roman" w:cs="Times New Roman"/>
+                <w:sz w:val="24"/>
+              </w:rPr>
+              <w:t>5</w:t>
+            </w:r>
+          </w:p>
+        </w:tc>
+        <w:tc>
+          <w:tcPr>
+            <w:tcW w:w="1417" w:type="dxa"/>
+          </w:tcPr>
+          <w:p>
+            <w:pPr>
+              <w:spacing w:after="0" w:line="240" w:lineRule="auto"/>
+              <w:ind w:left="0" w:right="0"/>
+              <w:jc w:val="center"/>
+              <w:rPr>
+                <w:rFonts w:ascii="Times New Roman" w:eastAsia="Times New Roman" w:hAnsi="Times New Roman" w:cs="Times New Roman"/>
+                <w:sz w:val="24"/>
+              </w:rPr>
+            </w:pPr>
+            <w:r>
+              <w:rPr>
+                <w:rFonts w:ascii="Times New Roman" w:eastAsia="Times New Roman" w:hAnsi="Times New Roman" w:cs="Times New Roman"/>
+                <w:sz w:val="24"/>
+              </w:rPr>
+              <w:t>4799</w:t>
+            </w:r>
+          </w:p>
+        </w:tc>
+        <w:tc>
+          <w:tcPr>
+            <w:tcW w:w="6690" w:type="dxa"/>
+          </w:tcPr>
+          <w:p>
+            <w:pPr>
+              <w:spacing w:after="0" w:line="240" w:lineRule="auto"/>
+              <w:ind w:left="0" w:right="0"/>
+              <w:rPr>
+                <w:rFonts w:ascii="Times New Roman" w:eastAsia="Times New Roman" w:hAnsi="Times New Roman" w:cs="Times New Roman"/>
+                <w:sz w:val="24"/>
+              </w:rPr>
+            </w:pPr>
+            <w:r>
+              <w:rPr>
+                <w:rFonts w:ascii="Times New Roman" w:eastAsia="Times New Roman" w:hAnsi="Times New Roman" w:cs="Times New Roman"/>
+                <w:sz w:val="24"/>
+              </w:rPr>
+              <w:t>Bán lẻ hình thức khác chưa được phân vào đâu</w:t>
+            </w:r>
+          </w:p>
+          <w:p>
+            <w:pPr>
+              <w:spacing w:after="0" w:line="240" w:lineRule="auto"/>
+              <w:ind w:left="0" w:right="0"/>
+              <w:rPr>
+                <w:rFonts w:ascii="Times New Roman" w:eastAsia="Times New Roman" w:hAnsi="Times New Roman" w:cs="Times New Roman"/>
+                <w:sz w:val="24"/>
+              </w:rPr>
+            </w:pPr>
+            <w:r>
+              <w:rPr>
+                <w:rFonts w:ascii="Times New Roman" w:eastAsia="Times New Roman" w:hAnsi="Times New Roman" w:cs="Times New Roman"/>
+                <w:sz w:val="24"/>
+              </w:rPr>
+              <w:t>Chi tiết: Mua bán hàng hóa qua internet</w:t>
+            </w:r>
+          </w:p>
+        </w:tc>
+        <w:tc>
+          <w:tcPr>
+            <w:tcW w:w="1304" w:type="dxa"/>
+          </w:tcPr>
+          <w:p>
+            <w:pPr>
+              <w:spacing w:after="0" w:line="240" w:lineRule="auto"/>
+              <w:ind w:left="0" w:right="0"/>
+              <w:jc w:val="center"/>
+              <w:rPr>
+                <w:rFonts w:ascii="Times New Roman" w:eastAsia="Times New Roman" w:hAnsi="Times New Roman" w:cs="Times New Roman"/>
+                <w:sz w:val="24"/>
+              </w:rPr>
+            </w:pPr>
+          </w:p>
+        </w:tc>
+      </w:tr>
+    </w:tbl>
+    <w:p>
+      <w:pPr>
+        <w:pStyle w:val="ListParagraph"/>
+        <w:spacing w:after="120" w:line="240" w:lineRule="auto"/>
+        <w:ind w:left="1800" w:right="0"/>
+        <w:jc w:val="both"/>
+        <w:rPr>
+          <w:rFonts w:ascii="Times New Roman" w:hAnsi="Times New Roman"/>
+          <w:sz w:val="28"/>
+          <w:szCs w:val="28"/>
+        </w:rPr>
+      </w:pPr>
     </w:p>
     <w:p>
       <w:pPr>
@@ -1516,21 +3746,10 @@
           <w:bCs/>
           <w:sz w:val="28"/>
           <w:szCs w:val="28"/>
-        </w:rPr>
-        <w:t> </w:t>
-      </w:r>
-    </w:p>
-    <w:p>
-      <w:pPr>
-        <w:spacing w:after="120" w:line="240" w:lineRule="auto"/>
-        <w:ind w:left="0" w:right="0" w:firstLine="360"/>
-        <w:jc w:val="both"/>
-        <w:rPr>
-          <w:rFonts w:ascii="Times New Roman" w:hAnsi="Times New Roman" w:cs="Times New Roman"/>
-          <w:sz w:val="28"/>
-          <w:szCs w:val="28"/>
-        </w:rPr>
-      </w:pPr>
+          <w:u w:val="single"/>
+        </w:rPr>
+        <w:t xml:space="preserve">Điều </w:t>
+      </w:r>
       <w:r>
         <w:rPr>
           <w:rFonts w:ascii="Times New Roman" w:hAnsi="Times New Roman" w:cs="Times New Roman"/>
@@ -1540,8 +3759,64 @@
           <w:szCs w:val="28"/>
           <w:u w:val="single"/>
         </w:rPr>
-        <w:t xml:space="preserve">Điều </w:t>
-      </w:r>
+        <w:t>3</w:t>
+      </w:r>
+      <w:r>
+        <w:rPr>
+          <w:rFonts w:ascii="Times New Roman" w:hAnsi="Times New Roman" w:cs="Times New Roman"/>
+          <w:sz w:val="28"/>
+          <w:szCs w:val="28"/>
+        </w:rPr>
+        <w:t xml:space="preserve">: Giao cho Ông/ Bà </w:t>
+      </w:r>
+      <w:r>
+        <w:rPr>
+          <w:rFonts w:ascii="Times New Roman" w:hAnsi="Times New Roman"/>
+          <w:sz w:val="28"/>
+          <w:szCs w:val="28"/>
+        </w:rPr>
+        <w:t>PHẠM THANH SƠN</w:t>
+      </w:r>
+      <w:r>
+        <w:rPr>
+          <w:rFonts w:ascii="Times New Roman" w:hAnsi="Times New Roman"/>
+          <w:sz w:val="28"/>
+          <w:szCs w:val="28"/>
+        </w:rPr>
+        <w:t xml:space="preserve"> </w:t>
+      </w:r>
+      <w:r>
+        <w:rPr>
+          <w:rFonts w:ascii="Times New Roman" w:hAnsi="Times New Roman" w:cs="Times New Roman"/>
+          <w:sz w:val="28"/>
+          <w:szCs w:val="28"/>
+        </w:rPr>
+        <w:t>tiến hành các thủ tục cần thiết theo quy định của pháp luật.</w:t>
+      </w:r>
+    </w:p>
+    <w:p>
+      <w:pPr>
+        <w:spacing w:after="120" w:line="240" w:lineRule="auto"/>
+        <w:ind w:left="0" w:right="0" w:firstLine="360"/>
+        <w:jc w:val="both"/>
+        <w:rPr>
+          <w:rFonts w:ascii="Times New Roman" w:hAnsi="Times New Roman" w:cs="Times New Roman"/>
+          <w:sz w:val="28"/>
+          <w:szCs w:val="28"/>
+        </w:rPr>
+      </w:pPr>
+    </w:p>
+    <w:p>
+      <w:pPr>
+        <w:spacing w:after="120" w:line="240" w:lineRule="auto"/>
+        <w:ind w:left="0" w:right="0" w:firstLine="360"/>
+        <w:jc w:val="both"/>
+        <w:rPr>
+          <w:rFonts w:ascii="Times New Roman" w:hAnsi="Times New Roman" w:cs="Times New Roman"/>
+          <w:sz w:val="28"/>
+          <w:szCs w:val="28"/>
+        </w:rPr>
+      </w:pPr>
       <w:r>
         <w:rPr>
           <w:rFonts w:ascii="Times New Roman" w:hAnsi="Times New Roman" w:cs="Times New Roman"/>
@@ -1549,17 +3824,8 @@
           <w:bCs/>
           <w:sz w:val="28"/>
           <w:szCs w:val="28"/>
-          <w:u w:val="single"/>
-        </w:rPr>
-        <w:t>3</w:t>
-      </w:r>
-      <w:r>
-        <w:rPr>
-          <w:rFonts w:ascii="Times New Roman" w:hAnsi="Times New Roman" w:cs="Times New Roman"/>
-          <w:sz w:val="28"/>
-          <w:szCs w:val="28"/>
-        </w:rPr>
-        <w:t>: Người đại diện theo pháp luật của công ty có trách nhiệm thi hành Quyết định này.</w:t>
+        </w:rPr>
+        <w:t> </w:t>
       </w:r>
     </w:p>
     <w:p>
@@ -1580,21 +3846,10 @@
           <w:bCs/>
           <w:sz w:val="28"/>
           <w:szCs w:val="28"/>
-        </w:rPr>
-        <w:t> </w:t>
-      </w:r>
-    </w:p>
-    <w:p>
-      <w:pPr>
-        <w:spacing w:after="120" w:line="240" w:lineRule="auto"/>
-        <w:ind w:left="0" w:right="0" w:firstLine="360"/>
-        <w:jc w:val="both"/>
-        <w:rPr>
-          <w:rFonts w:ascii="Times New Roman" w:hAnsi="Times New Roman" w:cs="Times New Roman"/>
-          <w:sz w:val="28"/>
-          <w:szCs w:val="28"/>
-        </w:rPr>
-      </w:pPr>
+          <w:u w:val="single"/>
+        </w:rPr>
+        <w:t xml:space="preserve">Điều </w:t>
+      </w:r>
       <w:r>
         <w:rPr>
           <w:rFonts w:ascii="Times New Roman" w:hAnsi="Times New Roman" w:cs="Times New Roman"/>
@@ -1604,8 +3859,28 @@
           <w:szCs w:val="28"/>
           <w:u w:val="single"/>
         </w:rPr>
-        <w:t xml:space="preserve">Điều </w:t>
-      </w:r>
+        <w:t>4</w:t>
+      </w:r>
+      <w:r>
+        <w:rPr>
+          <w:rFonts w:ascii="Times New Roman" w:hAnsi="Times New Roman" w:cs="Times New Roman"/>
+          <w:sz w:val="28"/>
+          <w:szCs w:val="28"/>
+        </w:rPr>
+        <w:t>: Người đại diện theo pháp luật của công ty có trách nhiệm thi hành Quyết định này.</w:t>
+      </w:r>
+    </w:p>
+    <w:p>
+      <w:pPr>
+        <w:spacing w:after="120" w:line="240" w:lineRule="auto"/>
+        <w:ind w:left="0" w:right="0" w:firstLine="360"/>
+        <w:jc w:val="both"/>
+        <w:rPr>
+          <w:rFonts w:ascii="Times New Roman" w:hAnsi="Times New Roman" w:cs="Times New Roman"/>
+          <w:sz w:val="28"/>
+          <w:szCs w:val="28"/>
+        </w:rPr>
+      </w:pPr>
       <w:r>
         <w:rPr>
           <w:rFonts w:ascii="Times New Roman" w:hAnsi="Times New Roman" w:cs="Times New Roman"/>
@@ -1613,18 +3888,147 @@
           <w:bCs/>
           <w:sz w:val="28"/>
           <w:szCs w:val="28"/>
+        </w:rPr>
+        <w:t> </w:t>
+      </w:r>
+    </w:p>
+    <w:p>
+      <w:pPr>
+        <w:spacing w:after="120" w:line="240" w:lineRule="auto"/>
+        <w:ind w:left="0" w:right="0" w:firstLine="360"/>
+        <w:jc w:val="both"/>
+        <w:rPr>
+          <w:rFonts w:ascii="Times New Roman" w:hAnsi="Times New Roman" w:cs="Times New Roman"/>
+          <w:sz w:val="28"/>
+          <w:szCs w:val="28"/>
+        </w:rPr>
+      </w:pPr>
+      <w:r>
+        <w:rPr>
+          <w:rFonts w:ascii="Times New Roman" w:hAnsi="Times New Roman" w:cs="Times New Roman"/>
+          <w:b/>
+          <w:bCs/>
+          <w:sz w:val="28"/>
+          <w:szCs w:val="28"/>
           <w:u w:val="single"/>
         </w:rPr>
-        <w:t>4</w:t>
+        <w:t xml:space="preserve">Điều </w:t>
       </w:r>
       <w:r>
         <w:rPr>
           <w:rFonts w:ascii="Times New Roman" w:hAnsi="Times New Roman" w:cs="Times New Roman"/>
+          <w:b/>
+          <w:bCs/>
+          <w:sz w:val="28"/>
+          <w:szCs w:val="28"/>
+          <w:u w:val="single"/>
+        </w:rPr>
+        <w:t>5</w:t>
+      </w:r>
+      <w:r>
+        <w:rPr>
+          <w:rFonts w:ascii="Times New Roman" w:hAnsi="Times New Roman" w:cs="Times New Roman"/>
           <w:sz w:val="28"/>
           <w:szCs w:val="28"/>
         </w:rPr>
         <w:t>: Quyết định này có hiệu lực kể từ ngày ký.</w:t>
       </w:r>
+    </w:p>
+    <w:p>
+      <w:pPr>
+        <w:spacing w:after="120" w:line="240" w:lineRule="auto"/>
+        <w:ind w:left="0" w:right="0" w:firstLine="360"/>
+        <w:jc w:val="both"/>
+        <w:rPr>
+          <w:rFonts w:ascii="Times New Roman" w:hAnsi="Times New Roman" w:cs="Times New Roman"/>
+          <w:sz w:val="28"/>
+          <w:szCs w:val="28"/>
+        </w:rPr>
+      </w:pPr>
+    </w:p>
+    <w:p>
+      <w:pPr>
+        <w:spacing w:after="120" w:line="240" w:lineRule="auto"/>
+        <w:ind w:left="0" w:right="0" w:firstLine="360"/>
+        <w:jc w:val="both"/>
+        <w:rPr>
+          <w:rFonts w:ascii="Times New Roman" w:hAnsi="Times New Roman" w:cs="Times New Roman"/>
+          <w:sz w:val="28"/>
+          <w:szCs w:val="28"/>
+        </w:rPr>
+      </w:pPr>
+    </w:p>
+    <w:p>
+      <w:pPr>
+        <w:spacing w:after="120" w:line="240" w:lineRule="auto"/>
+        <w:ind w:left="0" w:right="0" w:firstLine="360"/>
+        <w:jc w:val="both"/>
+        <w:rPr>
+          <w:rFonts w:ascii="Times New Roman" w:hAnsi="Times New Roman" w:cs="Times New Roman"/>
+          <w:sz w:val="28"/>
+          <w:szCs w:val="28"/>
+        </w:rPr>
+      </w:pPr>
+    </w:p>
+    <w:p>
+      <w:pPr>
+        <w:spacing w:after="120" w:line="240" w:lineRule="auto"/>
+        <w:ind w:left="0" w:right="0" w:firstLine="360"/>
+        <w:jc w:val="both"/>
+        <w:rPr>
+          <w:rFonts w:ascii="Times New Roman" w:hAnsi="Times New Roman" w:cs="Times New Roman"/>
+          <w:sz w:val="28"/>
+          <w:szCs w:val="28"/>
+        </w:rPr>
+      </w:pPr>
+    </w:p>
+    <w:p>
+      <w:pPr>
+        <w:spacing w:after="120" w:line="240" w:lineRule="auto"/>
+        <w:ind w:left="0" w:right="0" w:firstLine="360"/>
+        <w:jc w:val="both"/>
+        <w:rPr>
+          <w:rFonts w:ascii="Times New Roman" w:hAnsi="Times New Roman" w:cs="Times New Roman"/>
+          <w:sz w:val="28"/>
+          <w:szCs w:val="28"/>
+        </w:rPr>
+      </w:pPr>
+    </w:p>
+    <w:p>
+      <w:pPr>
+        <w:spacing w:after="120" w:line="240" w:lineRule="auto"/>
+        <w:ind w:left="0" w:right="0" w:firstLine="360"/>
+        <w:jc w:val="both"/>
+        <w:rPr>
+          <w:rFonts w:ascii="Times New Roman" w:hAnsi="Times New Roman" w:cs="Times New Roman"/>
+          <w:sz w:val="28"/>
+          <w:szCs w:val="28"/>
+        </w:rPr>
+      </w:pPr>
+    </w:p>
+    <w:p>
+      <w:pPr>
+        <w:spacing w:after="120" w:line="240" w:lineRule="auto"/>
+        <w:ind w:left="0" w:right="0" w:firstLine="360"/>
+        <w:jc w:val="both"/>
+        <w:rPr>
+          <w:rFonts w:ascii="Times New Roman" w:hAnsi="Times New Roman" w:cs="Times New Roman"/>
+          <w:sz w:val="28"/>
+          <w:szCs w:val="28"/>
+        </w:rPr>
+      </w:pPr>
+    </w:p>
+    <w:p>
+      <w:pPr>
+        <w:spacing w:after="120" w:line="240" w:lineRule="auto"/>
+        <w:ind w:left="0" w:right="0" w:firstLine="360"/>
+        <w:jc w:val="both"/>
+        <w:rPr>
+          <w:rFonts w:ascii="Times New Roman" w:hAnsi="Times New Roman" w:cs="Times New Roman"/>
+          <w:sz w:val="28"/>
+          <w:szCs w:val="28"/>
+        </w:rPr>
+      </w:pPr>
     </w:p>
     <w:p>
       <w:pPr>
@@ -1745,7 +4149,7 @@
                 <w:sz w:val="28"/>
                 <w:szCs w:val="28"/>
               </w:rPr>
-              <w:t>3</w:t>
+              <w:t>4</w:t>
             </w:r>
             <w:r>
               <w:rPr>
@@ -2004,8 +4408,120 @@
 </file>
 
 <file path=word/numbering.xml><?xml version="1.0" encoding="utf-8"?>
-<w:numbering xmlns:wpc="http://schemas.microsoft.com/office/word/2010/wordprocessingCanvas" xmlns:cx="http://schemas.microsoft.com/office/drawing/2014/chartex" xmlns:cx1="http://schemas.microsoft.com/office/drawing/2015/9/8/chartex" xmlns:mc="http://schemas.openxmlformats.org/markup-compatibility/2006" xmlns:o="urn:schemas-microsoft-com:office:office" xmlns:r="http://schemas.openxmlformats.org/officeDocument/2006/relationships" xmlns:m="http://schemas.openxmlformats.org/officeDocument/2006/math" xmlns:v="urn:schemas-microsoft-com:vml" xmlns:wp14="http://schemas.microsoft.com/office/word/2010/wordprocessingDrawing" xmlns:wp="http://schemas.openxmlformats.org/drawingml/2006/wordprocessingDrawing" xmlns:w10="urn:schemas-microsoft-com:office:word" xmlns:w="http://schemas.openxmlformats.org/wordprocessingml/2006/main" xmlns:w14="http://schemas.microsoft.com/office/word/2010/wordml" xmlns:w15="http://schemas.microsoft.com/office/word/2012/wordml" xmlns:w16se="http://schemas.microsoft.com/office/word/2015/wordml/symex" xmlns:wpg="http://schemas.microsoft.com/office/word/2010/wordprocessingGroup" xmlns:wpi="http://schemas.microsoft.com/office/word/2010/wordprocessingInk" xmlns:wne="http://schemas.microsoft.com/office/word/2006/wordml" xmlns:wps="http://schemas.microsoft.com/office/word/2010/wordprocessingShape" mc:Ignorable="w14 w15 w16se wp14">
+<w:numbering xmlns:wpc="http://schemas.microsoft.com/office/word/2010/wordprocessingCanvas" xmlns:cx="http://schemas.microsoft.com/office/drawing/2014/chartex" xmlns:mc="http://schemas.openxmlformats.org/markup-compatibility/2006" xmlns:o="urn:schemas-microsoft-com:office:office" xmlns:r="http://schemas.openxmlformats.org/officeDocument/2006/relationships" xmlns:m="http://schemas.openxmlformats.org/officeDocument/2006/math" xmlns:v="urn:schemas-microsoft-com:vml" xmlns:wp14="http://schemas.microsoft.com/office/word/2010/wordprocessingDrawing" xmlns:wp="http://schemas.openxmlformats.org/drawingml/2006/wordprocessingDrawing" xmlns:w10="urn:schemas-microsoft-com:office:word" xmlns:w="http://schemas.openxmlformats.org/wordprocessingml/2006/main" xmlns:w14="http://schemas.microsoft.com/office/word/2010/wordml" xmlns:w15="http://schemas.microsoft.com/office/word/2012/wordml" xmlns:w16se="http://schemas.microsoft.com/office/word/2015/wordml/symex" xmlns:wpg="http://schemas.microsoft.com/office/word/2010/wordprocessingGroup" xmlns:wpi="http://schemas.microsoft.com/office/word/2010/wordprocessingInk" xmlns:wne="http://schemas.microsoft.com/office/word/2006/wordml" xmlns:wps="http://schemas.microsoft.com/office/word/2010/wordprocessingShape" mc:Ignorable="w14 w15 w16se wp14">
   <w:abstractNum w:abstractNumId="0" w15:restartNumberingAfterBreak="0">
+    <w:nsid w:val="04AE3564"/>
+    <w:multiLevelType w:val="hybridMultilevel"/>
+    <w:tmpl w:val="D9ECD818"/>
+    <w:lvl w:ilvl="0" w:tplc="56E05560">
+      <w:numFmt w:val="bullet"/>
+      <w:lvlText w:val="-"/>
+      <w:lvlJc w:val="left"/>
+      <w:pPr>
+        <w:ind w:left="1800" w:hanging="360"/>
+      </w:pPr>
+      <w:rPr>
+        <w:rFonts w:ascii="Times New Roman" w:eastAsia="Calibri" w:hAnsi="Times New Roman" w:cs="Times New Roman" w:hint="default"/>
+      </w:rPr>
+    </w:lvl>
+    <w:lvl w:ilvl="1" w:tplc="04090003" w:tentative="1">
+      <w:start w:val="1"/>
+      <w:numFmt w:val="bullet"/>
+      <w:lvlText w:val="o"/>
+      <w:lvlJc w:val="left"/>
+      <w:pPr>
+        <w:ind w:left="2520" w:hanging="360"/>
+      </w:pPr>
+      <w:rPr>
+        <w:rFonts w:ascii="Courier New" w:hAnsi="Courier New" w:cs="Courier New" w:hint="default"/>
+      </w:rPr>
+    </w:lvl>
+    <w:lvl w:ilvl="2" w:tplc="04090005" w:tentative="1">
+      <w:start w:val="1"/>
+      <w:numFmt w:val="bullet"/>
+      <w:lvlText w:val=""/>
+      <w:lvlJc w:val="left"/>
+      <w:pPr>
+        <w:ind w:left="3240" w:hanging="360"/>
+      </w:pPr>
+      <w:rPr>
+        <w:rFonts w:ascii="Wingdings" w:hAnsi="Wingdings" w:hint="default"/>
+      </w:rPr>
+    </w:lvl>
+    <w:lvl w:ilvl="3" w:tplc="04090001" w:tentative="1">
+      <w:start w:val="1"/>
+      <w:numFmt w:val="bullet"/>
+      <w:lvlText w:val=""/>
+      <w:lvlJc w:val="left"/>
+      <w:pPr>
+        <w:ind w:left="3960" w:hanging="360"/>
+      </w:pPr>
+      <w:rPr>
+        <w:rFonts w:ascii="Symbol" w:hAnsi="Symbol" w:hint="default"/>
+      </w:rPr>
+    </w:lvl>
+    <w:lvl w:ilvl="4" w:tplc="04090003" w:tentative="1">
+      <w:start w:val="1"/>
+      <w:numFmt w:val="bullet"/>
+      <w:lvlText w:val="o"/>
+      <w:lvlJc w:val="left"/>
+      <w:pPr>
+        <w:ind w:left="4680" w:hanging="360"/>
+      </w:pPr>
+      <w:rPr>
+        <w:rFonts w:ascii="Courier New" w:hAnsi="Courier New" w:cs="Courier New" w:hint="default"/>
+      </w:rPr>
+    </w:lvl>
+    <w:lvl w:ilvl="5" w:tplc="04090005" w:tentative="1">
+      <w:start w:val="1"/>
+      <w:numFmt w:val="bullet"/>
+      <w:lvlText w:val=""/>
+      <w:lvlJc w:val="left"/>
+      <w:pPr>
+        <w:ind w:left="5400" w:hanging="360"/>
+      </w:pPr>
+      <w:rPr>
+        <w:rFonts w:ascii="Wingdings" w:hAnsi="Wingdings" w:hint="default"/>
+      </w:rPr>
+    </w:lvl>
+    <w:lvl w:ilvl="6" w:tplc="04090001" w:tentative="1">
+      <w:start w:val="1"/>
+      <w:numFmt w:val="bullet"/>
+      <w:lvlText w:val=""/>
+      <w:lvlJc w:val="left"/>
+      <w:pPr>
+        <w:ind w:left="6120" w:hanging="360"/>
+      </w:pPr>
+      <w:rPr>
+        <w:rFonts w:ascii="Symbol" w:hAnsi="Symbol" w:hint="default"/>
+      </w:rPr>
+    </w:lvl>
+    <w:lvl w:ilvl="7" w:tplc="04090003" w:tentative="1">
+      <w:start w:val="1"/>
+      <w:numFmt w:val="bullet"/>
+      <w:lvlText w:val="o"/>
+      <w:lvlJc w:val="left"/>
+      <w:pPr>
+        <w:ind w:left="6840" w:hanging="360"/>
+      </w:pPr>
+      <w:rPr>
+        <w:rFonts w:ascii="Courier New" w:hAnsi="Courier New" w:cs="Courier New" w:hint="default"/>
+      </w:rPr>
+    </w:lvl>
+    <w:lvl w:ilvl="8" w:tplc="04090005" w:tentative="1">
+      <w:start w:val="1"/>
+      <w:numFmt w:val="bullet"/>
+      <w:lvlText w:val=""/>
+      <w:lvlJc w:val="left"/>
+      <w:pPr>
+        <w:ind w:left="7560" w:hanging="360"/>
+      </w:pPr>
+      <w:rPr>
+        <w:rFonts w:ascii="Wingdings" w:hAnsi="Wingdings" w:hint="default"/>
+      </w:rPr>
+    </w:lvl>
+  </w:abstractNum>
+  <w:abstractNum w:abstractNumId="1" w15:restartNumberingAfterBreak="0">
     <w:nsid w:val="2DD33241"/>
     <w:multiLevelType w:val="hybridMultilevel"/>
     <w:tmpl w:val="4B461FA2"/>
@@ -2117,7 +4633,7 @@
       </w:rPr>
     </w:lvl>
   </w:abstractNum>
-  <w:abstractNum w:abstractNumId="1" w15:restartNumberingAfterBreak="0">
+  <w:abstractNum w:abstractNumId="2" w15:restartNumberingAfterBreak="0">
     <w:nsid w:val="34EC7720"/>
     <w:multiLevelType w:val="hybridMultilevel"/>
     <w:tmpl w:val="22D6BE62"/>
@@ -2230,7 +4746,7 @@
       </w:rPr>
     </w:lvl>
   </w:abstractNum>
-  <w:abstractNum w:abstractNumId="2" w15:restartNumberingAfterBreak="0">
+  <w:abstractNum w:abstractNumId="3" w15:restartNumberingAfterBreak="0">
     <w:nsid w:val="628A02F7"/>
     <w:multiLevelType w:val="hybridMultilevel"/>
     <w:tmpl w:val="39EEB2BC"/>
@@ -2343,12 +4859,15 @@
     </w:lvl>
   </w:abstractNum>
   <w:num w:numId="1">
+    <w:abstractNumId w:val="2"/>
+  </w:num>
+  <w:num w:numId="2">
+    <w:abstractNumId w:val="3"/>
+  </w:num>
+  <w:num w:numId="3">
     <w:abstractNumId w:val="1"/>
   </w:num>
-  <w:num w:numId="2">
-    <w:abstractNumId w:val="2"/>
-  </w:num>
-  <w:num w:numId="3">
+  <w:num w:numId="4">
     <w:abstractNumId w:val="0"/>
   </w:num>
 </w:numbering>
@@ -2520,7 +5039,7 @@
     <w:lsdException w:name="Table Web 2" w:semiHidden="1" w:unhideWhenUsed="1"/>
     <w:lsdException w:name="Table Web 3" w:semiHidden="1" w:unhideWhenUsed="1"/>
     <w:lsdException w:name="Balloon Text" w:semiHidden="1" w:unhideWhenUsed="1"/>
-    <w:lsdException w:name="Table Grid" w:locked="1" w:uiPriority="0"/>
+    <w:lsdException w:name="Table Grid" w:locked="1" w:uiPriority="59"/>
     <w:lsdException w:name="Table Theme" w:semiHidden="1" w:unhideWhenUsed="1"/>
     <w:lsdException w:name="Placeholder Text" w:semiHidden="1"/>
     <w:lsdException w:name="No Spacing" w:uiPriority="1" w:qFormat="1"/>
@@ -2921,8 +5440,75 @@
   <w:style w:type="table" w:styleId="TableGrid">
     <w:name w:val="Table Grid"/>
     <w:basedOn w:val="TableNormal"/>
+    <w:uiPriority w:val="59"/>
     <w:locked/>
     <w:rsid w:val="001653C7"/>
+    <w:tblPr>
+      <w:tblBorders>
+        <w:top w:val="single" w:sz="4" w:space="0" w:color="auto"/>
+        <w:left w:val="single" w:sz="4" w:space="0" w:color="auto"/>
+        <w:bottom w:val="single" w:sz="4" w:space="0" w:color="auto"/>
+        <w:right w:val="single" w:sz="4" w:space="0" w:color="auto"/>
+        <w:insideH w:val="single" w:sz="4" w:space="0" w:color="auto"/>
+        <w:insideV w:val="single" w:sz="4" w:space="0" w:color="auto"/>
+      </w:tblBorders>
+    </w:tblPr>
+  </w:style>
+  <w:style w:type="table" w:customStyle="1" w:styleId="TableGrid1">
+    <w:name w:val="Table Grid1"/>
+    <w:basedOn w:val="TableNormal"/>
+    <w:next w:val="TableGrid"/>
+    <w:uiPriority w:val="59"/>
+    <w:rsid w:val="00546677"/>
+    <w:rPr>
+      <w:rFonts w:ascii="Cambria" w:eastAsia="MS Mincho" w:hAnsi="Cambria"/>
+      <w:sz w:val="22"/>
+      <w:szCs w:val="22"/>
+    </w:rPr>
+    <w:tblPr>
+      <w:tblBorders>
+        <w:top w:val="single" w:sz="4" w:space="0" w:color="auto"/>
+        <w:left w:val="single" w:sz="4" w:space="0" w:color="auto"/>
+        <w:bottom w:val="single" w:sz="4" w:space="0" w:color="auto"/>
+        <w:right w:val="single" w:sz="4" w:space="0" w:color="auto"/>
+        <w:insideH w:val="single" w:sz="4" w:space="0" w:color="auto"/>
+        <w:insideV w:val="single" w:sz="4" w:space="0" w:color="auto"/>
+      </w:tblBorders>
+    </w:tblPr>
+  </w:style>
+  <w:style w:type="table" w:customStyle="1" w:styleId="TableGrid2">
+    <w:name w:val="Table Grid2"/>
+    <w:basedOn w:val="TableNormal"/>
+    <w:next w:val="TableGrid"/>
+    <w:uiPriority w:val="59"/>
+    <w:rsid w:val="007C22AD"/>
+    <w:rPr>
+      <w:rFonts w:ascii="Cambria" w:eastAsia="MS Mincho" w:hAnsi="Cambria"/>
+      <w:sz w:val="22"/>
+      <w:szCs w:val="22"/>
+    </w:rPr>
+    <w:tblPr>
+      <w:tblBorders>
+        <w:top w:val="single" w:sz="4" w:space="0" w:color="auto"/>
+        <w:left w:val="single" w:sz="4" w:space="0" w:color="auto"/>
+        <w:bottom w:val="single" w:sz="4" w:space="0" w:color="auto"/>
+        <w:right w:val="single" w:sz="4" w:space="0" w:color="auto"/>
+        <w:insideH w:val="single" w:sz="4" w:space="0" w:color="auto"/>
+        <w:insideV w:val="single" w:sz="4" w:space="0" w:color="auto"/>
+      </w:tblBorders>
+    </w:tblPr>
+  </w:style>
+  <w:style w:type="table" w:customStyle="1" w:styleId="TableGrid3">
+    <w:name w:val="Table Grid3"/>
+    <w:basedOn w:val="TableNormal"/>
+    <w:next w:val="TableGrid"/>
+    <w:uiPriority w:val="59"/>
+    <w:rsid w:val="005C0698"/>
+    <w:rPr>
+      <w:rFonts w:ascii="Cambria" w:eastAsia="MS Mincho" w:hAnsi="Cambria"/>
+      <w:sz w:val="22"/>
+      <w:szCs w:val="22"/>
+    </w:rPr>
     <w:tblPr>
       <w:tblBorders>
         <w:top w:val="single" w:sz="4" w:space="0" w:color="auto"/>
@@ -3199,21 +5785,6 @@
 </file>
 
 <file path=customXml/item1.xml><?xml version="1.0" encoding="utf-8"?>
-<p:properties xmlns:p="http://schemas.microsoft.com/office/2006/metadata/properties" xmlns:xsi="http://www.w3.org/2001/XMLSchema-instance" xmlns:pc="http://schemas.microsoft.com/office/infopath/2007/PartnerControls">
-  <documentManagement>
-    <AlternateThumbnailUrl xmlns="http://schemas.microsoft.com/sharepoint/v3">
-      <Url xsi:nil="true"/>
-      <Description xsi:nil="true"/>
-    </AlternateThumbnailUrl>
-    <VideoThumbnail xmlns="4ae7861e-4bff-47fb-9754-a3da037d4eb5" xsi:nil="true"/>
-    <ImageCreateDate xmlns="http://schemas.microsoft.com/sharepoint/v3" xsi:nil="true"/>
-    <GetImgForVideo xmlns="4ae7861e-4bff-47fb-9754-a3da037d4eb5" xsi:nil="true"/>
-    <Description xmlns="http://schemas.microsoft.com/sharepoint/v3" xsi:nil="true"/>
-  </documentManagement>
-</p:properties>
-</file>
-
-<file path=customXml/item2.xml><?xml version="1.0" encoding="utf-8"?>
 <ct:contentTypeSchema xmlns:ct="http://schemas.microsoft.com/office/2006/metadata/contentType" xmlns:ma="http://schemas.microsoft.com/office/2006/metadata/properties/metaAttributes" ct:_="" ma:_="" ma:contentTypeName="Picture" ma:contentTypeID="0x0101020088C615AFA6081A4EAC6D0C7B5DE5004C" ma:contentTypeVersion="3" ma:contentTypeDescription="Upload an image or a photograph." ma:contentTypeScope="" ma:versionID="8a358c36b680c6236bc77b7a1286c80c">
   <xsd:schema xmlns:xsd="http://www.w3.org/2001/XMLSchema" xmlns:xs="http://www.w3.org/2001/XMLSchema" xmlns:p="http://schemas.microsoft.com/office/2006/metadata/properties" xmlns:ns1="http://schemas.microsoft.com/sharepoint/v3" xmlns:ns2="4ae7861e-4bff-47fb-9754-a3da037d4eb5" targetNamespace="http://schemas.microsoft.com/office/2006/metadata/properties" ma:root="true" ma:fieldsID="1315e3235dfc98430f19347398624d38" ns1:_="" ns2:_="">
     <xsd:import namespace="http://schemas.microsoft.com/sharepoint/v3"/>
@@ -3401,6 +5972,21 @@
 </ct:contentTypeSchema>
 </file>
 
+<file path=customXml/item2.xml><?xml version="1.0" encoding="utf-8"?>
+<p:properties xmlns:p="http://schemas.microsoft.com/office/2006/metadata/properties" xmlns:xsi="http://www.w3.org/2001/XMLSchema-instance" xmlns:pc="http://schemas.microsoft.com/office/infopath/2007/PartnerControls">
+  <documentManagement>
+    <AlternateThumbnailUrl xmlns="http://schemas.microsoft.com/sharepoint/v3">
+      <Url xsi:nil="true"/>
+      <Description xsi:nil="true"/>
+    </AlternateThumbnailUrl>
+    <VideoThumbnail xmlns="4ae7861e-4bff-47fb-9754-a3da037d4eb5" xsi:nil="true"/>
+    <ImageCreateDate xmlns="http://schemas.microsoft.com/sharepoint/v3" xsi:nil="true"/>
+    <GetImgForVideo xmlns="4ae7861e-4bff-47fb-9754-a3da037d4eb5" xsi:nil="true"/>
+    <Description xmlns="http://schemas.microsoft.com/sharepoint/v3" xsi:nil="true"/>
+  </documentManagement>
+</p:properties>
+</file>
+
 <file path=customXml/item3.xml><?xml version="1.0" encoding="utf-8"?>
 <?mso-contentType ?>
 <FormTemplates xmlns="http://schemas.microsoft.com/sharepoint/v3/contenttype/forms">
@@ -3411,17 +5997,6 @@
 </file>
 
 <file path=customXml/itemProps1.xml><?xml version="1.0" encoding="utf-8"?>
-<ds:datastoreItem xmlns:ds="http://schemas.openxmlformats.org/officeDocument/2006/customXml" ds:itemID="{DFBF5159-804B-4563-9B15-6A0468B25410}">
-  <ds:schemaRefs>
-    <ds:schemaRef ds:uri="http://schemas.microsoft.com/office/2006/metadata/properties"/>
-    <ds:schemaRef ds:uri="http://schemas.microsoft.com/office/infopath/2007/PartnerControls"/>
-    <ds:schemaRef ds:uri="http://schemas.microsoft.com/sharepoint/v3"/>
-    <ds:schemaRef ds:uri="4ae7861e-4bff-47fb-9754-a3da037d4eb5"/>
-  </ds:schemaRefs>
-</ds:datastoreItem>
-</file>
-
-<file path=customXml/itemProps2.xml><?xml version="1.0" encoding="utf-8"?>
 <ds:datastoreItem xmlns:ds="http://schemas.openxmlformats.org/officeDocument/2006/customXml" ds:itemID="{8032CC91-C47F-435F-963C-35AB8945FB24}">
   <ds:schemaRefs>
     <ds:schemaRef ds:uri="http://schemas.microsoft.com/office/2006/metadata/contentType"/>
@@ -3440,6 +6015,17 @@
 </ds:datastoreItem>
 </file>
 
+<file path=customXml/itemProps2.xml><?xml version="1.0" encoding="utf-8"?>
+<ds:datastoreItem xmlns:ds="http://schemas.openxmlformats.org/officeDocument/2006/customXml" ds:itemID="{DFBF5159-804B-4563-9B15-6A0468B25410}">
+  <ds:schemaRefs>
+    <ds:schemaRef ds:uri="http://schemas.microsoft.com/office/2006/metadata/properties"/>
+    <ds:schemaRef ds:uri="http://schemas.microsoft.com/office/infopath/2007/PartnerControls"/>
+    <ds:schemaRef ds:uri="http://schemas.microsoft.com/sharepoint/v3"/>
+    <ds:schemaRef ds:uri="4ae7861e-4bff-47fb-9754-a3da037d4eb5"/>
+  </ds:schemaRefs>
+</ds:datastoreItem>
+</file>
+
 <file path=customXml/itemProps3.xml><?xml version="1.0" encoding="utf-8"?>
 <ds:datastoreItem xmlns:ds="http://schemas.openxmlformats.org/officeDocument/2006/customXml" ds:itemID="{AFD07A8A-035B-44B3-8740-60045F8E4C9F}">
   <ds:schemaRefs>
